--- a/ClaimSync_PRD_v4.docx
+++ b/ClaimSync_PRD_v4.docx
@@ -58,7 +58,7 @@
     </w:p>
     <w:p>
       <w:pPr>
-        <w:spacing w:after="200" w:before="0"/>
+        <w:spacing w:after="80" w:before="0"/>
         <w:jc w:val="center"/>
       </w:pPr>
       <w:r>
@@ -68,7 +68,24 @@
           <w:sz w:val="18"/>
           <w:szCs w:val="18"/>
         </w:rPr>
-        <w:t xml:space="preserve">Kaaryaa GenAI Solutions  |  26 March 2026  |  CONFIDENTIAL</w:t>
+        <w:t xml:space="preserve">Kaaryaa GenAI Solutions  |  26 March 2026 (Final EOD)  |  CONFIDENTIAL</w:t>
+      </w:r>
+    </w:p>
+    <w:p>
+      <w:pPr>
+        <w:spacing w:after="200" w:before="0"/>
+        <w:jc w:val="center"/>
+      </w:pPr>
+      <w:r>
+        <w:rPr>
+          <w:rFonts w:ascii="Arial" w:cs="Arial" w:eastAsia="Arial" w:hAnsi="Arial"/>
+          <w:i/>
+          <w:iCs/>
+          <w:color w:val="888888"/>
+          <w:sz w:val="16"/>
+          <w:szCs w:val="16"/>
+        </w:rPr>
+        <w:t xml:space="preserve">All three repos synced to GitHub  |  Engine :3.9 verified  |  DB cost at floor</w:t>
       </w:r>
     </w:p>
     <w:tbl>
@@ -133,7 +150,8 @@
                 <w:sz w:val="16"/>
                 <w:szCs w:val="16"/>
               </w:rPr>
-              <w:t xml:space="preserve">Resubmission Fix Live</w:t>
+              <w:t xml:space="preserve">Resub fix verified
+18 files confirmed</w:t>
             </w:r>
           </w:p>
         </w:tc>
@@ -180,7 +198,8 @@
                 <w:sz w:val="16"/>
                 <w:szCs w:val="16"/>
               </w:rPr>
-              <w:t xml:space="preserve">Intervals FROM/TO Fixed</w:t>
+              <w:t xml:space="preserve">Intervals live
+FROM/TO fixed</w:t>
             </w:r>
           </w:p>
         </w:tc>
@@ -227,7 +246,8 @@
                 <w:sz w:val="16"/>
                 <w:szCs w:val="16"/>
               </w:rPr>
-              <w:t xml:space="preserve">XML Interval Viewer</w:t>
+              <w:t xml:space="preserve">XML viewer live
+18 routes active</w:t>
             </w:r>
           </w:p>
         </w:tc>
@@ -260,7 +280,7 @@
                 <w:sz w:val="20"/>
                 <w:szCs w:val="20"/>
               </w:rPr>
-              <w:t xml:space="preserve">2 Facilities</w:t>
+              <w:t xml:space="preserve">GitHub Synced</w:t>
             </w:r>
           </w:p>
           <w:p>
@@ -274,7 +294,8 @@
                 <w:sz w:val="16"/>
                 <w:szCs w:val="16"/>
               </w:rPr>
-              <w:t xml:space="preserve">MF2618 + MF5360 Active</w:t>
+              <w:t xml:space="preserve">All 3 repos
+26 Mar 2026</w:t>
             </w:r>
           </w:p>
         </w:tc>
@@ -874,7 +895,7 @@
           <w:sz w:val="30"/>
           <w:szCs w:val="30"/>
         </w:rPr>
-        <w:t xml:space="preserve">2. Live Versions (26 Mar 2026 EOD)</w:t>
+        <w:t xml:space="preserve">2. Live Versions (26 Mar 2026 — Final EOD)</w:t>
       </w:r>
     </w:p>
     <w:tbl>
@@ -892,8 +913,8 @@
       <w:tblGrid>
         <w:gridCol w:w="1800"/>
         <w:gridCol w:w="2400"/>
-        <w:gridCol w:w="3160"/>
-        <w:gridCol w:w="2000"/>
+        <w:gridCol w:w="3000"/>
+        <w:gridCol w:w="2160"/>
       </w:tblGrid>
       <w:tr>
         <w:trPr>
@@ -963,7 +984,7 @@
         </w:tc>
         <w:tc>
           <w:tcPr>
-            <w:tcW w:type="dxa" w:w="3160"/>
+            <w:tcW w:type="dxa" w:w="3000"/>
             <w:tcBorders>
               <w:top w:val="single" w:color="CCCCCC" w:sz="1"/>
               <w:left w:val="single" w:color="CCCCCC" w:sz="1"/>
@@ -988,13 +1009,13 @@
                 <w:sz w:val="18"/>
                 <w:szCs w:val="18"/>
               </w:rPr>
-              <w:t xml:space="preserve">Container App / Job</w:t>
-            </w:r>
-          </w:p>
-        </w:tc>
-        <w:tc>
-          <w:tcPr>
-            <w:tcW w:type="dxa" w:w="2000"/>
+              <w:t xml:space="preserve">Deployment</w:t>
+            </w:r>
+          </w:p>
+        </w:tc>
+        <w:tc>
+          <w:tcPr>
+            <w:tcW w:type="dxa" w:w="2160"/>
             <w:tcBorders>
               <w:top w:val="single" w:color="CCCCCC" w:sz="1"/>
               <w:left w:val="single" w:color="CCCCCC" w:sz="1"/>
@@ -1019,7 +1040,7 @@
                 <w:sz w:val="18"/>
                 <w:szCs w:val="18"/>
               </w:rPr>
-              <w:t xml:space="preserve">Key Changes in This Version</w:t>
+              <w:t xml:space="preserve">Key Changes</w:t>
             </w:r>
           </w:p>
         </w:tc>
@@ -1089,7 +1110,7 @@
         </w:tc>
         <w:tc>
           <w:tcPr>
-            <w:tcW w:type="dxa" w:w="3160"/>
+            <w:tcW w:type="dxa" w:w="3000"/>
             <w:tcBorders>
               <w:top w:val="single" w:color="CCCCCC" w:sz="1"/>
               <w:left w:val="single" w:color="CCCCCC" w:sz="1"/>
@@ -1120,7 +1141,7 @@
         </w:tc>
         <w:tc>
           <w:tcPr>
-            <w:tcW w:type="dxa" w:w="2000"/>
+            <w:tcW w:type="dxa" w:w="2160"/>
             <w:tcBorders>
               <w:top w:val="single" w:color="CCCCCC" w:sz="1"/>
               <w:left w:val="single" w:color="CCCCCC" w:sz="1"/>
@@ -1145,7 +1166,7 @@
                 <w:sz w:val="18"/>
                 <w:szCs w:val="18"/>
               </w:rPr>
-              <w:t xml:space="preserve">Resubmission blob upload fix</w:t>
+              <w:t xml:space="preserve">Resub fix — 18 files verified ✅</w:t>
             </w:r>
           </w:p>
         </w:tc>
@@ -1215,7 +1236,7 @@
         </w:tc>
         <w:tc>
           <w:tcPr>
-            <w:tcW w:type="dxa" w:w="3160"/>
+            <w:tcW w:type="dxa" w:w="3000"/>
             <w:tcBorders>
               <w:top w:val="single" w:color="CCCCCC" w:sz="1"/>
               <w:left w:val="single" w:color="CCCCCC" w:sz="1"/>
@@ -1246,32 +1267,32 @@
         </w:tc>
         <w:tc>
           <w:tcPr>
-            <w:tcW w:type="dxa" w:w="2000"/>
-            <w:tcBorders>
-              <w:top w:val="single" w:color="CCCCCC" w:sz="1"/>
-              <w:left w:val="single" w:color="CCCCCC" w:sz="1"/>
-              <w:bottom w:val="single" w:color="CCCCCC" w:sz="1"/>
-              <w:right w:val="single" w:color="CCCCCC" w:sz="1"/>
-            </w:tcBorders>
-            <w:shd w:fill="FFFFFF" w:val="clear"/>
-            <w:tcMar>
-              <w:top w:type="dxa" w:w="80"/>
-              <w:left w:type="dxa" w:w="120"/>
-              <w:bottom w:type="dxa" w:w="80"/>
-              <w:right w:type="dxa" w:w="120"/>
-            </w:tcMar>
-          </w:tcPr>
-          <w:p>
-            <w:r>
-              <w:rPr>
-                <w:rFonts w:ascii="Arial" w:cs="Arial" w:eastAsia="Arial" w:hAnsi="Arial"/>
-                <w:b w:val="false"/>
-                <w:bCs w:val="false"/>
-                <w:color w:val="1A1A2E"/>
-                <w:sz w:val="18"/>
-                <w:szCs w:val="18"/>
-              </w:rPr>
-              <w:t xml:space="preserve">Interval FROM/TO populated</w:t>
+            <w:tcW w:type="dxa" w:w="2160"/>
+            <w:tcBorders>
+              <w:top w:val="single" w:color="CCCCCC" w:sz="1"/>
+              <w:left w:val="single" w:color="CCCCCC" w:sz="1"/>
+              <w:bottom w:val="single" w:color="CCCCCC" w:sz="1"/>
+              <w:right w:val="single" w:color="CCCCCC" w:sz="1"/>
+            </w:tcBorders>
+            <w:shd w:fill="FFFFFF" w:val="clear"/>
+            <w:tcMar>
+              <w:top w:type="dxa" w:w="80"/>
+              <w:left w:type="dxa" w:w="120"/>
+              <w:bottom w:type="dxa" w:w="80"/>
+              <w:right w:type="dxa" w:w="120"/>
+            </w:tcMar>
+          </w:tcPr>
+          <w:p>
+            <w:r>
+              <w:rPr>
+                <w:rFonts w:ascii="Arial" w:cs="Arial" w:eastAsia="Arial" w:hAnsi="Arial"/>
+                <w:b w:val="false"/>
+                <w:bCs w:val="false"/>
+                <w:color w:val="1A1A2E"/>
+                <w:sz w:val="18"/>
+                <w:szCs w:val="18"/>
+              </w:rPr>
+              <w:t xml:space="preserve">Interval FROM/TO populated ✅</w:t>
             </w:r>
           </w:p>
         </w:tc>
@@ -1341,7 +1362,7 @@
         </w:tc>
         <w:tc>
           <w:tcPr>
-            <w:tcW w:type="dxa" w:w="3160"/>
+            <w:tcW w:type="dxa" w:w="3000"/>
             <w:tcBorders>
               <w:top w:val="single" w:color="CCCCCC" w:sz="1"/>
               <w:left w:val="single" w:color="CCCCCC" w:sz="1"/>
@@ -1372,7 +1393,7 @@
         </w:tc>
         <w:tc>
           <w:tcPr>
-            <w:tcW w:type="dxa" w:w="2000"/>
+            <w:tcW w:type="dxa" w:w="2160"/>
             <w:tcBorders>
               <w:top w:val="single" w:color="CCCCCC" w:sz="1"/>
               <w:left w:val="single" w:color="CCCCCC" w:sz="1"/>
@@ -1397,7 +1418,7 @@
                 <w:sz w:val="18"/>
                 <w:szCs w:val="18"/>
               </w:rPr>
-              <w:t xml:space="preserve">Interval XML viewer</w:t>
+              <w:t xml:space="preserve">Side-by-side XML viewer ✅</w:t>
             </w:r>
           </w:p>
         </w:tc>
@@ -1467,68 +1488,88 @@
         </w:tc>
         <w:tc>
           <w:tcPr>
-            <w:tcW w:type="dxa" w:w="3160"/>
-            <w:tcBorders>
-              <w:top w:val="single" w:color="CCCCCC" w:sz="1"/>
-              <w:left w:val="single" w:color="CCCCCC" w:sz="1"/>
-              <w:bottom w:val="single" w:color="CCCCCC" w:sz="1"/>
-              <w:right w:val="single" w:color="CCCCCC" w:sz="1"/>
-            </w:tcBorders>
-            <w:shd w:fill="FFFFFF" w:val="clear"/>
-            <w:tcMar>
-              <w:top w:type="dxa" w:w="80"/>
-              <w:left w:type="dxa" w:w="120"/>
-              <w:bottom w:type="dxa" w:w="80"/>
-              <w:right w:type="dxa" w:w="120"/>
-            </w:tcMar>
-          </w:tcPr>
-          <w:p>
-            <w:r>
-              <w:rPr>
-                <w:rFonts w:ascii="Arial" w:cs="Arial" w:eastAsia="Arial" w:hAnsi="Arial"/>
-                <w:b w:val="false"/>
-                <w:bCs w:val="false"/>
-                <w:color w:val="1A1A2E"/>
-                <w:sz w:val="18"/>
-                <w:szCs w:val="18"/>
-              </w:rPr>
-              <w:t xml:space="preserve">Saleem PC Task Scheduler 07:00 UAE</w:t>
-            </w:r>
-          </w:p>
-        </w:tc>
-        <w:tc>
-          <w:tcPr>
-            <w:tcW w:type="dxa" w:w="2000"/>
-            <w:tcBorders>
-              <w:top w:val="single" w:color="CCCCCC" w:sz="1"/>
-              <w:left w:val="single" w:color="CCCCCC" w:sz="1"/>
-              <w:bottom w:val="single" w:color="CCCCCC" w:sz="1"/>
-              <w:right w:val="single" w:color="CCCCCC" w:sz="1"/>
-            </w:tcBorders>
-            <w:shd w:fill="FFFFFF" w:val="clear"/>
-            <w:tcMar>
-              <w:top w:type="dxa" w:w="80"/>
-              <w:left w:type="dxa" w:w="120"/>
-              <w:bottom w:type="dxa" w:w="80"/>
-              <w:right w:type="dxa" w:w="120"/>
-            </w:tcMar>
-          </w:tcPr>
-          <w:p>
-            <w:r>
-              <w:rPr>
-                <w:rFonts w:ascii="Arial" w:cs="Arial" w:eastAsia="Arial" w:hAnsi="Arial"/>
-                <w:b w:val="false"/>
-                <w:bCs w:val="false"/>
-                <w:color w:val="1A1A2E"/>
-                <w:sz w:val="18"/>
-                <w:szCs w:val="18"/>
-              </w:rPr>
-              <w:t xml:space="preserve">MF5360 + logs/ + search_history/</w:t>
+            <w:tcW w:type="dxa" w:w="3000"/>
+            <w:tcBorders>
+              <w:top w:val="single" w:color="CCCCCC" w:sz="1"/>
+              <w:left w:val="single" w:color="CCCCCC" w:sz="1"/>
+              <w:bottom w:val="single" w:color="CCCCCC" w:sz="1"/>
+              <w:right w:val="single" w:color="CCCCCC" w:sz="1"/>
+            </w:tcBorders>
+            <w:shd w:fill="FFFFFF" w:val="clear"/>
+            <w:tcMar>
+              <w:top w:type="dxa" w:w="80"/>
+              <w:left w:type="dxa" w:w="120"/>
+              <w:bottom w:type="dxa" w:w="80"/>
+              <w:right w:type="dxa" w:w="120"/>
+            </w:tcMar>
+          </w:tcPr>
+          <w:p>
+            <w:r>
+              <w:rPr>
+                <w:rFonts w:ascii="Arial" w:cs="Arial" w:eastAsia="Arial" w:hAnsi="Arial"/>
+                <w:b w:val="false"/>
+                <w:bCs w:val="false"/>
+                <w:color w:val="1A1A2E"/>
+                <w:sz w:val="18"/>
+                <w:szCs w:val="18"/>
+              </w:rPr>
+              <w:t xml:space="preserve">Saleem PC — 07:00 UAE daily</w:t>
+            </w:r>
+          </w:p>
+        </w:tc>
+        <w:tc>
+          <w:tcPr>
+            <w:tcW w:type="dxa" w:w="2160"/>
+            <w:tcBorders>
+              <w:top w:val="single" w:color="CCCCCC" w:sz="1"/>
+              <w:left w:val="single" w:color="CCCCCC" w:sz="1"/>
+              <w:bottom w:val="single" w:color="CCCCCC" w:sz="1"/>
+              <w:right w:val="single" w:color="CCCCCC" w:sz="1"/>
+            </w:tcBorders>
+            <w:shd w:fill="FFFFFF" w:val="clear"/>
+            <w:tcMar>
+              <w:top w:type="dxa" w:w="80"/>
+              <w:left w:type="dxa" w:w="120"/>
+              <w:bottom w:type="dxa" w:w="80"/>
+              <w:right w:type="dxa" w:w="120"/>
+            </w:tcMar>
+          </w:tcPr>
+          <w:p>
+            <w:r>
+              <w:rPr>
+                <w:rFonts w:ascii="Arial" w:cs="Arial" w:eastAsia="Arial" w:hAnsi="Arial"/>
+                <w:b w:val="false"/>
+                <w:bCs w:val="false"/>
+                <w:color w:val="1A1A2E"/>
+                <w:sz w:val="18"/>
+                <w:szCs w:val="18"/>
+              </w:rPr>
+              <w:t xml:space="preserve">MF5360 + logs/ + search_history/ ✅</w:t>
             </w:r>
           </w:p>
         </w:tc>
       </w:tr>
     </w:tbl>
+    <w:p>
+      <w:pPr>
+        <w:spacing w:after="0" w:before="80"/>
+      </w:pPr>
+    </w:p>
+    <w:p>
+      <w:pPr>
+        <w:spacing w:after="60" w:before="60"/>
+      </w:pPr>
+      <w:r>
+        <w:rPr>
+          <w:rFonts w:ascii="Arial" w:cs="Arial" w:eastAsia="Arial" w:hAnsi="Arial"/>
+          <w:i/>
+          <w:iCs/>
+          <w:sz w:val="20"/>
+          <w:szCs w:val="20"/>
+        </w:rPr>
+        <w:t xml:space="preserve">GitHub: All three repos (ClaimSyncDocker, ClaimSyncAPI, ClaimSyncDashboard) committed and pushed with detailed commit messages on 26 Mar 2026.</w:t>
+      </w:r>
+    </w:p>
     <w:p>
       <w:pPr>
         <w:spacing w:after="0" w:before="160"/>
@@ -2094,7 +2135,7 @@
                 <w:sz w:val="18"/>
                 <w:szCs w:val="18"/>
               </w:rPr>
-              <w:t xml:space="preserve">claimssync-db.postgres.database.azure.com | schema: claimssync</w:t>
+              <w:t xml:space="preserve">claimssync-db.postgres.database.azure.com | schema: claimssync | Standard_B1ms</w:t>
             </w:r>
           </w:p>
         </w:tc>
@@ -2158,7 +2199,7 @@
                 <w:sz w:val="18"/>
                 <w:szCs w:val="18"/>
               </w:rPr>
-              <w:t xml:space="preserve">stclaimssyncuae | containers: claimssync-mf2618, claimssync-mf5360</w:t>
+              <w:t xml:space="preserve">stclaimssyncuae | claimssync-mf2618, claimssync-mf5360</w:t>
             </w:r>
           </w:p>
         </w:tc>
@@ -2901,7 +2942,7 @@
                 <w:sz w:val="18"/>
                 <w:szCs w:val="18"/>
               </w:rPr>
-              <w:t xml:space="preserve">PostgreSQL 15 · Azure Database for PostgreSQL Flexible</w:t>
+              <w:t xml:space="preserve">PostgreSQL 15 · Azure Flexible Server Standard_B1ms</w:t>
             </w:r>
           </w:p>
         </w:tc>
@@ -2932,7 +2973,7 @@
                 <w:sz w:val="18"/>
                 <w:szCs w:val="18"/>
               </w:rPr>
-              <w:t xml:space="preserve">schema: claimssync</w:t>
+              <w:t xml:space="preserve">schema: claimssync — at minimum cost SKU</w:t>
             </w:r>
           </w:p>
         </w:tc>
@@ -3027,7 +3068,7 @@
                 <w:sz w:val="18"/>
                 <w:szCs w:val="18"/>
               </w:rPr>
-              <w:t xml:space="preserve">Per-facility containers</w:t>
+              <w:t xml:space="preserve">Per-facility containers with subfolder layout</w:t>
             </w:r>
           </w:p>
         </w:tc>
@@ -3217,7 +3258,7 @@
                 <w:sz w:val="18"/>
                 <w:szCs w:val="18"/>
               </w:rPr>
-              <w:t xml:space="preserve">kv-claimssync-uae</w:t>
+              <w:t xml:space="preserve">db-dsn is a Job secret, not KV reference</w:t>
             </w:r>
           </w:p>
         </w:tc>
@@ -3502,7 +3543,7 @@
                 <w:sz w:val="18"/>
                 <w:szCs w:val="18"/>
               </w:rPr>
-              <w:t xml:space="preserve">Saleem PC — ClaimSync1a.py + ClaimSyncPull.py</w:t>
+              <w:t xml:space="preserve">Saleem PC — ClaimSync1a.py + ClaimSyncPull.py v2.0</w:t>
             </w:r>
           </w:p>
         </w:tc>
@@ -3510,28 +3551,8 @@
     </w:tbl>
     <w:p>
       <w:pPr>
-        <w:spacing w:after="0" w:before="160"/>
-      </w:pPr>
-    </w:p>
-    <w:p>
-      <w:pPr>
-        <w:pStyle w:val="Heading1"/>
-        <w:pBdr>
-          <w:bottom w:val="single" w:color="0A6E6E" w:sz="10" w:space="6"/>
-        </w:pBdr>
-        <w:spacing w:after="120" w:before="400"/>
-      </w:pPr>
-      <w:r>
-        <w:rPr>
-          <w:rFonts w:ascii="Arial" w:cs="Arial" w:eastAsia="Arial" w:hAnsi="Arial"/>
-          <w:b/>
-          <w:bCs/>
-          <w:color w:val="0A6E6E"/>
-          <w:sz w:val="30"/>
-          <w:szCs w:val="30"/>
-        </w:rPr>
-        <w:t xml:space="preserve">4. Implemented Features — Complete As-Is</w:t>
-      </w:r>
+        <w:spacing w:after="0" w:before="120"/>
+      </w:pPr>
     </w:p>
     <w:p>
       <w:pPr>
@@ -3547,1935 +3568,7 @@
           <w:sz w:val="22"/>
           <w:szCs w:val="22"/>
         </w:rPr>
-        <w:t xml:space="preserve">4.1 Phase 0 — Foundation</w:t>
-      </w:r>
-    </w:p>
-    <w:p>
-      <w:pPr>
-        <w:pStyle w:val="ListParagraph"/>
-        <w:numPr>
-          <w:ilvl w:val="0"/>
-          <w:numId w:val="2"/>
-        </w:numPr>
-        <w:spacing w:after="40" w:before="40"/>
-      </w:pPr>
-      <w:r>
-        <w:rPr>
-          <w:rFonts w:ascii="Arial" w:cs="Arial" w:eastAsia="Arial" w:hAnsi="Arial"/>
-          <w:sz w:val="20"/>
-          <w:szCs w:val="20"/>
-        </w:rPr>
-        <w:t xml:space="preserve">✅  </w:t>
-      </w:r>
-      <w:r>
-        <w:rPr>
-          <w:rFonts w:ascii="Arial" w:cs="Arial" w:eastAsia="Arial" w:hAnsi="Arial"/>
-          <w:sz w:val="20"/>
-          <w:szCs w:val="20"/>
-        </w:rPr>
-        <w:t xml:space="preserve">Azure resource provisioning — RG, ACR, DB, Blob, KV, CAE, Managed Identity</w:t>
-      </w:r>
-    </w:p>
-    <w:p>
-      <w:pPr>
-        <w:pStyle w:val="ListParagraph"/>
-        <w:numPr>
-          <w:ilvl w:val="0"/>
-          <w:numId w:val="2"/>
-        </w:numPr>
-        <w:spacing w:after="40" w:before="40"/>
-      </w:pPr>
-      <w:r>
-        <w:rPr>
-          <w:rFonts w:ascii="Arial" w:cs="Arial" w:eastAsia="Arial" w:hAnsi="Arial"/>
-          <w:sz w:val="20"/>
-          <w:szCs w:val="20"/>
-        </w:rPr>
-        <w:t xml:space="preserve">✅  </w:t>
-      </w:r>
-      <w:r>
-        <w:rPr>
-          <w:rFonts w:ascii="Arial" w:cs="Arial" w:eastAsia="Arial" w:hAnsi="Arial"/>
-          <w:sz w:val="20"/>
-          <w:szCs w:val="20"/>
-        </w:rPr>
-        <w:t xml:space="preserve">RBAC roles — MI → KV Secrets User + Blob Contributor</w:t>
-      </w:r>
-    </w:p>
-    <w:p>
-      <w:pPr>
-        <w:pStyle w:val="ListParagraph"/>
-        <w:numPr>
-          <w:ilvl w:val="0"/>
-          <w:numId w:val="2"/>
-        </w:numPr>
-        <w:spacing w:after="40" w:before="40"/>
-      </w:pPr>
-      <w:r>
-        <w:rPr>
-          <w:rFonts w:ascii="Arial" w:cs="Arial" w:eastAsia="Arial" w:hAnsi="Arial"/>
-          <w:sz w:val="20"/>
-          <w:szCs w:val="20"/>
-        </w:rPr>
-        <w:t xml:space="preserve">✅  </w:t>
-      </w:r>
-      <w:r>
-        <w:rPr>
-          <w:rFonts w:ascii="Arial" w:cs="Arial" w:eastAsia="Arial" w:hAnsi="Arial"/>
-          <w:sz w:val="20"/>
-          <w:szCs w:val="20"/>
-        </w:rPr>
-        <w:t xml:space="preserve">DB schema v1 — sync_runs, file_manifest, sync_run_log</w:t>
-      </w:r>
-    </w:p>
-    <w:p>
-      <w:pPr>
-        <w:spacing w:after="0" w:before="80"/>
-      </w:pPr>
-    </w:p>
-    <w:p>
-      <w:pPr>
-        <w:pStyle w:val="Heading2"/>
-        <w:spacing w:after="80" w:before="240"/>
-      </w:pPr>
-      <w:r>
-        <w:rPr>
-          <w:rFonts w:ascii="Arial" w:cs="Arial" w:eastAsia="Arial" w:hAnsi="Arial"/>
-          <w:b/>
-          <w:bCs/>
-          <w:color w:val="1A1A2E"/>
-          <w:sz w:val="22"/>
-          <w:szCs w:val="22"/>
-        </w:rPr>
-        <w:t xml:space="preserve">4.2 Phase 1 — Sync Engine (:3.9)</w:t>
-      </w:r>
-    </w:p>
-    <w:p>
-      <w:pPr>
-        <w:spacing w:after="60" w:before="160"/>
-      </w:pPr>
-      <w:r>
-        <w:rPr>
-          <w:rFonts w:ascii="Arial" w:cs="Arial" w:eastAsia="Arial" w:hAnsi="Arial"/>
-          <w:b/>
-          <w:bCs/>
-          <w:color w:val="0A6E6E"/>
-          <w:sz w:val="20"/>
-          <w:szCs w:val="20"/>
-        </w:rPr>
-        <w:t xml:space="preserve">Core Download Pipeline</w:t>
-      </w:r>
-    </w:p>
-    <w:p>
-      <w:pPr>
-        <w:pStyle w:val="ListParagraph"/>
-        <w:numPr>
-          <w:ilvl w:val="0"/>
-          <w:numId w:val="2"/>
-        </w:numPr>
-        <w:spacing w:after="40" w:before="40"/>
-      </w:pPr>
-      <w:r>
-        <w:rPr>
-          <w:rFonts w:ascii="Arial" w:cs="Arial" w:eastAsia="Arial" w:hAnsi="Arial"/>
-          <w:sz w:val="20"/>
-          <w:szCs w:val="20"/>
-        </w:rPr>
-        <w:t xml:space="preserve">✅  </w:t>
-      </w:r>
-      <w:r>
-        <w:rPr>
-          <w:rFonts w:ascii="Arial" w:cs="Arial" w:eastAsia="Arial" w:hAnsi="Arial"/>
-          <w:sz w:val="20"/>
-          <w:szCs w:val="20"/>
-        </w:rPr>
-        <w:t xml:space="preserve">ClaimSync2.py — multi-facility Shafafiya automation, all active facilities per run</w:t>
-      </w:r>
-    </w:p>
-    <w:p>
-      <w:pPr>
-        <w:pStyle w:val="ListParagraph"/>
-        <w:numPr>
-          <w:ilvl w:val="0"/>
-          <w:numId w:val="2"/>
-        </w:numPr>
-        <w:spacing w:after="40" w:before="40"/>
-      </w:pPr>
-      <w:r>
-        <w:rPr>
-          <w:rFonts w:ascii="Arial" w:cs="Arial" w:eastAsia="Arial" w:hAnsi="Arial"/>
-          <w:sz w:val="20"/>
-          <w:szCs w:val="20"/>
-        </w:rPr>
-        <w:t xml:space="preserve">✅  </w:t>
-      </w:r>
-      <w:r>
-        <w:rPr>
-          <w:rFonts w:ascii="Arial" w:cs="Arial" w:eastAsia="Arial" w:hAnsi="Arial"/>
-          <w:sz w:val="20"/>
-          <w:szCs w:val="20"/>
-        </w:rPr>
-        <w:t xml:space="preserve">2-hour interval date splitting — Shafafiya silently caps at 1000 files per call</w:t>
-      </w:r>
-    </w:p>
-    <w:p>
-      <w:pPr>
-        <w:pStyle w:val="ListParagraph"/>
-        <w:numPr>
-          <w:ilvl w:val="0"/>
-          <w:numId w:val="2"/>
-        </w:numPr>
-        <w:spacing w:after="40" w:before="40"/>
-      </w:pPr>
-      <w:r>
-        <w:rPr>
-          <w:rFonts w:ascii="Arial" w:cs="Arial" w:eastAsia="Arial" w:hAnsi="Arial"/>
-          <w:sz w:val="20"/>
-          <w:szCs w:val="20"/>
-        </w:rPr>
-        <w:t xml:space="preserve">✅  </w:t>
-      </w:r>
-      <w:r>
-        <w:rPr>
-          <w:rFonts w:ascii="Arial" w:cs="Arial" w:eastAsia="Arial" w:hAnsi="Arial"/>
-          <w:sz w:val="20"/>
-          <w:szCs w:val="20"/>
-        </w:rPr>
-        <w:t xml:space="preserve">httpx synchronous calls — replaced curl subprocesses (~80s saved per run)</w:t>
-      </w:r>
-    </w:p>
-    <w:p>
-      <w:pPr>
-        <w:pStyle w:val="ListParagraph"/>
-        <w:numPr>
-          <w:ilvl w:val="0"/>
-          <w:numId w:val="2"/>
-        </w:numPr>
-        <w:spacing w:after="40" w:before="40"/>
-      </w:pPr>
-      <w:r>
-        <w:rPr>
-          <w:rFonts w:ascii="Arial" w:cs="Arial" w:eastAsia="Arial" w:hAnsi="Arial"/>
-          <w:sz w:val="20"/>
-          <w:szCs w:val="20"/>
-        </w:rPr>
-        <w:t xml:space="preserve">✅  </w:t>
-      </w:r>
-      <w:r>
-        <w:rPr>
-          <w:rFonts w:ascii="Arial" w:cs="Arial" w:eastAsia="Arial" w:hAnsi="Arial"/>
-          <w:sz w:val="20"/>
-          <w:szCs w:val="20"/>
-        </w:rPr>
-        <w:t xml:space="preserve">sleep(3) rate-limit courtesy between intervals</w:t>
-      </w:r>
-    </w:p>
-    <w:p>
-      <w:pPr>
-        <w:pStyle w:val="ListParagraph"/>
-        <w:numPr>
-          <w:ilvl w:val="0"/>
-          <w:numId w:val="2"/>
-        </w:numPr>
-        <w:spacing w:after="40" w:before="40"/>
-      </w:pPr>
-      <w:r>
-        <w:rPr>
-          <w:rFonts w:ascii="Arial" w:cs="Arial" w:eastAsia="Arial" w:hAnsi="Arial"/>
-          <w:sz w:val="20"/>
-          <w:szCs w:val="20"/>
-        </w:rPr>
-        <w:t xml:space="preserve">✅  </w:t>
-      </w:r>
-      <w:r>
-        <w:rPr>
-          <w:rFonts w:ascii="Arial" w:cs="Arial" w:eastAsia="Arial" w:hAnsi="Arial"/>
-          <w:sz w:val="20"/>
-          <w:szCs w:val="20"/>
-        </w:rPr>
-        <w:t xml:space="preserve">Stale XML/CSV purged at startup — clean state every run</w:t>
-      </w:r>
-    </w:p>
-    <w:p>
-      <w:pPr>
-        <w:pStyle w:val="ListParagraph"/>
-        <w:numPr>
-          <w:ilvl w:val="0"/>
-          <w:numId w:val="2"/>
-        </w:numPr>
-        <w:spacing w:after="40" w:before="40"/>
-      </w:pPr>
-      <w:r>
-        <w:rPr>
-          <w:rFonts w:ascii="Arial" w:cs="Arial" w:eastAsia="Arial" w:hAnsi="Arial"/>
-          <w:sz w:val="20"/>
-          <w:szCs w:val="20"/>
-        </w:rPr>
-        <w:t xml:space="preserve">✅  </w:t>
-      </w:r>
-      <w:r>
-        <w:rPr>
-          <w:rFonts w:ascii="Arial" w:cs="Arial" w:eastAsia="Arial" w:hAnsi="Arial"/>
-          <w:sz w:val="20"/>
-          <w:szCs w:val="20"/>
-        </w:rPr>
-        <w:t xml:space="preserve">/tmp/claimssync/ temp dir — avoids /mnt/ ephemeral disk-full</w:t>
-      </w:r>
-    </w:p>
-    <w:p>
-      <w:pPr>
-        <w:pStyle w:val="ListParagraph"/>
-        <w:numPr>
-          <w:ilvl w:val="0"/>
-          <w:numId w:val="2"/>
-        </w:numPr>
-        <w:spacing w:after="40" w:before="40"/>
-      </w:pPr>
-      <w:r>
-        <w:rPr>
-          <w:rFonts w:ascii="Arial" w:cs="Arial" w:eastAsia="Arial" w:hAnsi="Arial"/>
-          <w:sz w:val="20"/>
-          <w:szCs w:val="20"/>
-        </w:rPr>
-        <w:t xml:space="preserve">✅  </w:t>
-      </w:r>
-      <w:r>
-        <w:rPr>
-          <w:rFonts w:ascii="Arial" w:cs="Arial" w:eastAsia="Arial" w:hAnsi="Arial"/>
-          <w:sz w:val="20"/>
-          <w:szCs w:val="20"/>
-        </w:rPr>
-        <w:t xml:space="preserve">Azure Container App Job — cron 0 2 * * * (06:00 UAE daily)</w:t>
-      </w:r>
-    </w:p>
-    <w:p>
-      <w:pPr>
-        <w:pStyle w:val="ListParagraph"/>
-        <w:numPr>
-          <w:ilvl w:val="0"/>
-          <w:numId w:val="2"/>
-        </w:numPr>
-        <w:spacing w:after="40" w:before="40"/>
-      </w:pPr>
-      <w:r>
-        <w:rPr>
-          <w:rFonts w:ascii="Arial" w:cs="Arial" w:eastAsia="Arial" w:hAnsi="Arial"/>
-          <w:sz w:val="20"/>
-          <w:szCs w:val="20"/>
-        </w:rPr>
-        <w:t xml:space="preserve">✅  </w:t>
-      </w:r>
-      <w:r>
-        <w:rPr>
-          <w:rFonts w:ascii="Arial" w:cs="Arial" w:eastAsia="Arial" w:hAnsi="Arial"/>
-          <w:sz w:val="20"/>
-          <w:szCs w:val="20"/>
-        </w:rPr>
-        <w:t xml:space="preserve">Managed Identity blob upload to claimssync-{facility} containers</w:t>
-      </w:r>
-    </w:p>
-    <w:p>
-      <w:pPr>
-        <w:spacing w:after="0" w:before="60"/>
-      </w:pPr>
-    </w:p>
-    <w:p>
-      <w:pPr>
-        <w:spacing w:after="60" w:before="160"/>
-      </w:pPr>
-      <w:r>
-        <w:rPr>
-          <w:rFonts w:ascii="Arial" w:cs="Arial" w:eastAsia="Arial" w:hAnsi="Arial"/>
-          <w:b/>
-          <w:bCs/>
-          <w:color w:val="0A6E6E"/>
-          <w:sz w:val="20"/>
-          <w:szCs w:val="20"/>
-        </w:rPr>
-        <w:t xml:space="preserve">File Type Routing</w:t>
-      </w:r>
-    </w:p>
-    <w:p>
-      <w:pPr>
-        <w:pStyle w:val="ListParagraph"/>
-        <w:numPr>
-          <w:ilvl w:val="0"/>
-          <w:numId w:val="2"/>
-        </w:numPr>
-        <w:spacing w:after="40" w:before="40"/>
-      </w:pPr>
-      <w:r>
-        <w:rPr>
-          <w:rFonts w:ascii="Arial" w:cs="Arial" w:eastAsia="Arial" w:hAnsi="Arial"/>
-          <w:sz w:val="20"/>
-          <w:szCs w:val="20"/>
-        </w:rPr>
-        <w:t xml:space="preserve">✅  </w:t>
-      </w:r>
-      <w:r>
-        <w:rPr>
-          <w:rFonts w:ascii="Arial" w:cs="Arial" w:eastAsia="Arial" w:hAnsi="Arial"/>
-          <w:sz w:val="20"/>
-          <w:szCs w:val="20"/>
-        </w:rPr>
-        <w:t xml:space="preserve">claims/ ← H* claim XML files (transactionID=2)</w:t>
-      </w:r>
-    </w:p>
-    <w:p>
-      <w:pPr>
-        <w:pStyle w:val="ListParagraph"/>
-        <w:numPr>
-          <w:ilvl w:val="0"/>
-          <w:numId w:val="2"/>
-        </w:numPr>
-        <w:spacing w:after="40" w:before="40"/>
-      </w:pPr>
-      <w:r>
-        <w:rPr>
-          <w:rFonts w:ascii="Arial" w:cs="Arial" w:eastAsia="Arial" w:hAnsi="Arial"/>
-          <w:sz w:val="20"/>
-          <w:szCs w:val="20"/>
-        </w:rPr>
-        <w:t xml:space="preserve">✅  </w:t>
-      </w:r>
-      <w:r>
-        <w:rPr>
-          <w:rFonts w:ascii="Arial" w:cs="Arial" w:eastAsia="Arial" w:hAnsi="Arial"/>
-          <w:sz w:val="20"/>
-          <w:szCs w:val="20"/>
-        </w:rPr>
-        <w:t xml:space="preserve">remittance/ ← RA_* remittance files (transactionID=8)</w:t>
-      </w:r>
-    </w:p>
-    <w:p>
-      <w:pPr>
-        <w:pStyle w:val="ListParagraph"/>
-        <w:numPr>
-          <w:ilvl w:val="0"/>
-          <w:numId w:val="2"/>
-        </w:numPr>
-        <w:spacing w:after="40" w:before="40"/>
-      </w:pPr>
-      <w:r>
-        <w:rPr>
-          <w:rFonts w:ascii="Arial" w:cs="Arial" w:eastAsia="Arial" w:hAnsi="Arial"/>
-          <w:sz w:val="20"/>
-          <w:szCs w:val="20"/>
-        </w:rPr>
-        <w:t xml:space="preserve">✅  </w:t>
-      </w:r>
-      <w:r>
-        <w:rPr>
-          <w:rFonts w:ascii="Arial" w:cs="Arial" w:eastAsia="Arial" w:hAnsi="Arial"/>
-          <w:sz w:val="20"/>
-          <w:szCs w:val="20"/>
-        </w:rPr>
-        <w:t xml:space="preserve">resubmission/ ← files with &lt;Resubmission&gt; tag detected by FindnMoveResubmission()</w:t>
-      </w:r>
-    </w:p>
-    <w:p>
-      <w:pPr>
-        <w:pStyle w:val="ListParagraph"/>
-        <w:numPr>
-          <w:ilvl w:val="0"/>
-          <w:numId w:val="2"/>
-        </w:numPr>
-        <w:spacing w:after="40" w:before="40"/>
-      </w:pPr>
-      <w:r>
-        <w:rPr>
-          <w:rFonts w:ascii="Arial" w:cs="Arial" w:eastAsia="Arial" w:hAnsi="Arial"/>
-          <w:sz w:val="20"/>
-          <w:szCs w:val="20"/>
-        </w:rPr>
-        <w:t xml:space="preserve">✅  </w:t>
-      </w:r>
-      <w:r>
-        <w:rPr>
-          <w:rFonts w:ascii="Arial" w:cs="Arial" w:eastAsia="Arial" w:hAnsi="Arial"/>
-          <w:sz w:val="20"/>
-          <w:szCs w:val="20"/>
-        </w:rPr>
-        <w:t xml:space="preserve">ZIP extraction — ZIPs downloaded, extracted via zipfile, XMLs uploaded, ZIP deleted</w:t>
-      </w:r>
-    </w:p>
-    <w:p>
-      <w:pPr>
-        <w:pStyle w:val="ListParagraph"/>
-        <w:numPr>
-          <w:ilvl w:val="0"/>
-          <w:numId w:val="2"/>
-        </w:numPr>
-        <w:spacing w:after="40" w:before="40"/>
-      </w:pPr>
-      <w:r>
-        <w:rPr>
-          <w:rFonts w:ascii="Arial" w:cs="Arial" w:eastAsia="Arial" w:hAnsi="Arial"/>
-          <w:sz w:val="20"/>
-          <w:szCs w:val="20"/>
-        </w:rPr>
-        <w:t xml:space="preserve">✅  </w:t>
-      </w:r>
-      <w:r>
-        <w:rPr>
-          <w:rFonts w:ascii="Arial" w:cs="Arial" w:eastAsia="Arial" w:hAnsi="Arial"/>
-          <w:sz w:val="20"/>
-          <w:szCs w:val="20"/>
-        </w:rPr>
-        <w:t xml:space="preserve">remove_attachments_from_resubmissionfiles() — strips &lt;Attachment&gt; + &lt;Observation&gt; tags</w:t>
-      </w:r>
-    </w:p>
-    <w:p>
-      <w:pPr>
-        <w:pStyle w:val="ListParagraph"/>
-        <w:numPr>
-          <w:ilvl w:val="0"/>
-          <w:numId w:val="2"/>
-        </w:numPr>
-        <w:spacing w:after="40" w:before="40"/>
-      </w:pPr>
-      <w:r>
-        <w:rPr>
-          <w:rFonts w:ascii="Arial" w:cs="Arial" w:eastAsia="Arial" w:hAnsi="Arial"/>
-          <w:sz w:val="20"/>
-          <w:szCs w:val="20"/>
-        </w:rPr>
-        <w:t xml:space="preserve">✅  </w:t>
-      </w:r>
-      <w:r>
-        <w:rPr>
-          <w:rFonts w:ascii="Arial" w:cs="Arial" w:eastAsia="Arial" w:hAnsi="Arial"/>
-          <w:sz w:val="20"/>
-          <w:szCs w:val="20"/>
-        </w:rPr>
-        <w:t xml:space="preserve">Resubmission blob upload fix (:3.9) — post-move scan uploads all resubmission/ files</w:t>
-      </w:r>
-    </w:p>
-    <w:p>
-      <w:pPr>
-        <w:spacing w:after="0" w:before="60"/>
-      </w:pPr>
-    </w:p>
-    <w:p>
-      <w:pPr>
-        <w:spacing w:after="60" w:before="160"/>
-      </w:pPr>
-      <w:r>
-        <w:rPr>
-          <w:rFonts w:ascii="Arial" w:cs="Arial" w:eastAsia="Arial" w:hAnsi="Arial"/>
-          <w:b/>
-          <w:bCs/>
-          <w:color w:val="0A6E6E"/>
-          <w:sz w:val="20"/>
-          <w:szCs w:val="20"/>
-        </w:rPr>
-        <w:t xml:space="preserve">Audit Trail Generation</w:t>
-      </w:r>
-    </w:p>
-    <w:p>
-      <w:pPr>
-        <w:pStyle w:val="ListParagraph"/>
-        <w:numPr>
-          <w:ilvl w:val="0"/>
-          <w:numId w:val="2"/>
-        </w:numPr>
-        <w:spacing w:after="40" w:before="40"/>
-      </w:pPr>
-      <w:r>
-        <w:rPr>
-          <w:rFonts w:ascii="Arial" w:cs="Arial" w:eastAsia="Arial" w:hAnsi="Arial"/>
-          <w:sz w:val="20"/>
-          <w:szCs w:val="20"/>
-        </w:rPr>
-        <w:t xml:space="preserve">✅  </w:t>
-      </w:r>
-      <w:r>
-        <w:rPr>
-          <w:rFonts w:ascii="Arial" w:cs="Arial" w:eastAsia="Arial" w:hAnsi="Arial"/>
-          <w:sz w:val="20"/>
-          <w:szCs w:val="20"/>
-        </w:rPr>
-        <w:t xml:space="preserve">Per-interval search_history request XML written and uploaded to blob search_history/</w:t>
-      </w:r>
-    </w:p>
-    <w:p>
-      <w:pPr>
-        <w:pStyle w:val="ListParagraph"/>
-        <w:numPr>
-          <w:ilvl w:val="0"/>
-          <w:numId w:val="2"/>
-        </w:numPr>
-        <w:spacing w:after="40" w:before="40"/>
-      </w:pPr>
-      <w:r>
-        <w:rPr>
-          <w:rFonts w:ascii="Arial" w:cs="Arial" w:eastAsia="Arial" w:hAnsi="Arial"/>
-          <w:sz w:val="20"/>
-          <w:szCs w:val="20"/>
-        </w:rPr>
-        <w:t xml:space="preserve">✅  </w:t>
-      </w:r>
-      <w:r>
-        <w:rPr>
-          <w:rFonts w:ascii="Arial" w:cs="Arial" w:eastAsia="Arial" w:hAnsi="Arial"/>
-          <w:sz w:val="20"/>
-          <w:szCs w:val="20"/>
-        </w:rPr>
-        <w:t xml:space="preserve">Per-interval search_history response XML written and uploaded to blob search_history/</w:t>
-      </w:r>
-    </w:p>
-    <w:p>
-      <w:pPr>
-        <w:pStyle w:val="ListParagraph"/>
-        <w:numPr>
-          <w:ilvl w:val="0"/>
-          <w:numId w:val="2"/>
-        </w:numPr>
-        <w:spacing w:after="40" w:before="40"/>
-      </w:pPr>
-      <w:r>
-        <w:rPr>
-          <w:rFonts w:ascii="Arial" w:cs="Arial" w:eastAsia="Arial" w:hAnsi="Arial"/>
-          <w:sz w:val="20"/>
-          <w:szCs w:val="20"/>
-        </w:rPr>
-        <w:t xml:space="preserve">✅  </w:t>
-      </w:r>
-      <w:r>
-        <w:rPr>
-          <w:rFonts w:ascii="Arial" w:cs="Arial" w:eastAsia="Arial" w:hAnsi="Arial"/>
-          <w:sz w:val="20"/>
-          <w:szCs w:val="20"/>
-        </w:rPr>
-        <w:t xml:space="preserve">Per-run downloadlog-{FAC}-{ts}.log — detailed run log uploaded to blob logs/</w:t>
-      </w:r>
-    </w:p>
-    <w:p>
-      <w:pPr>
-        <w:pStyle w:val="ListParagraph"/>
-        <w:numPr>
-          <w:ilvl w:val="0"/>
-          <w:numId w:val="2"/>
-        </w:numPr>
-        <w:spacing w:after="40" w:before="40"/>
-      </w:pPr>
-      <w:r>
-        <w:rPr>
-          <w:rFonts w:ascii="Arial" w:cs="Arial" w:eastAsia="Arial" w:hAnsi="Arial"/>
-          <w:sz w:val="20"/>
-          <w:szCs w:val="20"/>
-        </w:rPr>
-        <w:t xml:space="preserve">✅  </w:t>
-      </w:r>
-      <w:r>
-        <w:rPr>
-          <w:rFonts w:ascii="Arial" w:cs="Arial" w:eastAsia="Arial" w:hAnsi="Arial"/>
-          <w:sz w:val="20"/>
-          <w:szCs w:val="20"/>
-        </w:rPr>
-        <w:t xml:space="preserve">Per-run downloadlog-{FAC}-{ts}.csv — file manifest CSV uploaded to blob logs/</w:t>
-      </w:r>
-    </w:p>
-    <w:p>
-      <w:pPr>
-        <w:pStyle w:val="ListParagraph"/>
-        <w:numPr>
-          <w:ilvl w:val="0"/>
-          <w:numId w:val="2"/>
-        </w:numPr>
-        <w:spacing w:after="40" w:before="40"/>
-      </w:pPr>
-      <w:r>
-        <w:rPr>
-          <w:rFonts w:ascii="Arial" w:cs="Arial" w:eastAsia="Arial" w:hAnsi="Arial"/>
-          <w:sz w:val="20"/>
-          <w:szCs w:val="20"/>
-        </w:rPr>
-        <w:t xml:space="preserve">✅  </w:t>
-      </w:r>
-      <w:r>
-        <w:rPr>
-          <w:rFonts w:ascii="Arial" w:cs="Arial" w:eastAsia="Arial" w:hAnsi="Arial"/>
-          <w:sz w:val="20"/>
-          <w:szCs w:val="20"/>
-        </w:rPr>
-        <w:t xml:space="preserve">Log format matches old local engine exactly for Saleem compatibility</w:t>
-      </w:r>
-    </w:p>
-    <w:p>
-      <w:pPr>
-        <w:spacing w:after="0" w:before="60"/>
-      </w:pPr>
-    </w:p>
-    <w:p>
-      <w:pPr>
-        <w:spacing w:after="60" w:before="160"/>
-      </w:pPr>
-      <w:r>
-        <w:rPr>
-          <w:rFonts w:ascii="Arial" w:cs="Arial" w:eastAsia="Arial" w:hAnsi="Arial"/>
-          <w:b/>
-          <w:bCs/>
-          <w:color w:val="0A6E6E"/>
-          <w:sz w:val="20"/>
-          <w:szCs w:val="20"/>
-        </w:rPr>
-        <w:t xml:space="preserve">DB Logging</w:t>
-      </w:r>
-    </w:p>
-    <w:p>
-      <w:pPr>
-        <w:pStyle w:val="ListParagraph"/>
-        <w:numPr>
-          <w:ilvl w:val="0"/>
-          <w:numId w:val="2"/>
-        </w:numPr>
-        <w:spacing w:after="40" w:before="40"/>
-      </w:pPr>
-      <w:r>
-        <w:rPr>
-          <w:rFonts w:ascii="Arial" w:cs="Arial" w:eastAsia="Arial" w:hAnsi="Arial"/>
-          <w:sz w:val="20"/>
-          <w:szCs w:val="20"/>
-        </w:rPr>
-        <w:t xml:space="preserve">✅  </w:t>
-      </w:r>
-      <w:r>
-        <w:rPr>
-          <w:rFonts w:ascii="Arial" w:cs="Arial" w:eastAsia="Arial" w:hAnsi="Arial"/>
-          <w:sz w:val="20"/>
-          <w:szCs w:val="20"/>
-        </w:rPr>
-        <w:t xml:space="preserve">sync_runs — always created (even for 0-file runs) with trigger_type manual/scheduled</w:t>
-      </w:r>
-    </w:p>
-    <w:p>
-      <w:pPr>
-        <w:pStyle w:val="ListParagraph"/>
-        <w:numPr>
-          <w:ilvl w:val="0"/>
-          <w:numId w:val="2"/>
-        </w:numPr>
-        <w:spacing w:after="40" w:before="40"/>
-      </w:pPr>
-      <w:r>
-        <w:rPr>
-          <w:rFonts w:ascii="Arial" w:cs="Arial" w:eastAsia="Arial" w:hAnsi="Arial"/>
-          <w:sz w:val="20"/>
-          <w:szCs w:val="20"/>
-        </w:rPr>
-        <w:t xml:space="preserve">✅  </w:t>
-      </w:r>
-      <w:r>
-        <w:rPr>
-          <w:rFonts w:ascii="Arial" w:cs="Arial" w:eastAsia="Arial" w:hAnsi="Arial"/>
-          <w:sz w:val="20"/>
-          <w:szCs w:val="20"/>
-        </w:rPr>
-        <w:t xml:space="preserve">file_manifest — enriched with file_id, sender_id, receiver_id, record_count, transaction_date</w:t>
-      </w:r>
-    </w:p>
-    <w:p>
-      <w:pPr>
-        <w:spacing w:after="0" w:before="60"/>
-      </w:pPr>
-    </w:p>
-    <w:p>
-      <w:pPr>
-        <w:spacing w:after="60" w:before="160"/>
-      </w:pPr>
-      <w:r>
-        <w:rPr>
-          <w:rFonts w:ascii="Arial" w:cs="Arial" w:eastAsia="Arial" w:hAnsi="Arial"/>
-          <w:b/>
-          <w:bCs/>
-          <w:color w:val="0A6E6E"/>
-          <w:sz w:val="20"/>
-          <w:szCs w:val="20"/>
-        </w:rPr>
-        <w:t xml:space="preserve">Adhoc Run Support</w:t>
-      </w:r>
-    </w:p>
-    <w:p>
-      <w:pPr>
-        <w:pStyle w:val="ListParagraph"/>
-        <w:numPr>
-          <w:ilvl w:val="0"/>
-          <w:numId w:val="2"/>
-        </w:numPr>
-        <w:spacing w:after="40" w:before="40"/>
-      </w:pPr>
-      <w:r>
-        <w:rPr>
-          <w:rFonts w:ascii="Arial" w:cs="Arial" w:eastAsia="Arial" w:hAnsi="Arial"/>
-          <w:sz w:val="20"/>
-          <w:szCs w:val="20"/>
-        </w:rPr>
-        <w:t xml:space="preserve">✅  </w:t>
-      </w:r>
-      <w:r>
-        <w:rPr>
-          <w:rFonts w:ascii="Arial" w:cs="Arial" w:eastAsia="Arial" w:hAnsi="Arial"/>
-          <w:sz w:val="20"/>
-          <w:szCs w:val="20"/>
-        </w:rPr>
-        <w:t xml:space="preserve">CLAIMSSYNC_ADHOC_FROM / CLAIMSSYNC_ADHOC_TO env vars override default date range</w:t>
-      </w:r>
-    </w:p>
-    <w:p>
-      <w:pPr>
-        <w:pStyle w:val="ListParagraph"/>
-        <w:numPr>
-          <w:ilvl w:val="0"/>
-          <w:numId w:val="2"/>
-        </w:numPr>
-        <w:spacing w:after="40" w:before="40"/>
-      </w:pPr>
-      <w:r>
-        <w:rPr>
-          <w:rFonts w:ascii="Arial" w:cs="Arial" w:eastAsia="Arial" w:hAnsi="Arial"/>
-          <w:sz w:val="20"/>
-          <w:szCs w:val="20"/>
-        </w:rPr>
-        <w:t xml:space="preserve">✅  </w:t>
-      </w:r>
-      <w:r>
-        <w:rPr>
-          <w:rFonts w:ascii="Arial" w:cs="Arial" w:eastAsia="Arial" w:hAnsi="Arial"/>
-          <w:sz w:val="20"/>
-          <w:szCs w:val="20"/>
-        </w:rPr>
-        <w:t xml:space="preserve">CLAIMSSYNC_ADHOC_FACILITY env var restricts run to single facility</w:t>
-      </w:r>
-    </w:p>
-    <w:p>
-      <w:pPr>
-        <w:pStyle w:val="ListParagraph"/>
-        <w:numPr>
-          <w:ilvl w:val="0"/>
-          <w:numId w:val="2"/>
-        </w:numPr>
-        <w:spacing w:after="40" w:before="40"/>
-      </w:pPr>
-      <w:r>
-        <w:rPr>
-          <w:rFonts w:ascii="Arial" w:cs="Arial" w:eastAsia="Arial" w:hAnsi="Arial"/>
-          <w:sz w:val="20"/>
-          <w:szCs w:val="20"/>
-        </w:rPr>
-        <w:t xml:space="preserve">✅  </w:t>
-      </w:r>
-      <w:r>
-        <w:rPr>
-          <w:rFonts w:ascii="Arial" w:cs="Arial" w:eastAsia="Arial" w:hAnsi="Arial"/>
-          <w:sz w:val="20"/>
-          <w:szCs w:val="20"/>
-        </w:rPr>
-        <w:t xml:space="preserve">trigger_type = 'manual' for adhoc, 'scheduled' for cron</w:t>
-      </w:r>
-    </w:p>
-    <w:p>
-      <w:pPr>
-        <w:spacing w:after="0" w:before="80"/>
-      </w:pPr>
-    </w:p>
-    <w:p>
-      <w:pPr>
-        <w:pStyle w:val="Heading2"/>
-        <w:spacing w:after="80" w:before="240"/>
-      </w:pPr>
-      <w:r>
-        <w:rPr>
-          <w:rFonts w:ascii="Arial" w:cs="Arial" w:eastAsia="Arial" w:hAnsi="Arial"/>
-          <w:b/>
-          <w:bCs/>
-          <w:color w:val="1A1A2E"/>
-          <w:sz w:val="22"/>
-          <w:szCs w:val="22"/>
-        </w:rPr>
-        <w:t xml:space="preserve">4.3 Phase 2 — API Backend (:2.9)</w:t>
-      </w:r>
-    </w:p>
-    <w:p>
-      <w:pPr>
-        <w:pStyle w:val="ListParagraph"/>
-        <w:numPr>
-          <w:ilvl w:val="0"/>
-          <w:numId w:val="2"/>
-        </w:numPr>
-        <w:spacing w:after="40" w:before="40"/>
-      </w:pPr>
-      <w:r>
-        <w:rPr>
-          <w:rFonts w:ascii="Arial" w:cs="Arial" w:eastAsia="Arial" w:hAnsi="Arial"/>
-          <w:sz w:val="20"/>
-          <w:szCs w:val="20"/>
-        </w:rPr>
-        <w:t xml:space="preserve">✅  </w:t>
-      </w:r>
-      <w:r>
-        <w:rPr>
-          <w:rFonts w:ascii="Arial" w:cs="Arial" w:eastAsia="Arial" w:hAnsi="Arial"/>
-          <w:sz w:val="20"/>
-          <w:szCs w:val="20"/>
-        </w:rPr>
-        <w:t xml:space="preserve">FastAPI backend — JWT auth (admin + reseller roles)</w:t>
-      </w:r>
-    </w:p>
-    <w:p>
-      <w:pPr>
-        <w:pStyle w:val="ListParagraph"/>
-        <w:numPr>
-          <w:ilvl w:val="0"/>
-          <w:numId w:val="2"/>
-        </w:numPr>
-        <w:spacing w:after="40" w:before="40"/>
-      </w:pPr>
-      <w:r>
-        <w:rPr>
-          <w:rFonts w:ascii="Arial" w:cs="Arial" w:eastAsia="Arial" w:hAnsi="Arial"/>
-          <w:sz w:val="20"/>
-          <w:szCs w:val="20"/>
-        </w:rPr>
-        <w:t xml:space="preserve">✅  </w:t>
-      </w:r>
-      <w:r>
-        <w:rPr>
-          <w:rFonts w:ascii="Arial" w:cs="Arial" w:eastAsia="Arial" w:hAnsi="Arial"/>
-          <w:sz w:val="20"/>
-          <w:szCs w:val="20"/>
-        </w:rPr>
-        <w:t xml:space="preserve">15+ REST endpoints — auth, runs, files, stats, facilities, onboarding, intervals</w:t>
-      </w:r>
-    </w:p>
-    <w:p>
-      <w:pPr>
-        <w:pStyle w:val="ListParagraph"/>
-        <w:numPr>
-          <w:ilvl w:val="0"/>
-          <w:numId w:val="2"/>
-        </w:numPr>
-        <w:spacing w:after="40" w:before="40"/>
-      </w:pPr>
-      <w:r>
-        <w:rPr>
-          <w:rFonts w:ascii="Arial" w:cs="Arial" w:eastAsia="Arial" w:hAnsi="Arial"/>
-          <w:sz w:val="20"/>
-          <w:szCs w:val="20"/>
-        </w:rPr>
-        <w:t xml:space="preserve">✅  </w:t>
-      </w:r>
-      <w:r>
-        <w:rPr>
-          <w:rFonts w:ascii="Arial" w:cs="Arial" w:eastAsia="Arial" w:hAnsi="Arial"/>
-          <w:sz w:val="20"/>
-          <w:szCs w:val="20"/>
-        </w:rPr>
-        <w:t xml:space="preserve">Adhoc run endpoint — triggers Container App Job via azure-mgmt-appcontainers with env var overrides</w:t>
-      </w:r>
-    </w:p>
-    <w:p>
-      <w:pPr>
-        <w:pStyle w:val="ListParagraph"/>
-        <w:numPr>
-          <w:ilvl w:val="0"/>
-          <w:numId w:val="2"/>
-        </w:numPr>
-        <w:spacing w:after="40" w:before="40"/>
-      </w:pPr>
-      <w:r>
-        <w:rPr>
-          <w:rFonts w:ascii="Arial" w:cs="Arial" w:eastAsia="Arial" w:hAnsi="Arial"/>
-          <w:sz w:val="20"/>
-          <w:szCs w:val="20"/>
-        </w:rPr>
-        <w:t xml:space="preserve">✅  </w:t>
-      </w:r>
-      <w:r>
-        <w:rPr>
-          <w:rFonts w:ascii="Arial" w:cs="Arial" w:eastAsia="Arial" w:hAnsi="Arial"/>
-          <w:sz w:val="20"/>
-          <w:szCs w:val="20"/>
-        </w:rPr>
-        <w:t xml:space="preserve">Run history endpoint — last 10 sync_runs per facility</w:t>
-      </w:r>
-    </w:p>
-    <w:p>
-      <w:pPr>
-        <w:pStyle w:val="ListParagraph"/>
-        <w:numPr>
-          <w:ilvl w:val="0"/>
-          <w:numId w:val="2"/>
-        </w:numPr>
-        <w:spacing w:after="40" w:before="40"/>
-      </w:pPr>
-      <w:r>
-        <w:rPr>
-          <w:rFonts w:ascii="Arial" w:cs="Arial" w:eastAsia="Arial" w:hAnsi="Arial"/>
-          <w:sz w:val="20"/>
-          <w:szCs w:val="20"/>
-        </w:rPr>
-        <w:t xml:space="preserve">✅  </w:t>
-      </w:r>
-      <w:r>
-        <w:rPr>
-          <w:rFonts w:ascii="Arial" w:cs="Arial" w:eastAsia="Arial" w:hAnsi="Arial"/>
-          <w:sz w:val="20"/>
-          <w:szCs w:val="20"/>
-        </w:rPr>
-        <w:t xml:space="preserve">File manifest endpoint — per-run file list with type, size, uploaded_at</w:t>
-      </w:r>
-    </w:p>
-    <w:p>
-      <w:pPr>
-        <w:pStyle w:val="ListParagraph"/>
-        <w:numPr>
-          <w:ilvl w:val="0"/>
-          <w:numId w:val="2"/>
-        </w:numPr>
-        <w:spacing w:after="40" w:before="40"/>
-      </w:pPr>
-      <w:r>
-        <w:rPr>
-          <w:rFonts w:ascii="Arial" w:cs="Arial" w:eastAsia="Arial" w:hAnsi="Arial"/>
-          <w:sz w:val="20"/>
-          <w:szCs w:val="20"/>
-        </w:rPr>
-        <w:t xml:space="preserve">✅  </w:t>
-      </w:r>
-      <w:r>
-        <w:rPr>
-          <w:rFonts w:ascii="Arial" w:cs="Arial" w:eastAsia="Arial" w:hAnsi="Arial"/>
-          <w:sz w:val="20"/>
-          <w:szCs w:val="20"/>
-        </w:rPr>
-        <w:t xml:space="preserve">Intervals endpoint — per-interval from/to, files found, blob refs (FROM/TO fix in :2.9)</w:t>
-      </w:r>
-    </w:p>
-    <w:p>
-      <w:pPr>
-        <w:pStyle w:val="ListParagraph"/>
-        <w:numPr>
-          <w:ilvl w:val="0"/>
-          <w:numId w:val="2"/>
-        </w:numPr>
-        <w:spacing w:after="40" w:before="40"/>
-      </w:pPr>
-      <w:r>
-        <w:rPr>
-          <w:rFonts w:ascii="Arial" w:cs="Arial" w:eastAsia="Arial" w:hAnsi="Arial"/>
-          <w:sz w:val="20"/>
-          <w:szCs w:val="20"/>
-        </w:rPr>
-        <w:t xml:space="preserve">✅  </w:t>
-      </w:r>
-      <w:r>
-        <w:rPr>
-          <w:rFonts w:ascii="Arial" w:cs="Arial" w:eastAsia="Arial" w:hAnsi="Arial"/>
-          <w:sz w:val="20"/>
-          <w:szCs w:val="20"/>
-        </w:rPr>
-        <w:t xml:space="preserve">Search-history XML viewer — fetches raw SOAP XML from blob, returns as text/xml</w:t>
-      </w:r>
-    </w:p>
-    <w:p>
-      <w:pPr>
-        <w:pStyle w:val="ListParagraph"/>
-        <w:numPr>
-          <w:ilvl w:val="0"/>
-          <w:numId w:val="2"/>
-        </w:numPr>
-        <w:spacing w:after="40" w:before="40"/>
-      </w:pPr>
-      <w:r>
-        <w:rPr>
-          <w:rFonts w:ascii="Arial" w:cs="Arial" w:eastAsia="Arial" w:hAnsi="Arial"/>
-          <w:sz w:val="20"/>
-          <w:szCs w:val="20"/>
-        </w:rPr>
-        <w:t xml:space="preserve">✅  </w:t>
-      </w:r>
-      <w:r>
-        <w:rPr>
-          <w:rFonts w:ascii="Arial" w:cs="Arial" w:eastAsia="Arial" w:hAnsi="Arial"/>
-          <w:sz w:val="20"/>
-          <w:szCs w:val="20"/>
-        </w:rPr>
-        <w:t xml:space="preserve">Reassign-tenant endpoint — super-admin moves facility between tenants</w:t>
-      </w:r>
-    </w:p>
-    <w:p>
-      <w:pPr>
-        <w:pStyle w:val="ListParagraph"/>
-        <w:numPr>
-          <w:ilvl w:val="0"/>
-          <w:numId w:val="2"/>
-        </w:numPr>
-        <w:spacing w:after="40" w:before="40"/>
-      </w:pPr>
-      <w:r>
-        <w:rPr>
-          <w:rFonts w:ascii="Arial" w:cs="Arial" w:eastAsia="Arial" w:hAnsi="Arial"/>
-          <w:sz w:val="20"/>
-          <w:szCs w:val="20"/>
-        </w:rPr>
-        <w:t xml:space="preserve">✅  </w:t>
-      </w:r>
-      <w:r>
-        <w:rPr>
-          <w:rFonts w:ascii="Arial" w:cs="Arial" w:eastAsia="Arial" w:hAnsi="Arial"/>
-          <w:sz w:val="20"/>
-          <w:szCs w:val="20"/>
-        </w:rPr>
-        <w:t xml:space="preserve">Credential pipeline — GET token, POST credentials, POST resend-token</w:t>
-      </w:r>
-    </w:p>
-    <w:p>
-      <w:pPr>
-        <w:pStyle w:val="ListParagraph"/>
-        <w:numPr>
-          <w:ilvl w:val="0"/>
-          <w:numId w:val="2"/>
-        </w:numPr>
-        <w:spacing w:after="40" w:before="40"/>
-      </w:pPr>
-      <w:r>
-        <w:rPr>
-          <w:rFonts w:ascii="Arial" w:cs="Arial" w:eastAsia="Arial" w:hAnsi="Arial"/>
-          <w:sz w:val="20"/>
-          <w:szCs w:val="20"/>
-        </w:rPr>
-        <w:t xml:space="preserve">✅  </w:t>
-      </w:r>
-      <w:r>
-        <w:rPr>
-          <w:rFonts w:ascii="Arial" w:cs="Arial" w:eastAsia="Arial" w:hAnsi="Arial"/>
-          <w:sz w:val="20"/>
-          <w:szCs w:val="20"/>
-        </w:rPr>
-        <w:t xml:space="preserve">email_service.py — ACS email with correct EmailSendResult object handling</w:t>
-      </w:r>
-    </w:p>
-    <w:p>
-      <w:pPr>
-        <w:pStyle w:val="ListParagraph"/>
-        <w:numPr>
-          <w:ilvl w:val="0"/>
-          <w:numId w:val="2"/>
-        </w:numPr>
-        <w:spacing w:after="40" w:before="40"/>
-      </w:pPr>
-      <w:r>
-        <w:rPr>
-          <w:rFonts w:ascii="Arial" w:cs="Arial" w:eastAsia="Arial" w:hAnsi="Arial"/>
-          <w:sz w:val="20"/>
-          <w:szCs w:val="20"/>
-        </w:rPr>
-        <w:t xml:space="preserve">✅  </w:t>
-      </w:r>
-      <w:r>
-        <w:rPr>
-          <w:rFonts w:ascii="Arial" w:cs="Arial" w:eastAsia="Arial" w:hAnsi="Arial"/>
-          <w:sz w:val="20"/>
-          <w:szCs w:val="20"/>
-        </w:rPr>
-        <w:t xml:space="preserve">Azure Monitor + stdout logging — force=True in basicConfig</w:t>
-      </w:r>
-    </w:p>
-    <w:p>
-      <w:pPr>
-        <w:pStyle w:val="ListParagraph"/>
-        <w:numPr>
-          <w:ilvl w:val="0"/>
-          <w:numId w:val="2"/>
-        </w:numPr>
-        <w:spacing w:after="40" w:before="40"/>
-      </w:pPr>
-      <w:r>
-        <w:rPr>
-          <w:rFonts w:ascii="Arial" w:cs="Arial" w:eastAsia="Arial" w:hAnsi="Arial"/>
-          <w:sz w:val="20"/>
-          <w:szCs w:val="20"/>
-        </w:rPr>
-        <w:t xml:space="preserve">✅  </w:t>
-      </w:r>
-      <w:r>
-        <w:rPr>
-          <w:rFonts w:ascii="Arial" w:cs="Arial" w:eastAsia="Arial" w:hAnsi="Arial"/>
-          <w:sz w:val="20"/>
-          <w:szCs w:val="20"/>
-        </w:rPr>
-        <w:t xml:space="preserve">Health check at /health · Swagger UI at /docs</w:t>
-      </w:r>
-    </w:p>
-    <w:p>
-      <w:pPr>
-        <w:spacing w:after="0" w:before="80"/>
-      </w:pPr>
-    </w:p>
-    <w:p>
-      <w:pPr>
-        <w:pStyle w:val="Heading2"/>
-        <w:spacing w:after="80" w:before="240"/>
-      </w:pPr>
-      <w:r>
-        <w:rPr>
-          <w:rFonts w:ascii="Arial" w:cs="Arial" w:eastAsia="Arial" w:hAnsi="Arial"/>
-          <w:b/>
-          <w:bCs/>
-          <w:color w:val="1A1A2E"/>
-          <w:sz w:val="22"/>
-          <w:szCs w:val="22"/>
-        </w:rPr>
-        <w:t xml:space="preserve">4.4 Phase 3 — Dashboard (:2.17)</w:t>
-      </w:r>
-    </w:p>
-    <w:p>
-      <w:pPr>
-        <w:pStyle w:val="ListParagraph"/>
-        <w:numPr>
-          <w:ilvl w:val="0"/>
-          <w:numId w:val="2"/>
-        </w:numPr>
-        <w:spacing w:after="40" w:before="40"/>
-      </w:pPr>
-      <w:r>
-        <w:rPr>
-          <w:rFonts w:ascii="Arial" w:cs="Arial" w:eastAsia="Arial" w:hAnsi="Arial"/>
-          <w:sz w:val="20"/>
-          <w:szCs w:val="20"/>
-        </w:rPr>
-        <w:t xml:space="preserve">✅  </w:t>
-      </w:r>
-      <w:r>
-        <w:rPr>
-          <w:rFonts w:ascii="Arial" w:cs="Arial" w:eastAsia="Arial" w:hAnsi="Arial"/>
-          <w:sz w:val="20"/>
-          <w:szCs w:val="20"/>
-        </w:rPr>
-        <w:t xml:space="preserve">Next.js 14 App Router — 18+ live routes confirmed by codebase scan</w:t>
-      </w:r>
-    </w:p>
-    <w:p>
-      <w:pPr>
-        <w:spacing w:after="60" w:before="160"/>
-      </w:pPr>
-      <w:r>
-        <w:rPr>
-          <w:rFonts w:ascii="Arial" w:cs="Arial" w:eastAsia="Arial" w:hAnsi="Arial"/>
-          <w:b/>
-          <w:bCs/>
-          <w:color w:val="0A6E6E"/>
-          <w:sz w:val="20"/>
-          <w:szCs w:val="20"/>
-        </w:rPr>
-        <w:t xml:space="preserve">Admin Portal (/admin/*)</w:t>
-      </w:r>
-    </w:p>
-    <w:p>
-      <w:pPr>
-        <w:pStyle w:val="ListParagraph"/>
-        <w:numPr>
-          <w:ilvl w:val="0"/>
-          <w:numId w:val="2"/>
-        </w:numPr>
-        <w:spacing w:after="40" w:before="40"/>
-      </w:pPr>
-      <w:r>
-        <w:rPr>
-          <w:rFonts w:ascii="Arial" w:cs="Arial" w:eastAsia="Arial" w:hAnsi="Arial"/>
-          <w:sz w:val="20"/>
-          <w:szCs w:val="20"/>
-        </w:rPr>
-        <w:t xml:space="preserve">✅  </w:t>
-      </w:r>
-      <w:r>
-        <w:rPr>
-          <w:rFonts w:ascii="Arial" w:cs="Arial" w:eastAsia="Arial" w:hAnsi="Arial"/>
-          <w:sz w:val="20"/>
-          <w:szCs w:val="20"/>
-        </w:rPr>
-        <w:t xml:space="preserve">Login, Platform dashboard, Facilities, Onboarding list + detail, Resellers, Revenue, Users</w:t>
-      </w:r>
-    </w:p>
-    <w:p>
-      <w:pPr>
-        <w:pStyle w:val="ListParagraph"/>
-        <w:numPr>
-          <w:ilvl w:val="0"/>
-          <w:numId w:val="2"/>
-        </w:numPr>
-        <w:spacing w:after="40" w:before="40"/>
-      </w:pPr>
-      <w:r>
-        <w:rPr>
-          <w:rFonts w:ascii="Arial" w:cs="Arial" w:eastAsia="Arial" w:hAnsi="Arial"/>
-          <w:sz w:val="20"/>
-          <w:szCs w:val="20"/>
-        </w:rPr>
-        <w:t xml:space="preserve">✅  </w:t>
-      </w:r>
-      <w:r>
-        <w:rPr>
-          <w:rFonts w:ascii="Arial" w:cs="Arial" w:eastAsia="Arial" w:hAnsi="Arial"/>
-          <w:sz w:val="20"/>
-          <w:szCs w:val="20"/>
-        </w:rPr>
-        <w:t xml:space="preserve">ResendCredentialToken.tsx — 4-state token UI + resend button</w:t>
-      </w:r>
-    </w:p>
-    <w:p>
-      <w:pPr>
-        <w:spacing w:after="60" w:before="160"/>
-      </w:pPr>
-      <w:r>
-        <w:rPr>
-          <w:rFonts w:ascii="Arial" w:cs="Arial" w:eastAsia="Arial" w:hAnsi="Arial"/>
-          <w:b/>
-          <w:bCs/>
-          <w:color w:val="0A6E6E"/>
-          <w:sz w:val="20"/>
-          <w:szCs w:val="20"/>
-        </w:rPr>
-        <w:t xml:space="preserve">Reseller Portal (/reseller/*)</w:t>
-      </w:r>
-    </w:p>
-    <w:p>
-      <w:pPr>
-        <w:pStyle w:val="ListParagraph"/>
-        <w:numPr>
-          <w:ilvl w:val="0"/>
-          <w:numId w:val="2"/>
-        </w:numPr>
-        <w:spacing w:after="40" w:before="40"/>
-      </w:pPr>
-      <w:r>
-        <w:rPr>
-          <w:rFonts w:ascii="Arial" w:cs="Arial" w:eastAsia="Arial" w:hAnsi="Arial"/>
-          <w:sz w:val="20"/>
-          <w:szCs w:val="20"/>
-        </w:rPr>
-        <w:t xml:space="preserve">✅  </w:t>
-      </w:r>
-      <w:r>
-        <w:rPr>
-          <w:rFonts w:ascii="Arial" w:cs="Arial" w:eastAsia="Arial" w:hAnsi="Arial"/>
-          <w:sz w:val="20"/>
-          <w:szCs w:val="20"/>
-        </w:rPr>
-        <w:t xml:space="preserve">Login, Dashboard, Facility list, Facility detail, Onboard wizard, Onboarding list</w:t>
-      </w:r>
-    </w:p>
-    <w:p>
-      <w:pPr>
-        <w:spacing w:after="60" w:before="160"/>
-      </w:pPr>
-      <w:r>
-        <w:rPr>
-          <w:rFonts w:ascii="Arial" w:cs="Arial" w:eastAsia="Arial" w:hAnsi="Arial"/>
-          <w:b/>
-          <w:bCs/>
-          <w:color w:val="0A6E6E"/>
-          <w:sz w:val="20"/>
-          <w:szCs w:val="20"/>
-        </w:rPr>
-        <w:t xml:space="preserve">Adhoc Run Page (/admin/facilities/[code]/adhoc-run)</w:t>
-      </w:r>
-    </w:p>
-    <w:p>
-      <w:pPr>
-        <w:pStyle w:val="ListParagraph"/>
-        <w:numPr>
-          <w:ilvl w:val="0"/>
-          <w:numId w:val="2"/>
-        </w:numPr>
-        <w:spacing w:after="40" w:before="40"/>
-      </w:pPr>
-      <w:r>
-        <w:rPr>
-          <w:rFonts w:ascii="Arial" w:cs="Arial" w:eastAsia="Arial" w:hAnsi="Arial"/>
-          <w:sz w:val="20"/>
-          <w:szCs w:val="20"/>
-        </w:rPr>
-        <w:t xml:space="preserve">✅  </w:t>
-      </w:r>
-      <w:r>
-        <w:rPr>
-          <w:rFonts w:ascii="Arial" w:cs="Arial" w:eastAsia="Arial" w:hAnsi="Arial"/>
-          <w:sz w:val="20"/>
-          <w:szCs w:val="20"/>
-        </w:rPr>
-        <w:t xml:space="preserve">Section A — Date range form with Run Now button + success/error feedback</w:t>
-      </w:r>
-    </w:p>
-    <w:p>
-      <w:pPr>
-        <w:pStyle w:val="ListParagraph"/>
-        <w:numPr>
-          <w:ilvl w:val="0"/>
-          <w:numId w:val="2"/>
-        </w:numPr>
-        <w:spacing w:after="40" w:before="40"/>
-      </w:pPr>
-      <w:r>
-        <w:rPr>
-          <w:rFonts w:ascii="Arial" w:cs="Arial" w:eastAsia="Arial" w:hAnsi="Arial"/>
-          <w:sz w:val="20"/>
-          <w:szCs w:val="20"/>
-        </w:rPr>
-        <w:t xml:space="preserve">✅  </w:t>
-      </w:r>
-      <w:r>
-        <w:rPr>
-          <w:rFonts w:ascii="Arial" w:cs="Arial" w:eastAsia="Arial" w:hAnsi="Arial"/>
-          <w:sz w:val="20"/>
-          <w:szCs w:val="20"/>
-        </w:rPr>
-        <w:t xml:space="preserve">Section B — Run History table (auto-refresh 30s) with Files / Intervals tabs</w:t>
-      </w:r>
-    </w:p>
-    <w:p>
-      <w:pPr>
-        <w:pStyle w:val="ListParagraph"/>
-        <w:numPr>
-          <w:ilvl w:val="0"/>
-          <w:numId w:val="2"/>
-        </w:numPr>
-        <w:spacing w:after="40" w:before="40"/>
-      </w:pPr>
-      <w:r>
-        <w:rPr>
-          <w:rFonts w:ascii="Arial" w:cs="Arial" w:eastAsia="Arial" w:hAnsi="Arial"/>
-          <w:sz w:val="20"/>
-          <w:szCs w:val="20"/>
-        </w:rPr>
-        <w:t xml:space="preserve">✅  </w:t>
-      </w:r>
-      <w:r>
-        <w:rPr>
-          <w:rFonts w:ascii="Arial" w:cs="Arial" w:eastAsia="Arial" w:hAnsi="Arial"/>
-          <w:sz w:val="20"/>
-          <w:szCs w:val="20"/>
-        </w:rPr>
-        <w:t xml:space="preserve">Section C — File manifest table with filter + Export CSV button</w:t>
-      </w:r>
-    </w:p>
-    <w:p>
-      <w:pPr>
-        <w:pStyle w:val="ListParagraph"/>
-        <w:numPr>
-          <w:ilvl w:val="0"/>
-          <w:numId w:val="2"/>
-        </w:numPr>
-        <w:spacing w:after="40" w:before="40"/>
-      </w:pPr>
-      <w:r>
-        <w:rPr>
-          <w:rFonts w:ascii="Arial" w:cs="Arial" w:eastAsia="Arial" w:hAnsi="Arial"/>
-          <w:sz w:val="20"/>
-          <w:szCs w:val="20"/>
-        </w:rPr>
-        <w:t xml:space="preserve">✅  </w:t>
-      </w:r>
-      <w:r>
-        <w:rPr>
-          <w:rFonts w:ascii="Arial" w:cs="Arial" w:eastAsia="Arial" w:hAnsi="Arial"/>
-          <w:sz w:val="20"/>
-          <w:szCs w:val="20"/>
-        </w:rPr>
-        <w:t xml:space="preserve">Section D — Interval Search History table</w:t>
-      </w:r>
-    </w:p>
-    <w:p>
-      <w:pPr>
-        <w:pStyle w:val="ListParagraph"/>
-        <w:numPr>
-          <w:ilvl w:val="0"/>
-          <w:numId w:val="2"/>
-        </w:numPr>
-        <w:spacing w:after="40" w:before="40"/>
-      </w:pPr>
-      <w:r>
-        <w:rPr>
-          <w:rFonts w:ascii="Arial" w:cs="Arial" w:eastAsia="Arial" w:hAnsi="Arial"/>
-          <w:sz w:val="20"/>
-          <w:szCs w:val="20"/>
-        </w:rPr>
-        <w:t xml:space="preserve">✅  </w:t>
-      </w:r>
-      <w:r>
-        <w:rPr>
-          <w:rFonts w:ascii="Arial" w:cs="Arial" w:eastAsia="Arial" w:hAnsi="Arial"/>
-          <w:sz w:val="20"/>
-          <w:szCs w:val="20"/>
-        </w:rPr>
-        <w:t xml:space="preserve">   Per-interval: #, Type, FROM, TO, Files Found, Request status, Response status</w:t>
-      </w:r>
-    </w:p>
-    <w:p>
-      <w:pPr>
-        <w:pStyle w:val="ListParagraph"/>
-        <w:numPr>
-          <w:ilvl w:val="0"/>
-          <w:numId w:val="2"/>
-        </w:numPr>
-        <w:spacing w:after="40" w:before="40"/>
-      </w:pPr>
-      <w:r>
-        <w:rPr>
-          <w:rFonts w:ascii="Arial" w:cs="Arial" w:eastAsia="Arial" w:hAnsi="Arial"/>
-          <w:sz w:val="20"/>
-          <w:szCs w:val="20"/>
-        </w:rPr>
-        <w:t xml:space="preserve">✅  </w:t>
-      </w:r>
-      <w:r>
-        <w:rPr>
-          <w:rFonts w:ascii="Arial" w:cs="Arial" w:eastAsia="Arial" w:hAnsi="Arial"/>
-          <w:sz w:val="20"/>
-          <w:szCs w:val="20"/>
-        </w:rPr>
-        <w:t xml:space="preserve">   Color coded: green = files found, grey = empty interval</w:t>
-      </w:r>
-    </w:p>
-    <w:p>
-      <w:pPr>
-        <w:pStyle w:val="ListParagraph"/>
-        <w:numPr>
-          <w:ilvl w:val="0"/>
-          <w:numId w:val="2"/>
-        </w:numPr>
-        <w:spacing w:after="40" w:before="40"/>
-      </w:pPr>
-      <w:r>
-        <w:rPr>
-          <w:rFonts w:ascii="Arial" w:cs="Arial" w:eastAsia="Arial" w:hAnsi="Arial"/>
-          <w:sz w:val="20"/>
-          <w:szCs w:val="20"/>
-        </w:rPr>
-        <w:t xml:space="preserve">✅  </w:t>
-      </w:r>
-      <w:r>
-        <w:rPr>
-          <w:rFonts w:ascii="Arial" w:cs="Arial" w:eastAsia="Arial" w:hAnsi="Arial"/>
-          <w:sz w:val="20"/>
-          <w:szCs w:val="20"/>
-        </w:rPr>
-        <w:t xml:space="preserve">   Side-by-side XML viewer modal: Request XML (sent) vs Response XML (received)</w:t>
-      </w:r>
-    </w:p>
-    <w:p>
-      <w:pPr>
-        <w:pStyle w:val="ListParagraph"/>
-        <w:numPr>
-          <w:ilvl w:val="0"/>
-          <w:numId w:val="2"/>
-        </w:numPr>
-        <w:spacing w:after="40" w:before="40"/>
-      </w:pPr>
-      <w:r>
-        <w:rPr>
-          <w:rFonts w:ascii="Arial" w:cs="Arial" w:eastAsia="Arial" w:hAnsi="Arial"/>
-          <w:sz w:val="20"/>
-          <w:szCs w:val="20"/>
-        </w:rPr>
-        <w:t xml:space="preserve">✅  </w:t>
-      </w:r>
-      <w:r>
-        <w:rPr>
-          <w:rFonts w:ascii="Arial" w:cs="Arial" w:eastAsia="Arial" w:hAnsi="Arial"/>
-          <w:sz w:val="20"/>
-          <w:szCs w:val="20"/>
-        </w:rPr>
-        <w:t xml:space="preserve">   Key fields extracted: from/to date, result code, file list with record counts</w:t>
-      </w:r>
-    </w:p>
-    <w:p>
-      <w:pPr>
-        <w:pStyle w:val="ListParagraph"/>
-        <w:numPr>
-          <w:ilvl w:val="0"/>
-          <w:numId w:val="2"/>
-        </w:numPr>
-        <w:spacing w:after="40" w:before="40"/>
-      </w:pPr>
-      <w:r>
-        <w:rPr>
-          <w:rFonts w:ascii="Arial" w:cs="Arial" w:eastAsia="Arial" w:hAnsi="Arial"/>
-          <w:sz w:val="20"/>
-          <w:szCs w:val="20"/>
-        </w:rPr>
-        <w:t xml:space="preserve">✅  </w:t>
-      </w:r>
-      <w:r>
-        <w:rPr>
-          <w:rFonts w:ascii="Arial" w:cs="Arial" w:eastAsia="Arial" w:hAnsi="Arial"/>
-          <w:sz w:val="20"/>
-          <w:szCs w:val="20"/>
-        </w:rPr>
-        <w:t xml:space="preserve">   Fallback message for runs before engine :3.8</w:t>
-      </w:r>
-    </w:p>
-    <w:p>
-      <w:pPr>
-        <w:spacing w:after="60" w:before="160"/>
-      </w:pPr>
-      <w:r>
-        <w:rPr>
-          <w:rFonts w:ascii="Arial" w:cs="Arial" w:eastAsia="Arial" w:hAnsi="Arial"/>
-          <w:b/>
-          <w:bCs/>
-          <w:color w:val="0A6E6E"/>
-          <w:sz w:val="20"/>
-          <w:szCs w:val="20"/>
-        </w:rPr>
-        <w:t xml:space="preserve">Client Onboarding</w:t>
-      </w:r>
-    </w:p>
-    <w:p>
-      <w:pPr>
-        <w:pStyle w:val="ListParagraph"/>
-        <w:numPr>
-          <w:ilvl w:val="0"/>
-          <w:numId w:val="2"/>
-        </w:numPr>
-        <w:spacing w:after="40" w:before="40"/>
-      </w:pPr>
-      <w:r>
-        <w:rPr>
-          <w:rFonts w:ascii="Arial" w:cs="Arial" w:eastAsia="Arial" w:hAnsi="Arial"/>
-          <w:sz w:val="20"/>
-          <w:szCs w:val="20"/>
-        </w:rPr>
-        <w:t xml:space="preserve">✅  </w:t>
-      </w:r>
-      <w:r>
-        <w:rPr>
-          <w:rFonts w:ascii="Arial" w:cs="Arial" w:eastAsia="Arial" w:hAnsi="Arial"/>
-          <w:sz w:val="20"/>
-          <w:szCs w:val="20"/>
-        </w:rPr>
-        <w:t xml:space="preserve">/onboard/credentials/[token] — secure credential setup page</w:t>
-      </w:r>
-    </w:p>
-    <w:p>
-      <w:pPr>
-        <w:spacing w:after="60" w:before="160"/>
-      </w:pPr>
-      <w:r>
-        <w:rPr>
-          <w:rFonts w:ascii="Arial" w:cs="Arial" w:eastAsia="Arial" w:hAnsi="Arial"/>
-          <w:b/>
-          <w:bCs/>
-          <w:color w:val="0A6E6E"/>
-          <w:sz w:val="20"/>
-          <w:szCs w:val="20"/>
-        </w:rPr>
-        <w:t xml:space="preserve">DB Schema + Migration</w:t>
-      </w:r>
-    </w:p>
-    <w:p>
-      <w:pPr>
-        <w:pStyle w:val="ListParagraph"/>
-        <w:numPr>
-          <w:ilvl w:val="0"/>
-          <w:numId w:val="2"/>
-        </w:numPr>
-        <w:spacing w:after="40" w:before="40"/>
-      </w:pPr>
-      <w:r>
-        <w:rPr>
-          <w:rFonts w:ascii="Arial" w:cs="Arial" w:eastAsia="Arial" w:hAnsi="Arial"/>
-          <w:sz w:val="20"/>
-          <w:szCs w:val="20"/>
-        </w:rPr>
-        <w:t xml:space="preserve">✅  </w:t>
-      </w:r>
-      <w:r>
-        <w:rPr>
-          <w:rFonts w:ascii="Arial" w:cs="Arial" w:eastAsia="Arial" w:hAnsi="Arial"/>
-          <w:sz w:val="20"/>
-          <w:szCs w:val="20"/>
-        </w:rPr>
-        <w:t xml:space="preserve">Schema v2 + migration_v3 — 4-state tokens, 7-day expiry, sent_to_email, resend_count</w:t>
-      </w:r>
-    </w:p>
-    <w:p>
-      <w:pPr>
-        <w:pStyle w:val="ListParagraph"/>
-        <w:numPr>
-          <w:ilvl w:val="0"/>
-          <w:numId w:val="2"/>
-        </w:numPr>
-        <w:spacing w:after="40" w:before="40"/>
-      </w:pPr>
-      <w:r>
-        <w:rPr>
-          <w:rFonts w:ascii="Arial" w:cs="Arial" w:eastAsia="Arial" w:hAnsi="Arial"/>
-          <w:sz w:val="20"/>
-          <w:szCs w:val="20"/>
-        </w:rPr>
-        <w:t xml:space="preserve">✅  </w:t>
-      </w:r>
-      <w:r>
-        <w:rPr>
-          <w:rFonts w:ascii="Arial" w:cs="Arial" w:eastAsia="Arial" w:hAnsi="Arial"/>
-          <w:sz w:val="20"/>
-          <w:szCs w:val="20"/>
-        </w:rPr>
-        <w:t xml:space="preserve">Auto-migration for file_manifest enriched columns</w:t>
-      </w:r>
-    </w:p>
-    <w:p>
-      <w:pPr>
-        <w:spacing w:after="0" w:before="80"/>
-      </w:pPr>
-    </w:p>
-    <w:p>
-      <w:pPr>
-        <w:pStyle w:val="Heading2"/>
-        <w:spacing w:after="80" w:before="240"/>
-      </w:pPr>
-      <w:r>
-        <w:rPr>
-          <w:rFonts w:ascii="Arial" w:cs="Arial" w:eastAsia="Arial" w:hAnsi="Arial"/>
-          <w:b/>
-          <w:bCs/>
-          <w:color w:val="1A1A2E"/>
-          <w:sz w:val="22"/>
-          <w:szCs w:val="22"/>
-        </w:rPr>
-        <w:t xml:space="preserve">4.5 ClaimSyncPull.py v2.0 (Saleem PC)</w:t>
-      </w:r>
-    </w:p>
-    <w:p>
-      <w:pPr>
-        <w:pStyle w:val="ListParagraph"/>
-        <w:numPr>
-          <w:ilvl w:val="0"/>
-          <w:numId w:val="2"/>
-        </w:numPr>
-        <w:spacing w:after="40" w:before="40"/>
-      </w:pPr>
-      <w:r>
-        <w:rPr>
-          <w:rFonts w:ascii="Arial" w:cs="Arial" w:eastAsia="Arial" w:hAnsi="Arial"/>
-          <w:sz w:val="20"/>
-          <w:szCs w:val="20"/>
-        </w:rPr>
-        <w:t xml:space="preserve">✅  </w:t>
-      </w:r>
-      <w:r>
-        <w:rPr>
-          <w:rFonts w:ascii="Arial" w:cs="Arial" w:eastAsia="Arial" w:hAnsi="Arial"/>
-          <w:sz w:val="20"/>
-          <w:szCs w:val="20"/>
-        </w:rPr>
-        <w:t xml:space="preserve">Multi-facility: MF2618 + MF5360</w:t>
-      </w:r>
-    </w:p>
-    <w:p>
-      <w:pPr>
-        <w:pStyle w:val="ListParagraph"/>
-        <w:numPr>
-          <w:ilvl w:val="0"/>
-          <w:numId w:val="2"/>
-        </w:numPr>
-        <w:spacing w:after="40" w:before="40"/>
-      </w:pPr>
-      <w:r>
-        <w:rPr>
-          <w:rFonts w:ascii="Arial" w:cs="Arial" w:eastAsia="Arial" w:hAnsi="Arial"/>
-          <w:sz w:val="20"/>
-          <w:szCs w:val="20"/>
-        </w:rPr>
-        <w:t xml:space="preserve">✅  </w:t>
-      </w:r>
-      <w:r>
-        <w:rPr>
-          <w:rFonts w:ascii="Arial" w:cs="Arial" w:eastAsia="Arial" w:hAnsi="Arial"/>
-          <w:sz w:val="20"/>
-          <w:szCs w:val="20"/>
-        </w:rPr>
-        <w:t xml:space="preserve">Blob prefix routing: claims/ → claims\, remittance/ → remittance\, resubmission/ → resubmission\</w:t>
-      </w:r>
-    </w:p>
-    <w:p>
-      <w:pPr>
-        <w:pStyle w:val="ListParagraph"/>
-        <w:numPr>
-          <w:ilvl w:val="0"/>
-          <w:numId w:val="2"/>
-        </w:numPr>
-        <w:spacing w:after="40" w:before="40"/>
-      </w:pPr>
-      <w:r>
-        <w:rPr>
-          <w:rFonts w:ascii="Arial" w:cs="Arial" w:eastAsia="Arial" w:hAnsi="Arial"/>
-          <w:sz w:val="20"/>
-          <w:szCs w:val="20"/>
-        </w:rPr>
-        <w:t xml:space="preserve">✅  </w:t>
-      </w:r>
-      <w:r>
-        <w:rPr>
-          <w:rFonts w:ascii="Arial" w:cs="Arial" w:eastAsia="Arial" w:hAnsi="Arial"/>
-          <w:sz w:val="20"/>
-          <w:szCs w:val="20"/>
-        </w:rPr>
-        <w:t xml:space="preserve">search_history/ prefix stripped → files land at facility root</w:t>
-      </w:r>
-    </w:p>
-    <w:p>
-      <w:pPr>
-        <w:pStyle w:val="ListParagraph"/>
-        <w:numPr>
-          <w:ilvl w:val="0"/>
-          <w:numId w:val="2"/>
-        </w:numPr>
-        <w:spacing w:after="40" w:before="40"/>
-      </w:pPr>
-      <w:r>
-        <w:rPr>
-          <w:rFonts w:ascii="Arial" w:cs="Arial" w:eastAsia="Arial" w:hAnsi="Arial"/>
-          <w:sz w:val="20"/>
-          <w:szCs w:val="20"/>
-        </w:rPr>
-        <w:t xml:space="preserve">✅  </w:t>
-      </w:r>
-      <w:r>
-        <w:rPr>
-          <w:rFonts w:ascii="Arial" w:cs="Arial" w:eastAsia="Arial" w:hAnsi="Arial"/>
-          <w:sz w:val="20"/>
-          <w:szCs w:val="20"/>
-        </w:rPr>
-        <w:t xml:space="preserve">logs/ → facility logs\ subfolder</w:t>
-      </w:r>
-    </w:p>
-    <w:p>
-      <w:pPr>
-        <w:pStyle w:val="ListParagraph"/>
-        <w:numPr>
-          <w:ilvl w:val="0"/>
-          <w:numId w:val="2"/>
-        </w:numPr>
-        <w:spacing w:after="40" w:before="40"/>
-      </w:pPr>
-      <w:r>
-        <w:rPr>
-          <w:rFonts w:ascii="Arial" w:cs="Arial" w:eastAsia="Arial" w:hAnsi="Arial"/>
-          <w:sz w:val="20"/>
-          <w:szCs w:val="20"/>
-        </w:rPr>
-        <w:t xml:space="preserve">✅  </w:t>
-      </w:r>
-      <w:r>
-        <w:rPr>
-          <w:rFonts w:ascii="Arial" w:cs="Arial" w:eastAsia="Arial" w:hAnsi="Arial"/>
-          <w:sz w:val="20"/>
-          <w:szCs w:val="20"/>
-        </w:rPr>
-        <w:t xml:space="preserve">archive\ subfolders auto-created inside claims, remittance, resubmission</w:t>
-      </w:r>
-    </w:p>
-    <w:p>
-      <w:pPr>
-        <w:pStyle w:val="ListParagraph"/>
-        <w:numPr>
-          <w:ilvl w:val="0"/>
-          <w:numId w:val="2"/>
-        </w:numPr>
-        <w:spacing w:after="40" w:before="40"/>
-      </w:pPr>
-      <w:r>
-        <w:rPr>
-          <w:rFonts w:ascii="Arial" w:cs="Arial" w:eastAsia="Arial" w:hAnsi="Arial"/>
-          <w:sz w:val="20"/>
-          <w:szCs w:val="20"/>
-        </w:rPr>
-        <w:t xml:space="preserve">✅  </w:t>
-      </w:r>
-      <w:r>
-        <w:rPr>
-          <w:rFonts w:ascii="Arial" w:cs="Arial" w:eastAsia="Arial" w:hAnsi="Arial"/>
-          <w:sz w:val="20"/>
-          <w:szCs w:val="20"/>
-        </w:rPr>
-        <w:t xml:space="preserve">Central log: Raggr\claimsync_pull_YYYY-MM-DD.log — all facilities, summary line</w:t>
-      </w:r>
-    </w:p>
-    <w:p>
-      <w:pPr>
-        <w:pStyle w:val="ListParagraph"/>
-        <w:numPr>
-          <w:ilvl w:val="0"/>
-          <w:numId w:val="2"/>
-        </w:numPr>
-        <w:spacing w:after="40" w:before="40"/>
-      </w:pPr>
-      <w:r>
-        <w:rPr>
-          <w:rFonts w:ascii="Arial" w:cs="Arial" w:eastAsia="Arial" w:hAnsi="Arial"/>
-          <w:sz w:val="20"/>
-          <w:szCs w:val="20"/>
-        </w:rPr>
-        <w:t xml:space="preserve">✅  </w:t>
-      </w:r>
-      <w:r>
-        <w:rPr>
-          <w:rFonts w:ascii="Arial" w:cs="Arial" w:eastAsia="Arial" w:hAnsi="Arial"/>
-          <w:sz w:val="20"/>
-          <w:szCs w:val="20"/>
-        </w:rPr>
-        <w:t xml:space="preserve">Skip-if-exists — no re-download of existing files</w:t>
-      </w:r>
-    </w:p>
-    <w:p>
-      <w:pPr>
-        <w:pStyle w:val="ListParagraph"/>
-        <w:numPr>
-          <w:ilvl w:val="0"/>
-          <w:numId w:val="2"/>
-        </w:numPr>
-        <w:spacing w:after="40" w:before="40"/>
-      </w:pPr>
-      <w:r>
-        <w:rPr>
-          <w:rFonts w:ascii="Arial" w:cs="Arial" w:eastAsia="Arial" w:hAnsi="Arial"/>
-          <w:sz w:val="20"/>
-          <w:szCs w:val="20"/>
-        </w:rPr>
-        <w:t xml:space="preserve">✅  </w:t>
-      </w:r>
-      <w:r>
-        <w:rPr>
-          <w:rFonts w:ascii="Arial" w:cs="Arial" w:eastAsia="Arial" w:hAnsi="Arial"/>
-          <w:sz w:val="20"/>
-          <w:szCs w:val="20"/>
-        </w:rPr>
-        <w:t xml:space="preserve">Task Scheduler 07:00 UAE daily</w:t>
-      </w:r>
-    </w:p>
-    <w:p>
-      <w:pPr>
-        <w:spacing w:after="0" w:before="80"/>
-      </w:pPr>
-    </w:p>
-    <w:p>
-      <w:pPr>
-        <w:pStyle w:val="Heading2"/>
-        <w:spacing w:after="80" w:before="240"/>
-      </w:pPr>
-      <w:r>
-        <w:rPr>
-          <w:rFonts w:ascii="Arial" w:cs="Arial" w:eastAsia="Arial" w:hAnsi="Arial"/>
-          <w:b/>
-          <w:bCs/>
-          <w:color w:val="1A1A2E"/>
-          <w:sz w:val="22"/>
-          <w:szCs w:val="22"/>
-        </w:rPr>
-        <w:t xml:space="preserve">4.6 Bug Fix Log</w:t>
+        <w:t xml:space="preserve">3.3 Azure Cost Profile (March 2026)</w:t>
       </w:r>
     </w:p>
     <w:tbl>
@@ -5491,9 +3584,2785 @@
         </w:tblBorders>
       </w:tblPr>
       <w:tblGrid>
-        <w:gridCol w:w="1400"/>
-        <w:gridCol w:w="2200"/>
-        <w:gridCol w:w="3000"/>
+        <w:gridCol w:w="2400"/>
+        <w:gridCol w:w="2000"/>
+        <w:gridCol w:w="2800"/>
+        <w:gridCol w:w="2160"/>
+      </w:tblGrid>
+      <w:tr>
+        <w:trPr>
+          <w:tblHeader/>
+        </w:trPr>
+        <w:tc>
+          <w:tcPr>
+            <w:tcW w:type="dxa" w:w="2400"/>
+            <w:tcBorders>
+              <w:top w:val="single" w:color="CCCCCC" w:sz="1"/>
+              <w:left w:val="single" w:color="CCCCCC" w:sz="1"/>
+              <w:bottom w:val="single" w:color="CCCCCC" w:sz="1"/>
+              <w:right w:val="single" w:color="CCCCCC" w:sz="1"/>
+            </w:tcBorders>
+            <w:shd w:fill="0A6E6E" w:val="clear"/>
+            <w:tcMar>
+              <w:top w:type="dxa" w:w="80"/>
+              <w:left w:type="dxa" w:w="120"/>
+              <w:bottom w:type="dxa" w:w="80"/>
+              <w:right w:type="dxa" w:w="120"/>
+            </w:tcMar>
+          </w:tcPr>
+          <w:p>
+            <w:r>
+              <w:rPr>
+                <w:rFonts w:ascii="Arial" w:cs="Arial" w:eastAsia="Arial" w:hAnsi="Arial"/>
+                <w:b/>
+                <w:bCs/>
+                <w:color w:val="FFFFFF"/>
+                <w:sz w:val="18"/>
+                <w:szCs w:val="18"/>
+              </w:rPr>
+              <w:t xml:space="preserve">Service</w:t>
+            </w:r>
+          </w:p>
+        </w:tc>
+        <w:tc>
+          <w:tcPr>
+            <w:tcW w:type="dxa" w:w="2000"/>
+            <w:tcBorders>
+              <w:top w:val="single" w:color="CCCCCC" w:sz="1"/>
+              <w:left w:val="single" w:color="CCCCCC" w:sz="1"/>
+              <w:bottom w:val="single" w:color="CCCCCC" w:sz="1"/>
+              <w:right w:val="single" w:color="CCCCCC" w:sz="1"/>
+            </w:tcBorders>
+            <w:shd w:fill="0A6E6E" w:val="clear"/>
+            <w:tcMar>
+              <w:top w:type="dxa" w:w="80"/>
+              <w:left w:type="dxa" w:w="120"/>
+              <w:bottom w:type="dxa" w:w="80"/>
+              <w:right w:type="dxa" w:w="120"/>
+            </w:tcMar>
+          </w:tcPr>
+          <w:p>
+            <w:r>
+              <w:rPr>
+                <w:rFonts w:ascii="Arial" w:cs="Arial" w:eastAsia="Arial" w:hAnsi="Arial"/>
+                <w:b/>
+                <w:bCs/>
+                <w:color w:val="FFFFFF"/>
+                <w:sz w:val="18"/>
+                <w:szCs w:val="18"/>
+              </w:rPr>
+              <w:t xml:space="preserve">Monthly Cost (INR)</w:t>
+            </w:r>
+          </w:p>
+        </w:tc>
+        <w:tc>
+          <w:tcPr>
+            <w:tcW w:type="dxa" w:w="2800"/>
+            <w:tcBorders>
+              <w:top w:val="single" w:color="CCCCCC" w:sz="1"/>
+              <w:left w:val="single" w:color="CCCCCC" w:sz="1"/>
+              <w:bottom w:val="single" w:color="CCCCCC" w:sz="1"/>
+              <w:right w:val="single" w:color="CCCCCC" w:sz="1"/>
+            </w:tcBorders>
+            <w:shd w:fill="0A6E6E" w:val="clear"/>
+            <w:tcMar>
+              <w:top w:type="dxa" w:w="80"/>
+              <w:left w:type="dxa" w:w="120"/>
+              <w:bottom w:type="dxa" w:w="80"/>
+              <w:right w:type="dxa" w:w="120"/>
+            </w:tcMar>
+          </w:tcPr>
+          <w:p>
+            <w:r>
+              <w:rPr>
+                <w:rFonts w:ascii="Arial" w:cs="Arial" w:eastAsia="Arial" w:hAnsi="Arial"/>
+                <w:b/>
+                <w:bCs/>
+                <w:color w:val="FFFFFF"/>
+                <w:sz w:val="18"/>
+                <w:szCs w:val="18"/>
+              </w:rPr>
+              <w:t xml:space="preserve">SKU / Config</w:t>
+            </w:r>
+          </w:p>
+        </w:tc>
+        <w:tc>
+          <w:tcPr>
+            <w:tcW w:type="dxa" w:w="2160"/>
+            <w:tcBorders>
+              <w:top w:val="single" w:color="CCCCCC" w:sz="1"/>
+              <w:left w:val="single" w:color="CCCCCC" w:sz="1"/>
+              <w:bottom w:val="single" w:color="CCCCCC" w:sz="1"/>
+              <w:right w:val="single" w:color="CCCCCC" w:sz="1"/>
+            </w:tcBorders>
+            <w:shd w:fill="0A6E6E" w:val="clear"/>
+            <w:tcMar>
+              <w:top w:type="dxa" w:w="80"/>
+              <w:left w:type="dxa" w:w="120"/>
+              <w:bottom w:type="dxa" w:w="80"/>
+              <w:right w:type="dxa" w:w="120"/>
+            </w:tcMar>
+          </w:tcPr>
+          <w:p>
+            <w:r>
+              <w:rPr>
+                <w:rFonts w:ascii="Arial" w:cs="Arial" w:eastAsia="Arial" w:hAnsi="Arial"/>
+                <w:b/>
+                <w:bCs/>
+                <w:color w:val="FFFFFF"/>
+                <w:sz w:val="18"/>
+                <w:szCs w:val="18"/>
+              </w:rPr>
+              <w:t xml:space="preserve">Optimisation Status</w:t>
+            </w:r>
+          </w:p>
+        </w:tc>
+      </w:tr>
+      <w:tr>
+        <w:tc>
+          <w:tcPr>
+            <w:tcW w:type="dxa" w:w="2400"/>
+            <w:tcBorders>
+              <w:top w:val="single" w:color="CCCCCC" w:sz="1"/>
+              <w:left w:val="single" w:color="CCCCCC" w:sz="1"/>
+              <w:bottom w:val="single" w:color="CCCCCC" w:sz="1"/>
+              <w:right w:val="single" w:color="CCCCCC" w:sz="1"/>
+            </w:tcBorders>
+            <w:shd w:fill="E4F4F4" w:val="clear"/>
+            <w:tcMar>
+              <w:top w:type="dxa" w:w="80"/>
+              <w:left w:type="dxa" w:w="120"/>
+              <w:bottom w:type="dxa" w:w="80"/>
+              <w:right w:type="dxa" w:w="120"/>
+            </w:tcMar>
+          </w:tcPr>
+          <w:p>
+            <w:r>
+              <w:rPr>
+                <w:rFonts w:ascii="Arial" w:cs="Arial" w:eastAsia="Arial" w:hAnsi="Arial"/>
+                <w:b w:val="false"/>
+                <w:bCs w:val="false"/>
+                <w:color w:val="1A1A2E"/>
+                <w:sz w:val="18"/>
+                <w:szCs w:val="18"/>
+              </w:rPr>
+              <w:t xml:space="preserve">PostgreSQL</w:t>
+            </w:r>
+          </w:p>
+        </w:tc>
+        <w:tc>
+          <w:tcPr>
+            <w:tcW w:type="dxa" w:w="2000"/>
+            <w:tcBorders>
+              <w:top w:val="single" w:color="CCCCCC" w:sz="1"/>
+              <w:left w:val="single" w:color="CCCCCC" w:sz="1"/>
+              <w:bottom w:val="single" w:color="CCCCCC" w:sz="1"/>
+              <w:right w:val="single" w:color="CCCCCC" w:sz="1"/>
+            </w:tcBorders>
+            <w:shd w:fill="E4F4F4" w:val="clear"/>
+            <w:tcMar>
+              <w:top w:type="dxa" w:w="80"/>
+              <w:left w:type="dxa" w:w="120"/>
+              <w:bottom w:type="dxa" w:w="80"/>
+              <w:right w:type="dxa" w:w="120"/>
+            </w:tcMar>
+          </w:tcPr>
+          <w:p>
+            <w:r>
+              <w:rPr>
+                <w:rFonts w:ascii="Arial" w:cs="Arial" w:eastAsia="Arial" w:hAnsi="Arial"/>
+                <w:b w:val="false"/>
+                <w:bCs w:val="false"/>
+                <w:color w:val="1A1A2E"/>
+                <w:sz w:val="18"/>
+                <w:szCs w:val="18"/>
+              </w:rPr>
+              <w:t xml:space="preserve">₹3,578</w:t>
+            </w:r>
+          </w:p>
+        </w:tc>
+        <w:tc>
+          <w:tcPr>
+            <w:tcW w:type="dxa" w:w="2800"/>
+            <w:tcBorders>
+              <w:top w:val="single" w:color="CCCCCC" w:sz="1"/>
+              <w:left w:val="single" w:color="CCCCCC" w:sz="1"/>
+              <w:bottom w:val="single" w:color="CCCCCC" w:sz="1"/>
+              <w:right w:val="single" w:color="CCCCCC" w:sz="1"/>
+            </w:tcBorders>
+            <w:shd w:fill="E4F4F4" w:val="clear"/>
+            <w:tcMar>
+              <w:top w:type="dxa" w:w="80"/>
+              <w:left w:type="dxa" w:w="120"/>
+              <w:bottom w:type="dxa" w:w="80"/>
+              <w:right w:type="dxa" w:w="120"/>
+            </w:tcMar>
+          </w:tcPr>
+          <w:p>
+            <w:r>
+              <w:rPr>
+                <w:rFonts w:ascii="Arial" w:cs="Arial" w:eastAsia="Arial" w:hAnsi="Arial"/>
+                <w:b w:val="false"/>
+                <w:bCs w:val="false"/>
+                <w:color w:val="1A1A2E"/>
+                <w:sz w:val="18"/>
+                <w:szCs w:val="18"/>
+              </w:rPr>
+              <w:t xml:space="preserve">Standard_B1ms, 32GB, 7-day backup</w:t>
+            </w:r>
+          </w:p>
+        </w:tc>
+        <w:tc>
+          <w:tcPr>
+            <w:tcW w:type="dxa" w:w="2160"/>
+            <w:tcBorders>
+              <w:top w:val="single" w:color="CCCCCC" w:sz="1"/>
+              <w:left w:val="single" w:color="CCCCCC" w:sz="1"/>
+              <w:bottom w:val="single" w:color="CCCCCC" w:sz="1"/>
+              <w:right w:val="single" w:color="CCCCCC" w:sz="1"/>
+            </w:tcBorders>
+            <w:shd w:fill="E4F4F4" w:val="clear"/>
+            <w:tcMar>
+              <w:top w:type="dxa" w:w="80"/>
+              <w:left w:type="dxa" w:w="120"/>
+              <w:bottom w:type="dxa" w:w="80"/>
+              <w:right w:type="dxa" w:w="120"/>
+            </w:tcMar>
+          </w:tcPr>
+          <w:p>
+            <w:r>
+              <w:rPr>
+                <w:rFonts w:ascii="Arial" w:cs="Arial" w:eastAsia="Arial" w:hAnsi="Arial"/>
+                <w:b w:val="false"/>
+                <w:bCs w:val="false"/>
+                <w:color w:val="1A1A2E"/>
+                <w:sz w:val="18"/>
+                <w:szCs w:val="18"/>
+              </w:rPr>
+              <w:t xml:space="preserve">At floor — cannot reduce further</w:t>
+            </w:r>
+          </w:p>
+        </w:tc>
+      </w:tr>
+      <w:tr>
+        <w:tc>
+          <w:tcPr>
+            <w:tcW w:type="dxa" w:w="2400"/>
+            <w:tcBorders>
+              <w:top w:val="single" w:color="CCCCCC" w:sz="1"/>
+              <w:left w:val="single" w:color="CCCCCC" w:sz="1"/>
+              <w:bottom w:val="single" w:color="CCCCCC" w:sz="1"/>
+              <w:right w:val="single" w:color="CCCCCC" w:sz="1"/>
+            </w:tcBorders>
+            <w:shd w:fill="FFFFFF" w:val="clear"/>
+            <w:tcMar>
+              <w:top w:type="dxa" w:w="80"/>
+              <w:left w:type="dxa" w:w="120"/>
+              <w:bottom w:type="dxa" w:w="80"/>
+              <w:right w:type="dxa" w:w="120"/>
+            </w:tcMar>
+          </w:tcPr>
+          <w:p>
+            <w:r>
+              <w:rPr>
+                <w:rFonts w:ascii="Arial" w:cs="Arial" w:eastAsia="Arial" w:hAnsi="Arial"/>
+                <w:b w:val="false"/>
+                <w:bCs w:val="false"/>
+                <w:color w:val="1A1A2E"/>
+                <w:sz w:val="18"/>
+                <w:szCs w:val="18"/>
+              </w:rPr>
+              <w:t xml:space="preserve">Container Apps</w:t>
+            </w:r>
+          </w:p>
+        </w:tc>
+        <w:tc>
+          <w:tcPr>
+            <w:tcW w:type="dxa" w:w="2000"/>
+            <w:tcBorders>
+              <w:top w:val="single" w:color="CCCCCC" w:sz="1"/>
+              <w:left w:val="single" w:color="CCCCCC" w:sz="1"/>
+              <w:bottom w:val="single" w:color="CCCCCC" w:sz="1"/>
+              <w:right w:val="single" w:color="CCCCCC" w:sz="1"/>
+            </w:tcBorders>
+            <w:shd w:fill="FFFFFF" w:val="clear"/>
+            <w:tcMar>
+              <w:top w:type="dxa" w:w="80"/>
+              <w:left w:type="dxa" w:w="120"/>
+              <w:bottom w:type="dxa" w:w="80"/>
+              <w:right w:type="dxa" w:w="120"/>
+            </w:tcMar>
+          </w:tcPr>
+          <w:p>
+            <w:r>
+              <w:rPr>
+                <w:rFonts w:ascii="Arial" w:cs="Arial" w:eastAsia="Arial" w:hAnsi="Arial"/>
+                <w:b w:val="false"/>
+                <w:bCs w:val="false"/>
+                <w:color w:val="1A1A2E"/>
+                <w:sz w:val="18"/>
+                <w:szCs w:val="18"/>
+              </w:rPr>
+              <w:t xml:space="preserve">₹927</w:t>
+            </w:r>
+          </w:p>
+        </w:tc>
+        <w:tc>
+          <w:tcPr>
+            <w:tcW w:type="dxa" w:w="2800"/>
+            <w:tcBorders>
+              <w:top w:val="single" w:color="CCCCCC" w:sz="1"/>
+              <w:left w:val="single" w:color="CCCCCC" w:sz="1"/>
+              <w:bottom w:val="single" w:color="CCCCCC" w:sz="1"/>
+              <w:right w:val="single" w:color="CCCCCC" w:sz="1"/>
+            </w:tcBorders>
+            <w:shd w:fill="FFFFFF" w:val="clear"/>
+            <w:tcMar>
+              <w:top w:type="dxa" w:w="80"/>
+              <w:left w:type="dxa" w:w="120"/>
+              <w:bottom w:type="dxa" w:w="80"/>
+              <w:right w:type="dxa" w:w="120"/>
+            </w:tcMar>
+          </w:tcPr>
+          <w:p>
+            <w:r>
+              <w:rPr>
+                <w:rFonts w:ascii="Arial" w:cs="Arial" w:eastAsia="Arial" w:hAnsi="Arial"/>
+                <w:b w:val="false"/>
+                <w:bCs w:val="false"/>
+                <w:color w:val="1A1A2E"/>
+                <w:sz w:val="18"/>
+                <w:szCs w:val="18"/>
+              </w:rPr>
+              <w:t xml:space="preserve">2 containers + 1 job, Consumption</w:t>
+            </w:r>
+          </w:p>
+        </w:tc>
+        <w:tc>
+          <w:tcPr>
+            <w:tcW w:type="dxa" w:w="2160"/>
+            <w:tcBorders>
+              <w:top w:val="single" w:color="CCCCCC" w:sz="1"/>
+              <w:left w:val="single" w:color="CCCCCC" w:sz="1"/>
+              <w:bottom w:val="single" w:color="CCCCCC" w:sz="1"/>
+              <w:right w:val="single" w:color="CCCCCC" w:sz="1"/>
+            </w:tcBorders>
+            <w:shd w:fill="FFFFFF" w:val="clear"/>
+            <w:tcMar>
+              <w:top w:type="dxa" w:w="80"/>
+              <w:left w:type="dxa" w:w="120"/>
+              <w:bottom w:type="dxa" w:w="80"/>
+              <w:right w:type="dxa" w:w="120"/>
+            </w:tcMar>
+          </w:tcPr>
+          <w:p>
+            <w:r>
+              <w:rPr>
+                <w:rFonts w:ascii="Arial" w:cs="Arial" w:eastAsia="Arial" w:hAnsi="Arial"/>
+                <w:b w:val="false"/>
+                <w:bCs w:val="false"/>
+                <w:color w:val="1A1A2E"/>
+                <w:sz w:val="18"/>
+                <w:szCs w:val="18"/>
+              </w:rPr>
+              <w:t xml:space="preserve">Normal for workload</w:t>
+            </w:r>
+          </w:p>
+        </w:tc>
+      </w:tr>
+      <w:tr>
+        <w:tc>
+          <w:tcPr>
+            <w:tcW w:type="dxa" w:w="2400"/>
+            <w:tcBorders>
+              <w:top w:val="single" w:color="CCCCCC" w:sz="1"/>
+              <w:left w:val="single" w:color="CCCCCC" w:sz="1"/>
+              <w:bottom w:val="single" w:color="CCCCCC" w:sz="1"/>
+              <w:right w:val="single" w:color="CCCCCC" w:sz="1"/>
+            </w:tcBorders>
+            <w:shd w:fill="E4F4F4" w:val="clear"/>
+            <w:tcMar>
+              <w:top w:type="dxa" w:w="80"/>
+              <w:left w:type="dxa" w:w="120"/>
+              <w:bottom w:type="dxa" w:w="80"/>
+              <w:right w:type="dxa" w:w="120"/>
+            </w:tcMar>
+          </w:tcPr>
+          <w:p>
+            <w:r>
+              <w:rPr>
+                <w:rFonts w:ascii="Arial" w:cs="Arial" w:eastAsia="Arial" w:hAnsi="Arial"/>
+                <w:b w:val="false"/>
+                <w:bCs w:val="false"/>
+                <w:color w:val="1A1A2E"/>
+                <w:sz w:val="18"/>
+                <w:szCs w:val="18"/>
+              </w:rPr>
+              <w:t xml:space="preserve">Virtual Network</w:t>
+            </w:r>
+          </w:p>
+        </w:tc>
+        <w:tc>
+          <w:tcPr>
+            <w:tcW w:type="dxa" w:w="2000"/>
+            <w:tcBorders>
+              <w:top w:val="single" w:color="CCCCCC" w:sz="1"/>
+              <w:left w:val="single" w:color="CCCCCC" w:sz="1"/>
+              <w:bottom w:val="single" w:color="CCCCCC" w:sz="1"/>
+              <w:right w:val="single" w:color="CCCCCC" w:sz="1"/>
+            </w:tcBorders>
+            <w:shd w:fill="E4F4F4" w:val="clear"/>
+            <w:tcMar>
+              <w:top w:type="dxa" w:w="80"/>
+              <w:left w:type="dxa" w:w="120"/>
+              <w:bottom w:type="dxa" w:w="80"/>
+              <w:right w:type="dxa" w:w="120"/>
+            </w:tcMar>
+          </w:tcPr>
+          <w:p>
+            <w:r>
+              <w:rPr>
+                <w:rFonts w:ascii="Arial" w:cs="Arial" w:eastAsia="Arial" w:hAnsi="Arial"/>
+                <w:b w:val="false"/>
+                <w:bCs w:val="false"/>
+                <w:color w:val="1A1A2E"/>
+                <w:sz w:val="18"/>
+                <w:szCs w:val="18"/>
+              </w:rPr>
+              <w:t xml:space="preserve">₹862</w:t>
+            </w:r>
+          </w:p>
+        </w:tc>
+        <w:tc>
+          <w:tcPr>
+            <w:tcW w:type="dxa" w:w="2800"/>
+            <w:tcBorders>
+              <w:top w:val="single" w:color="CCCCCC" w:sz="1"/>
+              <w:left w:val="single" w:color="CCCCCC" w:sz="1"/>
+              <w:bottom w:val="single" w:color="CCCCCC" w:sz="1"/>
+              <w:right w:val="single" w:color="CCCCCC" w:sz="1"/>
+            </w:tcBorders>
+            <w:shd w:fill="E4F4F4" w:val="clear"/>
+            <w:tcMar>
+              <w:top w:type="dxa" w:w="80"/>
+              <w:left w:type="dxa" w:w="120"/>
+              <w:bottom w:type="dxa" w:w="80"/>
+              <w:right w:type="dxa" w:w="120"/>
+            </w:tcMar>
+          </w:tcPr>
+          <w:p>
+            <w:r>
+              <w:rPr>
+                <w:rFonts w:ascii="Arial" w:cs="Arial" w:eastAsia="Arial" w:hAnsi="Arial"/>
+                <w:b w:val="false"/>
+                <w:bCs w:val="false"/>
+                <w:color w:val="1A1A2E"/>
+                <w:sz w:val="18"/>
+                <w:szCs w:val="18"/>
+              </w:rPr>
+              <w:t xml:space="preserve">Standard</w:t>
+            </w:r>
+          </w:p>
+        </w:tc>
+        <w:tc>
+          <w:tcPr>
+            <w:tcW w:type="dxa" w:w="2160"/>
+            <w:tcBorders>
+              <w:top w:val="single" w:color="CCCCCC" w:sz="1"/>
+              <w:left w:val="single" w:color="CCCCCC" w:sz="1"/>
+              <w:bottom w:val="single" w:color="CCCCCC" w:sz="1"/>
+              <w:right w:val="single" w:color="CCCCCC" w:sz="1"/>
+            </w:tcBorders>
+            <w:shd w:fill="E4F4F4" w:val="clear"/>
+            <w:tcMar>
+              <w:top w:type="dxa" w:w="80"/>
+              <w:left w:type="dxa" w:w="120"/>
+              <w:bottom w:type="dxa" w:w="80"/>
+              <w:right w:type="dxa" w:w="120"/>
+            </w:tcMar>
+          </w:tcPr>
+          <w:p>
+            <w:r>
+              <w:rPr>
+                <w:rFonts w:ascii="Arial" w:cs="Arial" w:eastAsia="Arial" w:hAnsi="Arial"/>
+                <w:b w:val="false"/>
+                <w:bCs w:val="false"/>
+                <w:color w:val="1A1A2E"/>
+                <w:sz w:val="18"/>
+                <w:szCs w:val="18"/>
+              </w:rPr>
+              <w:t xml:space="preserve">Will reduce in Phase 4 VNet consolidation</w:t>
+            </w:r>
+          </w:p>
+        </w:tc>
+      </w:tr>
+      <w:tr>
+        <w:tc>
+          <w:tcPr>
+            <w:tcW w:type="dxa" w:w="2400"/>
+            <w:tcBorders>
+              <w:top w:val="single" w:color="CCCCCC" w:sz="1"/>
+              <w:left w:val="single" w:color="CCCCCC" w:sz="1"/>
+              <w:bottom w:val="single" w:color="CCCCCC" w:sz="1"/>
+              <w:right w:val="single" w:color="CCCCCC" w:sz="1"/>
+            </w:tcBorders>
+            <w:shd w:fill="FFFFFF" w:val="clear"/>
+            <w:tcMar>
+              <w:top w:type="dxa" w:w="80"/>
+              <w:left w:type="dxa" w:w="120"/>
+              <w:bottom w:type="dxa" w:w="80"/>
+              <w:right w:type="dxa" w:w="120"/>
+            </w:tcMar>
+          </w:tcPr>
+          <w:p>
+            <w:r>
+              <w:rPr>
+                <w:rFonts w:ascii="Arial" w:cs="Arial" w:eastAsia="Arial" w:hAnsi="Arial"/>
+                <w:b w:val="false"/>
+                <w:bCs w:val="false"/>
+                <w:color w:val="1A1A2E"/>
+                <w:sz w:val="18"/>
+                <w:szCs w:val="18"/>
+              </w:rPr>
+              <w:t xml:space="preserve">Container Registry</w:t>
+            </w:r>
+          </w:p>
+        </w:tc>
+        <w:tc>
+          <w:tcPr>
+            <w:tcW w:type="dxa" w:w="2000"/>
+            <w:tcBorders>
+              <w:top w:val="single" w:color="CCCCCC" w:sz="1"/>
+              <w:left w:val="single" w:color="CCCCCC" w:sz="1"/>
+              <w:bottom w:val="single" w:color="CCCCCC" w:sz="1"/>
+              <w:right w:val="single" w:color="CCCCCC" w:sz="1"/>
+            </w:tcBorders>
+            <w:shd w:fill="FFFFFF" w:val="clear"/>
+            <w:tcMar>
+              <w:top w:type="dxa" w:w="80"/>
+              <w:left w:type="dxa" w:w="120"/>
+              <w:bottom w:type="dxa" w:w="80"/>
+              <w:right w:type="dxa" w:w="120"/>
+            </w:tcMar>
+          </w:tcPr>
+          <w:p>
+            <w:r>
+              <w:rPr>
+                <w:rFonts w:ascii="Arial" w:cs="Arial" w:eastAsia="Arial" w:hAnsi="Arial"/>
+                <w:b w:val="false"/>
+                <w:bCs w:val="false"/>
+                <w:color w:val="1A1A2E"/>
+                <w:sz w:val="18"/>
+                <w:szCs w:val="18"/>
+              </w:rPr>
+              <w:t xml:space="preserve">₹261</w:t>
+            </w:r>
+          </w:p>
+        </w:tc>
+        <w:tc>
+          <w:tcPr>
+            <w:tcW w:type="dxa" w:w="2800"/>
+            <w:tcBorders>
+              <w:top w:val="single" w:color="CCCCCC" w:sz="1"/>
+              <w:left w:val="single" w:color="CCCCCC" w:sz="1"/>
+              <w:bottom w:val="single" w:color="CCCCCC" w:sz="1"/>
+              <w:right w:val="single" w:color="CCCCCC" w:sz="1"/>
+            </w:tcBorders>
+            <w:shd w:fill="FFFFFF" w:val="clear"/>
+            <w:tcMar>
+              <w:top w:type="dxa" w:w="80"/>
+              <w:left w:type="dxa" w:w="120"/>
+              <w:bottom w:type="dxa" w:w="80"/>
+              <w:right w:type="dxa" w:w="120"/>
+            </w:tcMar>
+          </w:tcPr>
+          <w:p>
+            <w:r>
+              <w:rPr>
+                <w:rFonts w:ascii="Arial" w:cs="Arial" w:eastAsia="Arial" w:hAnsi="Arial"/>
+                <w:b w:val="false"/>
+                <w:bCs w:val="false"/>
+                <w:color w:val="1A1A2E"/>
+                <w:sz w:val="18"/>
+                <w:szCs w:val="18"/>
+              </w:rPr>
+              <w:t xml:space="preserve">Basic tier</w:t>
+            </w:r>
+          </w:p>
+        </w:tc>
+        <w:tc>
+          <w:tcPr>
+            <w:tcW w:type="dxa" w:w="2160"/>
+            <w:tcBorders>
+              <w:top w:val="single" w:color="CCCCCC" w:sz="1"/>
+              <w:left w:val="single" w:color="CCCCCC" w:sz="1"/>
+              <w:bottom w:val="single" w:color="CCCCCC" w:sz="1"/>
+              <w:right w:val="single" w:color="CCCCCC" w:sz="1"/>
+            </w:tcBorders>
+            <w:shd w:fill="FFFFFF" w:val="clear"/>
+            <w:tcMar>
+              <w:top w:type="dxa" w:w="80"/>
+              <w:left w:type="dxa" w:w="120"/>
+              <w:bottom w:type="dxa" w:w="80"/>
+              <w:right w:type="dxa" w:w="120"/>
+            </w:tcMar>
+          </w:tcPr>
+          <w:p>
+            <w:r>
+              <w:rPr>
+                <w:rFonts w:ascii="Arial" w:cs="Arial" w:eastAsia="Arial" w:hAnsi="Arial"/>
+                <w:b w:val="false"/>
+                <w:bCs w:val="false"/>
+                <w:color w:val="1A1A2E"/>
+                <w:sz w:val="18"/>
+                <w:szCs w:val="18"/>
+              </w:rPr>
+              <w:t xml:space="preserve">Normal</w:t>
+            </w:r>
+          </w:p>
+        </w:tc>
+      </w:tr>
+      <w:tr>
+        <w:tc>
+          <w:tcPr>
+            <w:tcW w:type="dxa" w:w="2400"/>
+            <w:tcBorders>
+              <w:top w:val="single" w:color="CCCCCC" w:sz="1"/>
+              <w:left w:val="single" w:color="CCCCCC" w:sz="1"/>
+              <w:bottom w:val="single" w:color="CCCCCC" w:sz="1"/>
+              <w:right w:val="single" w:color="CCCCCC" w:sz="1"/>
+            </w:tcBorders>
+            <w:shd w:fill="E4F4F4" w:val="clear"/>
+            <w:tcMar>
+              <w:top w:type="dxa" w:w="80"/>
+              <w:left w:type="dxa" w:w="120"/>
+              <w:bottom w:type="dxa" w:w="80"/>
+              <w:right w:type="dxa" w:w="120"/>
+            </w:tcMar>
+          </w:tcPr>
+          <w:p>
+            <w:r>
+              <w:rPr>
+                <w:rFonts w:ascii="Arial" w:cs="Arial" w:eastAsia="Arial" w:hAnsi="Arial"/>
+                <w:b w:val="false"/>
+                <w:bCs w:val="false"/>
+                <w:color w:val="1A1A2E"/>
+                <w:sz w:val="18"/>
+                <w:szCs w:val="18"/>
+              </w:rPr>
+              <w:t xml:space="preserve">Others (Storage, KV, ACS)</w:t>
+            </w:r>
+          </w:p>
+        </w:tc>
+        <w:tc>
+          <w:tcPr>
+            <w:tcW w:type="dxa" w:w="2000"/>
+            <w:tcBorders>
+              <w:top w:val="single" w:color="CCCCCC" w:sz="1"/>
+              <w:left w:val="single" w:color="CCCCCC" w:sz="1"/>
+              <w:bottom w:val="single" w:color="CCCCCC" w:sz="1"/>
+              <w:right w:val="single" w:color="CCCCCC" w:sz="1"/>
+            </w:tcBorders>
+            <w:shd w:fill="E4F4F4" w:val="clear"/>
+            <w:tcMar>
+              <w:top w:type="dxa" w:w="80"/>
+              <w:left w:type="dxa" w:w="120"/>
+              <w:bottom w:type="dxa" w:w="80"/>
+              <w:right w:type="dxa" w:w="120"/>
+            </w:tcMar>
+          </w:tcPr>
+          <w:p>
+            <w:r>
+              <w:rPr>
+                <w:rFonts w:ascii="Arial" w:cs="Arial" w:eastAsia="Arial" w:hAnsi="Arial"/>
+                <w:b w:val="false"/>
+                <w:bCs w:val="false"/>
+                <w:color w:val="1A1A2E"/>
+                <w:sz w:val="18"/>
+                <w:szCs w:val="18"/>
+              </w:rPr>
+              <w:t xml:space="preserve">₹274</w:t>
+            </w:r>
+          </w:p>
+        </w:tc>
+        <w:tc>
+          <w:tcPr>
+            <w:tcW w:type="dxa" w:w="2800"/>
+            <w:tcBorders>
+              <w:top w:val="single" w:color="CCCCCC" w:sz="1"/>
+              <w:left w:val="single" w:color="CCCCCC" w:sz="1"/>
+              <w:bottom w:val="single" w:color="CCCCCC" w:sz="1"/>
+              <w:right w:val="single" w:color="CCCCCC" w:sz="1"/>
+            </w:tcBorders>
+            <w:shd w:fill="E4F4F4" w:val="clear"/>
+            <w:tcMar>
+              <w:top w:type="dxa" w:w="80"/>
+              <w:left w:type="dxa" w:w="120"/>
+              <w:bottom w:type="dxa" w:w="80"/>
+              <w:right w:type="dxa" w:w="120"/>
+            </w:tcMar>
+          </w:tcPr>
+          <w:p>
+            <w:r>
+              <w:rPr>
+                <w:rFonts w:ascii="Arial" w:cs="Arial" w:eastAsia="Arial" w:hAnsi="Arial"/>
+                <w:b w:val="false"/>
+                <w:bCs w:val="false"/>
+                <w:color w:val="1A1A2E"/>
+                <w:sz w:val="18"/>
+                <w:szCs w:val="18"/>
+              </w:rPr>
+              <w:t xml:space="preserve">—</w:t>
+            </w:r>
+          </w:p>
+        </w:tc>
+        <w:tc>
+          <w:tcPr>
+            <w:tcW w:type="dxa" w:w="2160"/>
+            <w:tcBorders>
+              <w:top w:val="single" w:color="CCCCCC" w:sz="1"/>
+              <w:left w:val="single" w:color="CCCCCC" w:sz="1"/>
+              <w:bottom w:val="single" w:color="CCCCCC" w:sz="1"/>
+              <w:right w:val="single" w:color="CCCCCC" w:sz="1"/>
+            </w:tcBorders>
+            <w:shd w:fill="E4F4F4" w:val="clear"/>
+            <w:tcMar>
+              <w:top w:type="dxa" w:w="80"/>
+              <w:left w:type="dxa" w:w="120"/>
+              <w:bottom w:type="dxa" w:w="80"/>
+              <w:right w:type="dxa" w:w="120"/>
+            </w:tcMar>
+          </w:tcPr>
+          <w:p>
+            <w:r>
+              <w:rPr>
+                <w:rFonts w:ascii="Arial" w:cs="Arial" w:eastAsia="Arial" w:hAnsi="Arial"/>
+                <w:b w:val="false"/>
+                <w:bCs w:val="false"/>
+                <w:color w:val="1A1A2E"/>
+                <w:sz w:val="18"/>
+                <w:szCs w:val="18"/>
+              </w:rPr>
+              <w:t xml:space="preserve">Normal</w:t>
+            </w:r>
+          </w:p>
+        </w:tc>
+      </w:tr>
+      <w:tr>
+        <w:tc>
+          <w:tcPr>
+            <w:tcW w:type="dxa" w:w="2400"/>
+            <w:tcBorders>
+              <w:top w:val="single" w:color="CCCCCC" w:sz="1"/>
+              <w:left w:val="single" w:color="CCCCCC" w:sz="1"/>
+              <w:bottom w:val="single" w:color="CCCCCC" w:sz="1"/>
+              <w:right w:val="single" w:color="CCCCCC" w:sz="1"/>
+            </w:tcBorders>
+            <w:shd w:fill="FFFFFF" w:val="clear"/>
+            <w:tcMar>
+              <w:top w:type="dxa" w:w="80"/>
+              <w:left w:type="dxa" w:w="120"/>
+              <w:bottom w:type="dxa" w:w="80"/>
+              <w:right w:type="dxa" w:w="120"/>
+            </w:tcMar>
+          </w:tcPr>
+          <w:p>
+            <w:r>
+              <w:rPr>
+                <w:rFonts w:ascii="Arial" w:cs="Arial" w:eastAsia="Arial" w:hAnsi="Arial"/>
+                <w:b w:val="false"/>
+                <w:bCs w:val="false"/>
+                <w:color w:val="1A1A2E"/>
+                <w:sz w:val="18"/>
+                <w:szCs w:val="18"/>
+              </w:rPr>
+              <w:t xml:space="preserve">TOTAL</w:t>
+            </w:r>
+          </w:p>
+        </w:tc>
+        <w:tc>
+          <w:tcPr>
+            <w:tcW w:type="dxa" w:w="2000"/>
+            <w:tcBorders>
+              <w:top w:val="single" w:color="CCCCCC" w:sz="1"/>
+              <w:left w:val="single" w:color="CCCCCC" w:sz="1"/>
+              <w:bottom w:val="single" w:color="CCCCCC" w:sz="1"/>
+              <w:right w:val="single" w:color="CCCCCC" w:sz="1"/>
+            </w:tcBorders>
+            <w:shd w:fill="FFFFFF" w:val="clear"/>
+            <w:tcMar>
+              <w:top w:type="dxa" w:w="80"/>
+              <w:left w:type="dxa" w:w="120"/>
+              <w:bottom w:type="dxa" w:w="80"/>
+              <w:right w:type="dxa" w:w="120"/>
+            </w:tcMar>
+          </w:tcPr>
+          <w:p>
+            <w:r>
+              <w:rPr>
+                <w:rFonts w:ascii="Arial" w:cs="Arial" w:eastAsia="Arial" w:hAnsi="Arial"/>
+                <w:b w:val="false"/>
+                <w:bCs w:val="false"/>
+                <w:color w:val="1A1A2E"/>
+                <w:sz w:val="18"/>
+                <w:szCs w:val="18"/>
+              </w:rPr>
+              <w:t xml:space="preserve">~₹5,900</w:t>
+            </w:r>
+          </w:p>
+        </w:tc>
+        <w:tc>
+          <w:tcPr>
+            <w:tcW w:type="dxa" w:w="2800"/>
+            <w:tcBorders>
+              <w:top w:val="single" w:color="CCCCCC" w:sz="1"/>
+              <w:left w:val="single" w:color="CCCCCC" w:sz="1"/>
+              <w:bottom w:val="single" w:color="CCCCCC" w:sz="1"/>
+              <w:right w:val="single" w:color="CCCCCC" w:sz="1"/>
+            </w:tcBorders>
+            <w:shd w:fill="FFFFFF" w:val="clear"/>
+            <w:tcMar>
+              <w:top w:type="dxa" w:w="80"/>
+              <w:left w:type="dxa" w:w="120"/>
+              <w:bottom w:type="dxa" w:w="80"/>
+              <w:right w:type="dxa" w:w="120"/>
+            </w:tcMar>
+          </w:tcPr>
+          <w:p>
+            <w:r>
+              <w:rPr>
+                <w:rFonts w:ascii="Arial" w:cs="Arial" w:eastAsia="Arial" w:hAnsi="Arial"/>
+                <w:b w:val="false"/>
+                <w:bCs w:val="false"/>
+                <w:color w:val="1A1A2E"/>
+                <w:sz w:val="18"/>
+                <w:szCs w:val="18"/>
+              </w:rPr>
+              <w:t xml:space="preserve">—</w:t>
+            </w:r>
+          </w:p>
+        </w:tc>
+        <w:tc>
+          <w:tcPr>
+            <w:tcW w:type="dxa" w:w="2160"/>
+            <w:tcBorders>
+              <w:top w:val="single" w:color="CCCCCC" w:sz="1"/>
+              <w:left w:val="single" w:color="CCCCCC" w:sz="1"/>
+              <w:bottom w:val="single" w:color="CCCCCC" w:sz="1"/>
+              <w:right w:val="single" w:color="CCCCCC" w:sz="1"/>
+            </w:tcBorders>
+            <w:shd w:fill="FFFFFF" w:val="clear"/>
+            <w:tcMar>
+              <w:top w:type="dxa" w:w="80"/>
+              <w:left w:type="dxa" w:w="120"/>
+              <w:bottom w:type="dxa" w:w="80"/>
+              <w:right w:type="dxa" w:w="120"/>
+            </w:tcMar>
+          </w:tcPr>
+          <w:p>
+            <w:r>
+              <w:rPr>
+                <w:rFonts w:ascii="Arial" w:cs="Arial" w:eastAsia="Arial" w:hAnsi="Arial"/>
+                <w:b w:val="false"/>
+                <w:bCs w:val="false"/>
+                <w:color w:val="1A1A2E"/>
+                <w:sz w:val="18"/>
+                <w:szCs w:val="18"/>
+              </w:rPr>
+              <w:t xml:space="preserve">DB is 60% of cost — floor for managed service</w:t>
+            </w:r>
+          </w:p>
+        </w:tc>
+      </w:tr>
+    </w:tbl>
+    <w:p>
+      <w:pPr>
+        <w:spacing w:after="0" w:before="160"/>
+      </w:pPr>
+    </w:p>
+    <w:p>
+      <w:pPr>
+        <w:pStyle w:val="Heading1"/>
+        <w:pBdr>
+          <w:bottom w:val="single" w:color="0A6E6E" w:sz="10" w:space="6"/>
+        </w:pBdr>
+        <w:spacing w:after="120" w:before="400"/>
+      </w:pPr>
+      <w:r>
+        <w:rPr>
+          <w:rFonts w:ascii="Arial" w:cs="Arial" w:eastAsia="Arial" w:hAnsi="Arial"/>
+          <w:b/>
+          <w:bCs/>
+          <w:color w:val="0A6E6E"/>
+          <w:sz w:val="30"/>
+          <w:szCs w:val="30"/>
+        </w:rPr>
+        <w:t xml:space="preserve">4. Implemented Features — Complete As-Is</w:t>
+      </w:r>
+    </w:p>
+    <w:p>
+      <w:pPr>
+        <w:pStyle w:val="Heading2"/>
+        <w:spacing w:after="80" w:before="240"/>
+      </w:pPr>
+      <w:r>
+        <w:rPr>
+          <w:rFonts w:ascii="Arial" w:cs="Arial" w:eastAsia="Arial" w:hAnsi="Arial"/>
+          <w:b/>
+          <w:bCs/>
+          <w:color w:val="1A1A2E"/>
+          <w:sz w:val="22"/>
+          <w:szCs w:val="22"/>
+        </w:rPr>
+        <w:t xml:space="preserve">4.1 Phase 0 — Foundation</w:t>
+      </w:r>
+    </w:p>
+    <w:p>
+      <w:pPr>
+        <w:pStyle w:val="ListParagraph"/>
+        <w:numPr>
+          <w:ilvl w:val="0"/>
+          <w:numId w:val="2"/>
+        </w:numPr>
+        <w:spacing w:after="40" w:before="40"/>
+      </w:pPr>
+      <w:r>
+        <w:rPr>
+          <w:rFonts w:ascii="Arial" w:cs="Arial" w:eastAsia="Arial" w:hAnsi="Arial"/>
+          <w:sz w:val="20"/>
+          <w:szCs w:val="20"/>
+        </w:rPr>
+        <w:t xml:space="preserve">✅  </w:t>
+      </w:r>
+      <w:r>
+        <w:rPr>
+          <w:rFonts w:ascii="Arial" w:cs="Arial" w:eastAsia="Arial" w:hAnsi="Arial"/>
+          <w:sz w:val="20"/>
+          <w:szCs w:val="20"/>
+        </w:rPr>
+        <w:t xml:space="preserve">Azure resource provisioning — RG, ACR, DB, Blob, KV, CAE, Managed Identity</w:t>
+      </w:r>
+    </w:p>
+    <w:p>
+      <w:pPr>
+        <w:pStyle w:val="ListParagraph"/>
+        <w:numPr>
+          <w:ilvl w:val="0"/>
+          <w:numId w:val="2"/>
+        </w:numPr>
+        <w:spacing w:after="40" w:before="40"/>
+      </w:pPr>
+      <w:r>
+        <w:rPr>
+          <w:rFonts w:ascii="Arial" w:cs="Arial" w:eastAsia="Arial" w:hAnsi="Arial"/>
+          <w:sz w:val="20"/>
+          <w:szCs w:val="20"/>
+        </w:rPr>
+        <w:t xml:space="preserve">✅  </w:t>
+      </w:r>
+      <w:r>
+        <w:rPr>
+          <w:rFonts w:ascii="Arial" w:cs="Arial" w:eastAsia="Arial" w:hAnsi="Arial"/>
+          <w:sz w:val="20"/>
+          <w:szCs w:val="20"/>
+        </w:rPr>
+        <w:t xml:space="preserve">RBAC roles — MI → KV Secrets User + Blob Contributor</w:t>
+      </w:r>
+    </w:p>
+    <w:p>
+      <w:pPr>
+        <w:pStyle w:val="ListParagraph"/>
+        <w:numPr>
+          <w:ilvl w:val="0"/>
+          <w:numId w:val="2"/>
+        </w:numPr>
+        <w:spacing w:after="40" w:before="40"/>
+      </w:pPr>
+      <w:r>
+        <w:rPr>
+          <w:rFonts w:ascii="Arial" w:cs="Arial" w:eastAsia="Arial" w:hAnsi="Arial"/>
+          <w:sz w:val="20"/>
+          <w:szCs w:val="20"/>
+        </w:rPr>
+        <w:t xml:space="preserve">✅  </w:t>
+      </w:r>
+      <w:r>
+        <w:rPr>
+          <w:rFonts w:ascii="Arial" w:cs="Arial" w:eastAsia="Arial" w:hAnsi="Arial"/>
+          <w:sz w:val="20"/>
+          <w:szCs w:val="20"/>
+        </w:rPr>
+        <w:t xml:space="preserve">DB schema v1 — sync_runs, file_manifest, sync_run_log</w:t>
+      </w:r>
+    </w:p>
+    <w:p>
+      <w:pPr>
+        <w:spacing w:after="0" w:before="80"/>
+      </w:pPr>
+    </w:p>
+    <w:p>
+      <w:pPr>
+        <w:pStyle w:val="Heading2"/>
+        <w:spacing w:after="80" w:before="240"/>
+      </w:pPr>
+      <w:r>
+        <w:rPr>
+          <w:rFonts w:ascii="Arial" w:cs="Arial" w:eastAsia="Arial" w:hAnsi="Arial"/>
+          <w:b/>
+          <w:bCs/>
+          <w:color w:val="1A1A2E"/>
+          <w:sz w:val="22"/>
+          <w:szCs w:val="22"/>
+        </w:rPr>
+        <w:t xml:space="preserve">4.2 Phase 1 — Sync Engine (:3.9)</w:t>
+      </w:r>
+    </w:p>
+    <w:p>
+      <w:pPr>
+        <w:spacing w:after="60" w:before="160"/>
+      </w:pPr>
+      <w:r>
+        <w:rPr>
+          <w:rFonts w:ascii="Arial" w:cs="Arial" w:eastAsia="Arial" w:hAnsi="Arial"/>
+          <w:b/>
+          <w:bCs/>
+          <w:color w:val="0A6E6E"/>
+          <w:sz w:val="20"/>
+          <w:szCs w:val="20"/>
+        </w:rPr>
+        <w:t xml:space="preserve">Core Download Pipeline</w:t>
+      </w:r>
+    </w:p>
+    <w:p>
+      <w:pPr>
+        <w:pStyle w:val="ListParagraph"/>
+        <w:numPr>
+          <w:ilvl w:val="0"/>
+          <w:numId w:val="2"/>
+        </w:numPr>
+        <w:spacing w:after="40" w:before="40"/>
+      </w:pPr>
+      <w:r>
+        <w:rPr>
+          <w:rFonts w:ascii="Arial" w:cs="Arial" w:eastAsia="Arial" w:hAnsi="Arial"/>
+          <w:sz w:val="20"/>
+          <w:szCs w:val="20"/>
+        </w:rPr>
+        <w:t xml:space="preserve">✅  </w:t>
+      </w:r>
+      <w:r>
+        <w:rPr>
+          <w:rFonts w:ascii="Arial" w:cs="Arial" w:eastAsia="Arial" w:hAnsi="Arial"/>
+          <w:sz w:val="20"/>
+          <w:szCs w:val="20"/>
+        </w:rPr>
+        <w:t xml:space="preserve">ClaimSync2.py — multi-facility Shafafiya automation, all active facilities per run</w:t>
+      </w:r>
+    </w:p>
+    <w:p>
+      <w:pPr>
+        <w:pStyle w:val="ListParagraph"/>
+        <w:numPr>
+          <w:ilvl w:val="0"/>
+          <w:numId w:val="2"/>
+        </w:numPr>
+        <w:spacing w:after="40" w:before="40"/>
+      </w:pPr>
+      <w:r>
+        <w:rPr>
+          <w:rFonts w:ascii="Arial" w:cs="Arial" w:eastAsia="Arial" w:hAnsi="Arial"/>
+          <w:sz w:val="20"/>
+          <w:szCs w:val="20"/>
+        </w:rPr>
+        <w:t xml:space="preserve">✅  </w:t>
+      </w:r>
+      <w:r>
+        <w:rPr>
+          <w:rFonts w:ascii="Arial" w:cs="Arial" w:eastAsia="Arial" w:hAnsi="Arial"/>
+          <w:sz w:val="20"/>
+          <w:szCs w:val="20"/>
+        </w:rPr>
+        <w:t xml:space="preserve">2-hour interval date splitting — Shafafiya silently caps at 1000 files per call</w:t>
+      </w:r>
+    </w:p>
+    <w:p>
+      <w:pPr>
+        <w:pStyle w:val="ListParagraph"/>
+        <w:numPr>
+          <w:ilvl w:val="0"/>
+          <w:numId w:val="2"/>
+        </w:numPr>
+        <w:spacing w:after="40" w:before="40"/>
+      </w:pPr>
+      <w:r>
+        <w:rPr>
+          <w:rFonts w:ascii="Arial" w:cs="Arial" w:eastAsia="Arial" w:hAnsi="Arial"/>
+          <w:sz w:val="20"/>
+          <w:szCs w:val="20"/>
+        </w:rPr>
+        <w:t xml:space="preserve">✅  </w:t>
+      </w:r>
+      <w:r>
+        <w:rPr>
+          <w:rFonts w:ascii="Arial" w:cs="Arial" w:eastAsia="Arial" w:hAnsi="Arial"/>
+          <w:sz w:val="20"/>
+          <w:szCs w:val="20"/>
+        </w:rPr>
+        <w:t xml:space="preserve">httpx synchronous calls — replaced curl subprocesses (~80s saved per run)</w:t>
+      </w:r>
+    </w:p>
+    <w:p>
+      <w:pPr>
+        <w:pStyle w:val="ListParagraph"/>
+        <w:numPr>
+          <w:ilvl w:val="0"/>
+          <w:numId w:val="2"/>
+        </w:numPr>
+        <w:spacing w:after="40" w:before="40"/>
+      </w:pPr>
+      <w:r>
+        <w:rPr>
+          <w:rFonts w:ascii="Arial" w:cs="Arial" w:eastAsia="Arial" w:hAnsi="Arial"/>
+          <w:sz w:val="20"/>
+          <w:szCs w:val="20"/>
+        </w:rPr>
+        <w:t xml:space="preserve">✅  </w:t>
+      </w:r>
+      <w:r>
+        <w:rPr>
+          <w:rFonts w:ascii="Arial" w:cs="Arial" w:eastAsia="Arial" w:hAnsi="Arial"/>
+          <w:sz w:val="20"/>
+          <w:szCs w:val="20"/>
+        </w:rPr>
+        <w:t xml:space="preserve">sleep(3) rate-limit courtesy between intervals</w:t>
+      </w:r>
+    </w:p>
+    <w:p>
+      <w:pPr>
+        <w:pStyle w:val="ListParagraph"/>
+        <w:numPr>
+          <w:ilvl w:val="0"/>
+          <w:numId w:val="2"/>
+        </w:numPr>
+        <w:spacing w:after="40" w:before="40"/>
+      </w:pPr>
+      <w:r>
+        <w:rPr>
+          <w:rFonts w:ascii="Arial" w:cs="Arial" w:eastAsia="Arial" w:hAnsi="Arial"/>
+          <w:sz w:val="20"/>
+          <w:szCs w:val="20"/>
+        </w:rPr>
+        <w:t xml:space="preserve">✅  </w:t>
+      </w:r>
+      <w:r>
+        <w:rPr>
+          <w:rFonts w:ascii="Arial" w:cs="Arial" w:eastAsia="Arial" w:hAnsi="Arial"/>
+          <w:sz w:val="20"/>
+          <w:szCs w:val="20"/>
+        </w:rPr>
+        <w:t xml:space="preserve">Stale XML/CSV purged at startup — clean state every run</w:t>
+      </w:r>
+    </w:p>
+    <w:p>
+      <w:pPr>
+        <w:pStyle w:val="ListParagraph"/>
+        <w:numPr>
+          <w:ilvl w:val="0"/>
+          <w:numId w:val="2"/>
+        </w:numPr>
+        <w:spacing w:after="40" w:before="40"/>
+      </w:pPr>
+      <w:r>
+        <w:rPr>
+          <w:rFonts w:ascii="Arial" w:cs="Arial" w:eastAsia="Arial" w:hAnsi="Arial"/>
+          <w:sz w:val="20"/>
+          <w:szCs w:val="20"/>
+        </w:rPr>
+        <w:t xml:space="preserve">✅  </w:t>
+      </w:r>
+      <w:r>
+        <w:rPr>
+          <w:rFonts w:ascii="Arial" w:cs="Arial" w:eastAsia="Arial" w:hAnsi="Arial"/>
+          <w:sz w:val="20"/>
+          <w:szCs w:val="20"/>
+        </w:rPr>
+        <w:t xml:space="preserve">/tmp/claimssync/ temp dir — avoids /mnt/ ephemeral disk-full</w:t>
+      </w:r>
+    </w:p>
+    <w:p>
+      <w:pPr>
+        <w:pStyle w:val="ListParagraph"/>
+        <w:numPr>
+          <w:ilvl w:val="0"/>
+          <w:numId w:val="2"/>
+        </w:numPr>
+        <w:spacing w:after="40" w:before="40"/>
+      </w:pPr>
+      <w:r>
+        <w:rPr>
+          <w:rFonts w:ascii="Arial" w:cs="Arial" w:eastAsia="Arial" w:hAnsi="Arial"/>
+          <w:sz w:val="20"/>
+          <w:szCs w:val="20"/>
+        </w:rPr>
+        <w:t xml:space="preserve">✅  </w:t>
+      </w:r>
+      <w:r>
+        <w:rPr>
+          <w:rFonts w:ascii="Arial" w:cs="Arial" w:eastAsia="Arial" w:hAnsi="Arial"/>
+          <w:sz w:val="20"/>
+          <w:szCs w:val="20"/>
+        </w:rPr>
+        <w:t xml:space="preserve">Azure Container App Job — cron 0 2 * * * (06:00 UAE daily)</w:t>
+      </w:r>
+    </w:p>
+    <w:p>
+      <w:pPr>
+        <w:pStyle w:val="ListParagraph"/>
+        <w:numPr>
+          <w:ilvl w:val="0"/>
+          <w:numId w:val="2"/>
+        </w:numPr>
+        <w:spacing w:after="40" w:before="40"/>
+      </w:pPr>
+      <w:r>
+        <w:rPr>
+          <w:rFonts w:ascii="Arial" w:cs="Arial" w:eastAsia="Arial" w:hAnsi="Arial"/>
+          <w:sz w:val="20"/>
+          <w:szCs w:val="20"/>
+        </w:rPr>
+        <w:t xml:space="preserve">✅  </w:t>
+      </w:r>
+      <w:r>
+        <w:rPr>
+          <w:rFonts w:ascii="Arial" w:cs="Arial" w:eastAsia="Arial" w:hAnsi="Arial"/>
+          <w:sz w:val="20"/>
+          <w:szCs w:val="20"/>
+        </w:rPr>
+        <w:t xml:space="preserve">Managed Identity blob upload to claimssync-{facility} containers</w:t>
+      </w:r>
+    </w:p>
+    <w:p>
+      <w:pPr>
+        <w:spacing w:after="60" w:before="160"/>
+      </w:pPr>
+      <w:r>
+        <w:rPr>
+          <w:rFonts w:ascii="Arial" w:cs="Arial" w:eastAsia="Arial" w:hAnsi="Arial"/>
+          <w:b/>
+          <w:bCs/>
+          <w:color w:val="0A6E6E"/>
+          <w:sz w:val="20"/>
+          <w:szCs w:val="20"/>
+        </w:rPr>
+        <w:t xml:space="preserve">File Type Routing</w:t>
+      </w:r>
+    </w:p>
+    <w:p>
+      <w:pPr>
+        <w:pStyle w:val="ListParagraph"/>
+        <w:numPr>
+          <w:ilvl w:val="0"/>
+          <w:numId w:val="2"/>
+        </w:numPr>
+        <w:spacing w:after="40" w:before="40"/>
+      </w:pPr>
+      <w:r>
+        <w:rPr>
+          <w:rFonts w:ascii="Arial" w:cs="Arial" w:eastAsia="Arial" w:hAnsi="Arial"/>
+          <w:sz w:val="20"/>
+          <w:szCs w:val="20"/>
+        </w:rPr>
+        <w:t xml:space="preserve">✅  </w:t>
+      </w:r>
+      <w:r>
+        <w:rPr>
+          <w:rFonts w:ascii="Arial" w:cs="Arial" w:eastAsia="Arial" w:hAnsi="Arial"/>
+          <w:sz w:val="20"/>
+          <w:szCs w:val="20"/>
+        </w:rPr>
+        <w:t xml:space="preserve">claims/ ← H* claim XML files (transactionID=2)</w:t>
+      </w:r>
+    </w:p>
+    <w:p>
+      <w:pPr>
+        <w:pStyle w:val="ListParagraph"/>
+        <w:numPr>
+          <w:ilvl w:val="0"/>
+          <w:numId w:val="2"/>
+        </w:numPr>
+        <w:spacing w:after="40" w:before="40"/>
+      </w:pPr>
+      <w:r>
+        <w:rPr>
+          <w:rFonts w:ascii="Arial" w:cs="Arial" w:eastAsia="Arial" w:hAnsi="Arial"/>
+          <w:sz w:val="20"/>
+          <w:szCs w:val="20"/>
+        </w:rPr>
+        <w:t xml:space="preserve">✅  </w:t>
+      </w:r>
+      <w:r>
+        <w:rPr>
+          <w:rFonts w:ascii="Arial" w:cs="Arial" w:eastAsia="Arial" w:hAnsi="Arial"/>
+          <w:sz w:val="20"/>
+          <w:szCs w:val="20"/>
+        </w:rPr>
+        <w:t xml:space="preserve">remittance/ ← RA_* remittance files (transactionID=8), ZIP extracted</w:t>
+      </w:r>
+    </w:p>
+    <w:p>
+      <w:pPr>
+        <w:pStyle w:val="ListParagraph"/>
+        <w:numPr>
+          <w:ilvl w:val="0"/>
+          <w:numId w:val="2"/>
+        </w:numPr>
+        <w:spacing w:after="40" w:before="40"/>
+      </w:pPr>
+      <w:r>
+        <w:rPr>
+          <w:rFonts w:ascii="Arial" w:cs="Arial" w:eastAsia="Arial" w:hAnsi="Arial"/>
+          <w:sz w:val="20"/>
+          <w:szCs w:val="20"/>
+        </w:rPr>
+        <w:t xml:space="preserve">✅  </w:t>
+      </w:r>
+      <w:r>
+        <w:rPr>
+          <w:rFonts w:ascii="Arial" w:cs="Arial" w:eastAsia="Arial" w:hAnsi="Arial"/>
+          <w:sz w:val="20"/>
+          <w:szCs w:val="20"/>
+        </w:rPr>
+        <w:t xml:space="preserve">resubmission/ ← files with &lt;Resubmission&gt; tag detected by FindnMoveResubmission()</w:t>
+      </w:r>
+    </w:p>
+    <w:p>
+      <w:pPr>
+        <w:pStyle w:val="ListParagraph"/>
+        <w:numPr>
+          <w:ilvl w:val="0"/>
+          <w:numId w:val="2"/>
+        </w:numPr>
+        <w:spacing w:after="40" w:before="40"/>
+      </w:pPr>
+      <w:r>
+        <w:rPr>
+          <w:rFonts w:ascii="Arial" w:cs="Arial" w:eastAsia="Arial" w:hAnsi="Arial"/>
+          <w:sz w:val="20"/>
+          <w:szCs w:val="20"/>
+        </w:rPr>
+        <w:t xml:space="preserve">✅  </w:t>
+      </w:r>
+      <w:r>
+        <w:rPr>
+          <w:rFonts w:ascii="Arial" w:cs="Arial" w:eastAsia="Arial" w:hAnsi="Arial"/>
+          <w:sz w:val="20"/>
+          <w:szCs w:val="20"/>
+        </w:rPr>
+        <w:t xml:space="preserve">ZIP extraction — ZIPs downloaded, extracted via zipfile, XMLs uploaded, ZIP deleted</w:t>
+      </w:r>
+    </w:p>
+    <w:p>
+      <w:pPr>
+        <w:pStyle w:val="ListParagraph"/>
+        <w:numPr>
+          <w:ilvl w:val="0"/>
+          <w:numId w:val="2"/>
+        </w:numPr>
+        <w:spacing w:after="40" w:before="40"/>
+      </w:pPr>
+      <w:r>
+        <w:rPr>
+          <w:rFonts w:ascii="Arial" w:cs="Arial" w:eastAsia="Arial" w:hAnsi="Arial"/>
+          <w:sz w:val="20"/>
+          <w:szCs w:val="20"/>
+        </w:rPr>
+        <w:t xml:space="preserve">✅  </w:t>
+      </w:r>
+      <w:r>
+        <w:rPr>
+          <w:rFonts w:ascii="Arial" w:cs="Arial" w:eastAsia="Arial" w:hAnsi="Arial"/>
+          <w:sz w:val="20"/>
+          <w:szCs w:val="20"/>
+        </w:rPr>
+        <w:t xml:space="preserve">remove_attachments_from_resubmissionfiles() — strips &lt;Attachment&gt; + &lt;Observation&gt; tags</w:t>
+      </w:r>
+    </w:p>
+    <w:p>
+      <w:pPr>
+        <w:pStyle w:val="ListParagraph"/>
+        <w:numPr>
+          <w:ilvl w:val="0"/>
+          <w:numId w:val="2"/>
+        </w:numPr>
+        <w:spacing w:after="40" w:before="40"/>
+      </w:pPr>
+      <w:r>
+        <w:rPr>
+          <w:rFonts w:ascii="Arial" w:cs="Arial" w:eastAsia="Arial" w:hAnsi="Arial"/>
+          <w:sz w:val="20"/>
+          <w:szCs w:val="20"/>
+        </w:rPr>
+        <w:t xml:space="preserve">✅  </w:t>
+      </w:r>
+      <w:r>
+        <w:rPr>
+          <w:rFonts w:ascii="Arial" w:cs="Arial" w:eastAsia="Arial" w:hAnsi="Arial"/>
+          <w:sz w:val="20"/>
+          <w:szCs w:val="20"/>
+        </w:rPr>
+        <w:t xml:space="preserve">Resubmission blob upload (:3.9) — runs in main() ONCE after all mainsub() calls complete</w:t>
+      </w:r>
+    </w:p>
+    <w:p>
+      <w:pPr>
+        <w:pStyle w:val="ListParagraph"/>
+        <w:numPr>
+          <w:ilvl w:val="0"/>
+          <w:numId w:val="2"/>
+        </w:numPr>
+        <w:spacing w:after="40" w:before="40"/>
+      </w:pPr>
+      <w:r>
+        <w:rPr>
+          <w:rFonts w:ascii="Arial" w:cs="Arial" w:eastAsia="Arial" w:hAnsi="Arial"/>
+          <w:sz w:val="20"/>
+          <w:szCs w:val="20"/>
+        </w:rPr>
+        <w:t xml:space="preserve">✅  </w:t>
+      </w:r>
+      <w:r>
+        <w:rPr>
+          <w:rFonts w:ascii="Arial" w:cs="Arial" w:eastAsia="Arial" w:hAnsi="Arial"/>
+          <w:sz w:val="20"/>
+          <w:szCs w:val="20"/>
+        </w:rPr>
+        <w:t xml:space="preserve">Verified: 18 resubmission + 9 remittance = 27 total files for MF5360 16 Mar 2026</w:t>
+      </w:r>
+    </w:p>
+    <w:p>
+      <w:pPr>
+        <w:spacing w:after="60" w:before="160"/>
+      </w:pPr>
+      <w:r>
+        <w:rPr>
+          <w:rFonts w:ascii="Arial" w:cs="Arial" w:eastAsia="Arial" w:hAnsi="Arial"/>
+          <w:b/>
+          <w:bCs/>
+          <w:color w:val="0A6E6E"/>
+          <w:sz w:val="20"/>
+          <w:szCs w:val="20"/>
+        </w:rPr>
+        <w:t xml:space="preserve">Audit Trail Generation (new in :3.8/:3.9)</w:t>
+      </w:r>
+    </w:p>
+    <w:p>
+      <w:pPr>
+        <w:pStyle w:val="ListParagraph"/>
+        <w:numPr>
+          <w:ilvl w:val="0"/>
+          <w:numId w:val="2"/>
+        </w:numPr>
+        <w:spacing w:after="40" w:before="40"/>
+      </w:pPr>
+      <w:r>
+        <w:rPr>
+          <w:rFonts w:ascii="Arial" w:cs="Arial" w:eastAsia="Arial" w:hAnsi="Arial"/>
+          <w:sz w:val="20"/>
+          <w:szCs w:val="20"/>
+        </w:rPr>
+        <w:t xml:space="preserve">✅  </w:t>
+      </w:r>
+      <w:r>
+        <w:rPr>
+          <w:rFonts w:ascii="Arial" w:cs="Arial" w:eastAsia="Arial" w:hAnsi="Arial"/>
+          <w:sz w:val="20"/>
+          <w:szCs w:val="20"/>
+        </w:rPr>
+        <w:t xml:space="preserve">Per-interval search_history_request_{FAC}_{TYPE}_{N}.xml uploaded to blob search_history/</w:t>
+      </w:r>
+    </w:p>
+    <w:p>
+      <w:pPr>
+        <w:pStyle w:val="ListParagraph"/>
+        <w:numPr>
+          <w:ilvl w:val="0"/>
+          <w:numId w:val="2"/>
+        </w:numPr>
+        <w:spacing w:after="40" w:before="40"/>
+      </w:pPr>
+      <w:r>
+        <w:rPr>
+          <w:rFonts w:ascii="Arial" w:cs="Arial" w:eastAsia="Arial" w:hAnsi="Arial"/>
+          <w:sz w:val="20"/>
+          <w:szCs w:val="20"/>
+        </w:rPr>
+        <w:t xml:space="preserve">✅  </w:t>
+      </w:r>
+      <w:r>
+        <w:rPr>
+          <w:rFonts w:ascii="Arial" w:cs="Arial" w:eastAsia="Arial" w:hAnsi="Arial"/>
+          <w:sz w:val="20"/>
+          <w:szCs w:val="20"/>
+        </w:rPr>
+        <w:t xml:space="preserve">Per-interval search_history_response_{FAC}_{TYPE}_{N}.xml uploaded to blob search_history/</w:t>
+      </w:r>
+    </w:p>
+    <w:p>
+      <w:pPr>
+        <w:pStyle w:val="ListParagraph"/>
+        <w:numPr>
+          <w:ilvl w:val="0"/>
+          <w:numId w:val="2"/>
+        </w:numPr>
+        <w:spacing w:after="40" w:before="40"/>
+      </w:pPr>
+      <w:r>
+        <w:rPr>
+          <w:rFonts w:ascii="Arial" w:cs="Arial" w:eastAsia="Arial" w:hAnsi="Arial"/>
+          <w:sz w:val="20"/>
+          <w:szCs w:val="20"/>
+        </w:rPr>
+        <w:t xml:space="preserve">✅  </w:t>
+      </w:r>
+      <w:r>
+        <w:rPr>
+          <w:rFonts w:ascii="Arial" w:cs="Arial" w:eastAsia="Arial" w:hAnsi="Arial"/>
+          <w:sz w:val="20"/>
+          <w:szCs w:val="20"/>
+        </w:rPr>
+        <w:t xml:space="preserve">Per-run downloadlog-{FAC}-{ts}.log uploaded to blob logs/ — matches old local engine format</w:t>
+      </w:r>
+    </w:p>
+    <w:p>
+      <w:pPr>
+        <w:pStyle w:val="ListParagraph"/>
+        <w:numPr>
+          <w:ilvl w:val="0"/>
+          <w:numId w:val="2"/>
+        </w:numPr>
+        <w:spacing w:after="40" w:before="40"/>
+      </w:pPr>
+      <w:r>
+        <w:rPr>
+          <w:rFonts w:ascii="Arial" w:cs="Arial" w:eastAsia="Arial" w:hAnsi="Arial"/>
+          <w:sz w:val="20"/>
+          <w:szCs w:val="20"/>
+        </w:rPr>
+        <w:t xml:space="preserve">✅  </w:t>
+      </w:r>
+      <w:r>
+        <w:rPr>
+          <w:rFonts w:ascii="Arial" w:cs="Arial" w:eastAsia="Arial" w:hAnsi="Arial"/>
+          <w:sz w:val="20"/>
+          <w:szCs w:val="20"/>
+        </w:rPr>
+        <w:t xml:space="preserve">Per-run downloadlog-{FAC}-{ts}.csv uploaded to blob logs/ — FileID, FileName, SenderID, ReceiverID, RecordCount, IsDownloaded</w:t>
+      </w:r>
+    </w:p>
+    <w:p>
+      <w:pPr>
+        <w:spacing w:after="60" w:before="160"/>
+      </w:pPr>
+      <w:r>
+        <w:rPr>
+          <w:rFonts w:ascii="Arial" w:cs="Arial" w:eastAsia="Arial" w:hAnsi="Arial"/>
+          <w:b/>
+          <w:bCs/>
+          <w:color w:val="0A6E6E"/>
+          <w:sz w:val="20"/>
+          <w:szCs w:val="20"/>
+        </w:rPr>
+        <w:t xml:space="preserve">DB Logging</w:t>
+      </w:r>
+    </w:p>
+    <w:p>
+      <w:pPr>
+        <w:pStyle w:val="ListParagraph"/>
+        <w:numPr>
+          <w:ilvl w:val="0"/>
+          <w:numId w:val="2"/>
+        </w:numPr>
+        <w:spacing w:after="40" w:before="40"/>
+      </w:pPr>
+      <w:r>
+        <w:rPr>
+          <w:rFonts w:ascii="Arial" w:cs="Arial" w:eastAsia="Arial" w:hAnsi="Arial"/>
+          <w:sz w:val="20"/>
+          <w:szCs w:val="20"/>
+        </w:rPr>
+        <w:t xml:space="preserve">✅  </w:t>
+      </w:r>
+      <w:r>
+        <w:rPr>
+          <w:rFonts w:ascii="Arial" w:cs="Arial" w:eastAsia="Arial" w:hAnsi="Arial"/>
+          <w:sz w:val="20"/>
+          <w:szCs w:val="20"/>
+        </w:rPr>
+        <w:t xml:space="preserve">sync_runs — always created (even 0-file runs) with trigger_type manual/scheduled</w:t>
+      </w:r>
+    </w:p>
+    <w:p>
+      <w:pPr>
+        <w:pStyle w:val="ListParagraph"/>
+        <w:numPr>
+          <w:ilvl w:val="0"/>
+          <w:numId w:val="2"/>
+        </w:numPr>
+        <w:spacing w:after="40" w:before="40"/>
+      </w:pPr>
+      <w:r>
+        <w:rPr>
+          <w:rFonts w:ascii="Arial" w:cs="Arial" w:eastAsia="Arial" w:hAnsi="Arial"/>
+          <w:sz w:val="20"/>
+          <w:szCs w:val="20"/>
+        </w:rPr>
+        <w:t xml:space="preserve">✅  </w:t>
+      </w:r>
+      <w:r>
+        <w:rPr>
+          <w:rFonts w:ascii="Arial" w:cs="Arial" w:eastAsia="Arial" w:hAnsi="Arial"/>
+          <w:sz w:val="20"/>
+          <w:szCs w:val="20"/>
+        </w:rPr>
+        <w:t xml:space="preserve">file_manifest — enriched: file_id, sender_id, receiver_id, record_count, transaction_date, transaction_timestamp</w:t>
+      </w:r>
+    </w:p>
+    <w:p>
+      <w:pPr>
+        <w:spacing w:after="60" w:before="160"/>
+      </w:pPr>
+      <w:r>
+        <w:rPr>
+          <w:rFonts w:ascii="Arial" w:cs="Arial" w:eastAsia="Arial" w:hAnsi="Arial"/>
+          <w:b/>
+          <w:bCs/>
+          <w:color w:val="0A6E6E"/>
+          <w:sz w:val="20"/>
+          <w:szCs w:val="20"/>
+        </w:rPr>
+        <w:t xml:space="preserve">Adhoc Run Support</w:t>
+      </w:r>
+    </w:p>
+    <w:p>
+      <w:pPr>
+        <w:pStyle w:val="ListParagraph"/>
+        <w:numPr>
+          <w:ilvl w:val="0"/>
+          <w:numId w:val="2"/>
+        </w:numPr>
+        <w:spacing w:after="40" w:before="40"/>
+      </w:pPr>
+      <w:r>
+        <w:rPr>
+          <w:rFonts w:ascii="Arial" w:cs="Arial" w:eastAsia="Arial" w:hAnsi="Arial"/>
+          <w:sz w:val="20"/>
+          <w:szCs w:val="20"/>
+        </w:rPr>
+        <w:t xml:space="preserve">✅  </w:t>
+      </w:r>
+      <w:r>
+        <w:rPr>
+          <w:rFonts w:ascii="Arial" w:cs="Arial" w:eastAsia="Arial" w:hAnsi="Arial"/>
+          <w:sz w:val="20"/>
+          <w:szCs w:val="20"/>
+        </w:rPr>
+        <w:t xml:space="preserve">CLAIMSSYNC_ADHOC_FROM / CLAIMSSYNC_ADHOC_TO — override default date range</w:t>
+      </w:r>
+    </w:p>
+    <w:p>
+      <w:pPr>
+        <w:pStyle w:val="ListParagraph"/>
+        <w:numPr>
+          <w:ilvl w:val="0"/>
+          <w:numId w:val="2"/>
+        </w:numPr>
+        <w:spacing w:after="40" w:before="40"/>
+      </w:pPr>
+      <w:r>
+        <w:rPr>
+          <w:rFonts w:ascii="Arial" w:cs="Arial" w:eastAsia="Arial" w:hAnsi="Arial"/>
+          <w:sz w:val="20"/>
+          <w:szCs w:val="20"/>
+        </w:rPr>
+        <w:t xml:space="preserve">✅  </w:t>
+      </w:r>
+      <w:r>
+        <w:rPr>
+          <w:rFonts w:ascii="Arial" w:cs="Arial" w:eastAsia="Arial" w:hAnsi="Arial"/>
+          <w:sz w:val="20"/>
+          <w:szCs w:val="20"/>
+        </w:rPr>
+        <w:t xml:space="preserve">CLAIMSSYNC_ADHOC_FACILITY — restrict run to single facility</w:t>
+      </w:r>
+    </w:p>
+    <w:p>
+      <w:pPr>
+        <w:pStyle w:val="ListParagraph"/>
+        <w:numPr>
+          <w:ilvl w:val="0"/>
+          <w:numId w:val="2"/>
+        </w:numPr>
+        <w:spacing w:after="40" w:before="40"/>
+      </w:pPr>
+      <w:r>
+        <w:rPr>
+          <w:rFonts w:ascii="Arial" w:cs="Arial" w:eastAsia="Arial" w:hAnsi="Arial"/>
+          <w:sz w:val="20"/>
+          <w:szCs w:val="20"/>
+        </w:rPr>
+        <w:t xml:space="preserve">✅  </w:t>
+      </w:r>
+      <w:r>
+        <w:rPr>
+          <w:rFonts w:ascii="Arial" w:cs="Arial" w:eastAsia="Arial" w:hAnsi="Arial"/>
+          <w:sz w:val="20"/>
+          <w:szCs w:val="20"/>
+        </w:rPr>
+        <w:t xml:space="preserve">trigger_type = 'manual' for adhoc (constraint: scheduled|manual|api)</w:t>
+      </w:r>
+    </w:p>
+    <w:p>
+      <w:pPr>
+        <w:spacing w:after="0" w:before="80"/>
+      </w:pPr>
+    </w:p>
+    <w:p>
+      <w:pPr>
+        <w:pStyle w:val="Heading2"/>
+        <w:spacing w:after="80" w:before="240"/>
+      </w:pPr>
+      <w:r>
+        <w:rPr>
+          <w:rFonts w:ascii="Arial" w:cs="Arial" w:eastAsia="Arial" w:hAnsi="Arial"/>
+          <w:b/>
+          <w:bCs/>
+          <w:color w:val="1A1A2E"/>
+          <w:sz w:val="22"/>
+          <w:szCs w:val="22"/>
+        </w:rPr>
+        <w:t xml:space="preserve">4.3 Phase 2 — API Backend (:2.9)</w:t>
+      </w:r>
+    </w:p>
+    <w:p>
+      <w:pPr>
+        <w:pStyle w:val="ListParagraph"/>
+        <w:numPr>
+          <w:ilvl w:val="0"/>
+          <w:numId w:val="2"/>
+        </w:numPr>
+        <w:spacing w:after="40" w:before="40"/>
+      </w:pPr>
+      <w:r>
+        <w:rPr>
+          <w:rFonts w:ascii="Arial" w:cs="Arial" w:eastAsia="Arial" w:hAnsi="Arial"/>
+          <w:sz w:val="20"/>
+          <w:szCs w:val="20"/>
+        </w:rPr>
+        <w:t xml:space="preserve">✅  </w:t>
+      </w:r>
+      <w:r>
+        <w:rPr>
+          <w:rFonts w:ascii="Arial" w:cs="Arial" w:eastAsia="Arial" w:hAnsi="Arial"/>
+          <w:sz w:val="20"/>
+          <w:szCs w:val="20"/>
+        </w:rPr>
+        <w:t xml:space="preserve">FastAPI backend — JWT auth (admin + reseller roles)</w:t>
+      </w:r>
+    </w:p>
+    <w:p>
+      <w:pPr>
+        <w:pStyle w:val="ListParagraph"/>
+        <w:numPr>
+          <w:ilvl w:val="0"/>
+          <w:numId w:val="2"/>
+        </w:numPr>
+        <w:spacing w:after="40" w:before="40"/>
+      </w:pPr>
+      <w:r>
+        <w:rPr>
+          <w:rFonts w:ascii="Arial" w:cs="Arial" w:eastAsia="Arial" w:hAnsi="Arial"/>
+          <w:sz w:val="20"/>
+          <w:szCs w:val="20"/>
+        </w:rPr>
+        <w:t xml:space="preserve">✅  </w:t>
+      </w:r>
+      <w:r>
+        <w:rPr>
+          <w:rFonts w:ascii="Arial" w:cs="Arial" w:eastAsia="Arial" w:hAnsi="Arial"/>
+          <w:sz w:val="20"/>
+          <w:szCs w:val="20"/>
+        </w:rPr>
+        <w:t xml:space="preserve">15+ REST endpoints — auth, runs, files, stats, facilities, onboarding, intervals</w:t>
+      </w:r>
+    </w:p>
+    <w:p>
+      <w:pPr>
+        <w:pStyle w:val="ListParagraph"/>
+        <w:numPr>
+          <w:ilvl w:val="0"/>
+          <w:numId w:val="2"/>
+        </w:numPr>
+        <w:spacing w:after="40" w:before="40"/>
+      </w:pPr>
+      <w:r>
+        <w:rPr>
+          <w:rFonts w:ascii="Arial" w:cs="Arial" w:eastAsia="Arial" w:hAnsi="Arial"/>
+          <w:sz w:val="20"/>
+          <w:szCs w:val="20"/>
+        </w:rPr>
+        <w:t xml:space="preserve">✅  </w:t>
+      </w:r>
+      <w:r>
+        <w:rPr>
+          <w:rFonts w:ascii="Arial" w:cs="Arial" w:eastAsia="Arial" w:hAnsi="Arial"/>
+          <w:sz w:val="20"/>
+          <w:szCs w:val="20"/>
+        </w:rPr>
+        <w:t xml:space="preserve">Adhoc run — POST /admin/facilities/{code}/adhoc-run via azure-mgmt-appcontainers</w:t>
+      </w:r>
+    </w:p>
+    <w:p>
+      <w:pPr>
+        <w:pStyle w:val="ListParagraph"/>
+        <w:numPr>
+          <w:ilvl w:val="0"/>
+          <w:numId w:val="2"/>
+        </w:numPr>
+        <w:spacing w:after="40" w:before="40"/>
+      </w:pPr>
+      <w:r>
+        <w:rPr>
+          <w:rFonts w:ascii="Arial" w:cs="Arial" w:eastAsia="Arial" w:hAnsi="Arial"/>
+          <w:sz w:val="20"/>
+          <w:szCs w:val="20"/>
+        </w:rPr>
+        <w:t xml:space="preserve">✅  </w:t>
+      </w:r>
+      <w:r>
+        <w:rPr>
+          <w:rFonts w:ascii="Arial" w:cs="Arial" w:eastAsia="Arial" w:hAnsi="Arial"/>
+          <w:sz w:val="20"/>
+          <w:szCs w:val="20"/>
+        </w:rPr>
+        <w:t xml:space="preserve">Run history — GET /admin/facilities/{code}/runs (last 10)</w:t>
+      </w:r>
+    </w:p>
+    <w:p>
+      <w:pPr>
+        <w:pStyle w:val="ListParagraph"/>
+        <w:numPr>
+          <w:ilvl w:val="0"/>
+          <w:numId w:val="2"/>
+        </w:numPr>
+        <w:spacing w:after="40" w:before="40"/>
+      </w:pPr>
+      <w:r>
+        <w:rPr>
+          <w:rFonts w:ascii="Arial" w:cs="Arial" w:eastAsia="Arial" w:hAnsi="Arial"/>
+          <w:sz w:val="20"/>
+          <w:szCs w:val="20"/>
+        </w:rPr>
+        <w:t xml:space="preserve">✅  </w:t>
+      </w:r>
+      <w:r>
+        <w:rPr>
+          <w:rFonts w:ascii="Arial" w:cs="Arial" w:eastAsia="Arial" w:hAnsi="Arial"/>
+          <w:sz w:val="20"/>
+          <w:szCs w:val="20"/>
+        </w:rPr>
+        <w:t xml:space="preserve">File manifest — GET /admin/facilities/{code}/runs/{run_id}/files</w:t>
+      </w:r>
+    </w:p>
+    <w:p>
+      <w:pPr>
+        <w:pStyle w:val="ListParagraph"/>
+        <w:numPr>
+          <w:ilvl w:val="0"/>
+          <w:numId w:val="2"/>
+        </w:numPr>
+        <w:spacing w:after="40" w:before="40"/>
+      </w:pPr>
+      <w:r>
+        <w:rPr>
+          <w:rFonts w:ascii="Arial" w:cs="Arial" w:eastAsia="Arial" w:hAnsi="Arial"/>
+          <w:sz w:val="20"/>
+          <w:szCs w:val="20"/>
+        </w:rPr>
+        <w:t xml:space="preserve">✅  </w:t>
+      </w:r>
+      <w:r>
+        <w:rPr>
+          <w:rFonts w:ascii="Arial" w:cs="Arial" w:eastAsia="Arial" w:hAnsi="Arial"/>
+          <w:sz w:val="20"/>
+          <w:szCs w:val="20"/>
+        </w:rPr>
+        <w:t xml:space="preserve">Intervals — GET /admin/facilities/{code}/runs/{run_id}/intervals (FROM/TO fixed in :2.9)</w:t>
+      </w:r>
+    </w:p>
+    <w:p>
+      <w:pPr>
+        <w:pStyle w:val="ListParagraph"/>
+        <w:numPr>
+          <w:ilvl w:val="0"/>
+          <w:numId w:val="2"/>
+        </w:numPr>
+        <w:spacing w:after="40" w:before="40"/>
+      </w:pPr>
+      <w:r>
+        <w:rPr>
+          <w:rFonts w:ascii="Arial" w:cs="Arial" w:eastAsia="Arial" w:hAnsi="Arial"/>
+          <w:sz w:val="20"/>
+          <w:szCs w:val="20"/>
+        </w:rPr>
+        <w:t xml:space="preserve">✅  </w:t>
+      </w:r>
+      <w:r>
+        <w:rPr>
+          <w:rFonts w:ascii="Arial" w:cs="Arial" w:eastAsia="Arial" w:hAnsi="Arial"/>
+          <w:sz w:val="20"/>
+          <w:szCs w:val="20"/>
+        </w:rPr>
+        <w:t xml:space="preserve">XML viewer — GET /admin/facilities/{code}/search-history/{filename} — raw SOAP XML from blob</w:t>
+      </w:r>
+    </w:p>
+    <w:p>
+      <w:pPr>
+        <w:pStyle w:val="ListParagraph"/>
+        <w:numPr>
+          <w:ilvl w:val="0"/>
+          <w:numId w:val="2"/>
+        </w:numPr>
+        <w:spacing w:after="40" w:before="40"/>
+      </w:pPr>
+      <w:r>
+        <w:rPr>
+          <w:rFonts w:ascii="Arial" w:cs="Arial" w:eastAsia="Arial" w:hAnsi="Arial"/>
+          <w:sz w:val="20"/>
+          <w:szCs w:val="20"/>
+        </w:rPr>
+        <w:t xml:space="preserve">✅  </w:t>
+      </w:r>
+      <w:r>
+        <w:rPr>
+          <w:rFonts w:ascii="Arial" w:cs="Arial" w:eastAsia="Arial" w:hAnsi="Arial"/>
+          <w:sz w:val="20"/>
+          <w:szCs w:val="20"/>
+        </w:rPr>
+        <w:t xml:space="preserve">Reassign tenant — PUT /admin/facilities/{code}/reassign-tenant (super-admin)</w:t>
+      </w:r>
+    </w:p>
+    <w:p>
+      <w:pPr>
+        <w:pStyle w:val="ListParagraph"/>
+        <w:numPr>
+          <w:ilvl w:val="0"/>
+          <w:numId w:val="2"/>
+        </w:numPr>
+        <w:spacing w:after="40" w:before="40"/>
+      </w:pPr>
+      <w:r>
+        <w:rPr>
+          <w:rFonts w:ascii="Arial" w:cs="Arial" w:eastAsia="Arial" w:hAnsi="Arial"/>
+          <w:sz w:val="20"/>
+          <w:szCs w:val="20"/>
+        </w:rPr>
+        <w:t xml:space="preserve">✅  </w:t>
+      </w:r>
+      <w:r>
+        <w:rPr>
+          <w:rFonts w:ascii="Arial" w:cs="Arial" w:eastAsia="Arial" w:hAnsi="Arial"/>
+          <w:sz w:val="20"/>
+          <w:szCs w:val="20"/>
+        </w:rPr>
+        <w:t xml:space="preserve">Credential pipeline — GET token, POST credentials, POST resend-token + ACS email</w:t>
+      </w:r>
+    </w:p>
+    <w:p>
+      <w:pPr>
+        <w:pStyle w:val="ListParagraph"/>
+        <w:numPr>
+          <w:ilvl w:val="0"/>
+          <w:numId w:val="2"/>
+        </w:numPr>
+        <w:spacing w:after="40" w:before="40"/>
+      </w:pPr>
+      <w:r>
+        <w:rPr>
+          <w:rFonts w:ascii="Arial" w:cs="Arial" w:eastAsia="Arial" w:hAnsi="Arial"/>
+          <w:sz w:val="20"/>
+          <w:szCs w:val="20"/>
+        </w:rPr>
+        <w:t xml:space="preserve">✅  </w:t>
+      </w:r>
+      <w:r>
+        <w:rPr>
+          <w:rFonts w:ascii="Arial" w:cs="Arial" w:eastAsia="Arial" w:hAnsi="Arial"/>
+          <w:sz w:val="20"/>
+          <w:szCs w:val="20"/>
+        </w:rPr>
+        <w:t xml:space="preserve">Azure Monitor + stdout logging — force=True in basicConfig</w:t>
+      </w:r>
+    </w:p>
+    <w:p>
+      <w:pPr>
+        <w:spacing w:after="0" w:before="80"/>
+      </w:pPr>
+    </w:p>
+    <w:p>
+      <w:pPr>
+        <w:pStyle w:val="Heading2"/>
+        <w:spacing w:after="80" w:before="240"/>
+      </w:pPr>
+      <w:r>
+        <w:rPr>
+          <w:rFonts w:ascii="Arial" w:cs="Arial" w:eastAsia="Arial" w:hAnsi="Arial"/>
+          <w:b/>
+          <w:bCs/>
+          <w:color w:val="1A1A2E"/>
+          <w:sz w:val="22"/>
+          <w:szCs w:val="22"/>
+        </w:rPr>
+        <w:t xml:space="preserve">4.4 Phase 3 — Dashboard (:2.17)</w:t>
+      </w:r>
+    </w:p>
+    <w:p>
+      <w:pPr>
+        <w:pStyle w:val="ListParagraph"/>
+        <w:numPr>
+          <w:ilvl w:val="0"/>
+          <w:numId w:val="2"/>
+        </w:numPr>
+        <w:spacing w:after="40" w:before="40"/>
+      </w:pPr>
+      <w:r>
+        <w:rPr>
+          <w:rFonts w:ascii="Arial" w:cs="Arial" w:eastAsia="Arial" w:hAnsi="Arial"/>
+          <w:sz w:val="20"/>
+          <w:szCs w:val="20"/>
+        </w:rPr>
+        <w:t xml:space="preserve">✅  </w:t>
+      </w:r>
+      <w:r>
+        <w:rPr>
+          <w:rFonts w:ascii="Arial" w:cs="Arial" w:eastAsia="Arial" w:hAnsi="Arial"/>
+          <w:sz w:val="20"/>
+          <w:szCs w:val="20"/>
+        </w:rPr>
+        <w:t xml:space="preserve">Next.js 14 App Router — 18+ live routes confirmed by codebase scan</w:t>
+      </w:r>
+    </w:p>
+    <w:p>
+      <w:pPr>
+        <w:spacing w:after="60" w:before="160"/>
+      </w:pPr>
+      <w:r>
+        <w:rPr>
+          <w:rFonts w:ascii="Arial" w:cs="Arial" w:eastAsia="Arial" w:hAnsi="Arial"/>
+          <w:b/>
+          <w:bCs/>
+          <w:color w:val="0A6E6E"/>
+          <w:sz w:val="20"/>
+          <w:szCs w:val="20"/>
+        </w:rPr>
+        <w:t xml:space="preserve">Admin Portal</w:t>
+      </w:r>
+    </w:p>
+    <w:p>
+      <w:pPr>
+        <w:pStyle w:val="ListParagraph"/>
+        <w:numPr>
+          <w:ilvl w:val="0"/>
+          <w:numId w:val="2"/>
+        </w:numPr>
+        <w:spacing w:after="40" w:before="40"/>
+      </w:pPr>
+      <w:r>
+        <w:rPr>
+          <w:rFonts w:ascii="Arial" w:cs="Arial" w:eastAsia="Arial" w:hAnsi="Arial"/>
+          <w:sz w:val="20"/>
+          <w:szCs w:val="20"/>
+        </w:rPr>
+        <w:t xml:space="preserve">✅  </w:t>
+      </w:r>
+      <w:r>
+        <w:rPr>
+          <w:rFonts w:ascii="Arial" w:cs="Arial" w:eastAsia="Arial" w:hAnsi="Arial"/>
+          <w:sz w:val="20"/>
+          <w:szCs w:val="20"/>
+        </w:rPr>
+        <w:t xml:space="preserve">Login, Dashboard, Facilities, Onboarding list + detail, Resellers, Revenue, Users</w:t>
+      </w:r>
+    </w:p>
+    <w:p>
+      <w:pPr>
+        <w:pStyle w:val="ListParagraph"/>
+        <w:numPr>
+          <w:ilvl w:val="0"/>
+          <w:numId w:val="2"/>
+        </w:numPr>
+        <w:spacing w:after="40" w:before="40"/>
+      </w:pPr>
+      <w:r>
+        <w:rPr>
+          <w:rFonts w:ascii="Arial" w:cs="Arial" w:eastAsia="Arial" w:hAnsi="Arial"/>
+          <w:sz w:val="20"/>
+          <w:szCs w:val="20"/>
+        </w:rPr>
+        <w:t xml:space="preserve">✅  </w:t>
+      </w:r>
+      <w:r>
+        <w:rPr>
+          <w:rFonts w:ascii="Arial" w:cs="Arial" w:eastAsia="Arial" w:hAnsi="Arial"/>
+          <w:sz w:val="20"/>
+          <w:szCs w:val="20"/>
+        </w:rPr>
+        <w:t xml:space="preserve">ResendCredentialToken.tsx — 4-state token UI + resend button</w:t>
+      </w:r>
+    </w:p>
+    <w:p>
+      <w:pPr>
+        <w:spacing w:after="60" w:before="160"/>
+      </w:pPr>
+      <w:r>
+        <w:rPr>
+          <w:rFonts w:ascii="Arial" w:cs="Arial" w:eastAsia="Arial" w:hAnsi="Arial"/>
+          <w:b/>
+          <w:bCs/>
+          <w:color w:val="0A6E6E"/>
+          <w:sz w:val="20"/>
+          <w:szCs w:val="20"/>
+        </w:rPr>
+        <w:t xml:space="preserve">Reseller Portal</w:t>
+      </w:r>
+    </w:p>
+    <w:p>
+      <w:pPr>
+        <w:pStyle w:val="ListParagraph"/>
+        <w:numPr>
+          <w:ilvl w:val="0"/>
+          <w:numId w:val="2"/>
+        </w:numPr>
+        <w:spacing w:after="40" w:before="40"/>
+      </w:pPr>
+      <w:r>
+        <w:rPr>
+          <w:rFonts w:ascii="Arial" w:cs="Arial" w:eastAsia="Arial" w:hAnsi="Arial"/>
+          <w:sz w:val="20"/>
+          <w:szCs w:val="20"/>
+        </w:rPr>
+        <w:t xml:space="preserve">✅  </w:t>
+      </w:r>
+      <w:r>
+        <w:rPr>
+          <w:rFonts w:ascii="Arial" w:cs="Arial" w:eastAsia="Arial" w:hAnsi="Arial"/>
+          <w:sz w:val="20"/>
+          <w:szCs w:val="20"/>
+        </w:rPr>
+        <w:t xml:space="preserve">Login, Dashboard, Facility list + detail, Onboard wizard, Onboarding list</w:t>
+      </w:r>
+    </w:p>
+    <w:p>
+      <w:pPr>
+        <w:spacing w:after="60" w:before="160"/>
+      </w:pPr>
+      <w:r>
+        <w:rPr>
+          <w:rFonts w:ascii="Arial" w:cs="Arial" w:eastAsia="Arial" w:hAnsi="Arial"/>
+          <w:b/>
+          <w:bCs/>
+          <w:color w:val="0A6E6E"/>
+          <w:sz w:val="20"/>
+          <w:szCs w:val="20"/>
+        </w:rPr>
+        <w:t xml:space="preserve">Adhoc Run Page (/admin/facilities/[code]/adhoc-run)</w:t>
+      </w:r>
+    </w:p>
+    <w:p>
+      <w:pPr>
+        <w:pStyle w:val="ListParagraph"/>
+        <w:numPr>
+          <w:ilvl w:val="0"/>
+          <w:numId w:val="2"/>
+        </w:numPr>
+        <w:spacing w:after="40" w:before="40"/>
+      </w:pPr>
+      <w:r>
+        <w:rPr>
+          <w:rFonts w:ascii="Arial" w:cs="Arial" w:eastAsia="Arial" w:hAnsi="Arial"/>
+          <w:sz w:val="20"/>
+          <w:szCs w:val="20"/>
+        </w:rPr>
+        <w:t xml:space="preserve">✅  </w:t>
+      </w:r>
+      <w:r>
+        <w:rPr>
+          <w:rFonts w:ascii="Arial" w:cs="Arial" w:eastAsia="Arial" w:hAnsi="Arial"/>
+          <w:sz w:val="20"/>
+          <w:szCs w:val="20"/>
+        </w:rPr>
+        <w:t xml:space="preserve">Section A — Date range form (From/To) + Run Now button</w:t>
+      </w:r>
+    </w:p>
+    <w:p>
+      <w:pPr>
+        <w:pStyle w:val="ListParagraph"/>
+        <w:numPr>
+          <w:ilvl w:val="0"/>
+          <w:numId w:val="2"/>
+        </w:numPr>
+        <w:spacing w:after="40" w:before="40"/>
+      </w:pPr>
+      <w:r>
+        <w:rPr>
+          <w:rFonts w:ascii="Arial" w:cs="Arial" w:eastAsia="Arial" w:hAnsi="Arial"/>
+          <w:sz w:val="20"/>
+          <w:szCs w:val="20"/>
+        </w:rPr>
+        <w:t xml:space="preserve">✅  </w:t>
+      </w:r>
+      <w:r>
+        <w:rPr>
+          <w:rFonts w:ascii="Arial" w:cs="Arial" w:eastAsia="Arial" w:hAnsi="Arial"/>
+          <w:sz w:val="20"/>
+          <w:szCs w:val="20"/>
+        </w:rPr>
+        <w:t xml:space="preserve">Section B — Run History table (auto-refresh 30s) with Files / Intervals tabs</w:t>
+      </w:r>
+    </w:p>
+    <w:p>
+      <w:pPr>
+        <w:pStyle w:val="ListParagraph"/>
+        <w:numPr>
+          <w:ilvl w:val="0"/>
+          <w:numId w:val="2"/>
+        </w:numPr>
+        <w:spacing w:after="40" w:before="40"/>
+      </w:pPr>
+      <w:r>
+        <w:rPr>
+          <w:rFonts w:ascii="Arial" w:cs="Arial" w:eastAsia="Arial" w:hAnsi="Arial"/>
+          <w:sz w:val="20"/>
+          <w:szCs w:val="20"/>
+        </w:rPr>
+        <w:t xml:space="preserve">✅  </w:t>
+      </w:r>
+      <w:r>
+        <w:rPr>
+          <w:rFonts w:ascii="Arial" w:cs="Arial" w:eastAsia="Arial" w:hAnsi="Arial"/>
+          <w:sz w:val="20"/>
+          <w:szCs w:val="20"/>
+        </w:rPr>
+        <w:t xml:space="preserve">Section C — File manifest table with filter + Export CSV</w:t>
+      </w:r>
+    </w:p>
+    <w:p>
+      <w:pPr>
+        <w:pStyle w:val="ListParagraph"/>
+        <w:numPr>
+          <w:ilvl w:val="0"/>
+          <w:numId w:val="2"/>
+        </w:numPr>
+        <w:spacing w:after="40" w:before="40"/>
+      </w:pPr>
+      <w:r>
+        <w:rPr>
+          <w:rFonts w:ascii="Arial" w:cs="Arial" w:eastAsia="Arial" w:hAnsi="Arial"/>
+          <w:sz w:val="20"/>
+          <w:szCs w:val="20"/>
+        </w:rPr>
+        <w:t xml:space="preserve">✅  </w:t>
+      </w:r>
+      <w:r>
+        <w:rPr>
+          <w:rFonts w:ascii="Arial" w:cs="Arial" w:eastAsia="Arial" w:hAnsi="Arial"/>
+          <w:sz w:val="20"/>
+          <w:szCs w:val="20"/>
+        </w:rPr>
+        <w:t xml:space="preserve">Section D — Interval Search History table</w:t>
+      </w:r>
+    </w:p>
+    <w:p>
+      <w:pPr>
+        <w:pStyle w:val="ListParagraph"/>
+        <w:numPr>
+          <w:ilvl w:val="0"/>
+          <w:numId w:val="2"/>
+        </w:numPr>
+        <w:spacing w:after="40" w:before="40"/>
+      </w:pPr>
+      <w:r>
+        <w:rPr>
+          <w:rFonts w:ascii="Arial" w:cs="Arial" w:eastAsia="Arial" w:hAnsi="Arial"/>
+          <w:sz w:val="20"/>
+          <w:szCs w:val="20"/>
+        </w:rPr>
+        <w:t xml:space="preserve">✅  </w:t>
+      </w:r>
+      <w:r>
+        <w:rPr>
+          <w:rFonts w:ascii="Arial" w:cs="Arial" w:eastAsia="Arial" w:hAnsi="Arial"/>
+          <w:sz w:val="20"/>
+          <w:szCs w:val="20"/>
+        </w:rPr>
+        <w:t xml:space="preserve">   Per-interval: #, Type, FROM, TO, Files Found, Request Ready, Response Ready</w:t>
+      </w:r>
+    </w:p>
+    <w:p>
+      <w:pPr>
+        <w:pStyle w:val="ListParagraph"/>
+        <w:numPr>
+          <w:ilvl w:val="0"/>
+          <w:numId w:val="2"/>
+        </w:numPr>
+        <w:spacing w:after="40" w:before="40"/>
+      </w:pPr>
+      <w:r>
+        <w:rPr>
+          <w:rFonts w:ascii="Arial" w:cs="Arial" w:eastAsia="Arial" w:hAnsi="Arial"/>
+          <w:sz w:val="20"/>
+          <w:szCs w:val="20"/>
+        </w:rPr>
+        <w:t xml:space="preserve">✅  </w:t>
+      </w:r>
+      <w:r>
+        <w:rPr>
+          <w:rFonts w:ascii="Arial" w:cs="Arial" w:eastAsia="Arial" w:hAnsi="Arial"/>
+          <w:sz w:val="20"/>
+          <w:szCs w:val="20"/>
+        </w:rPr>
+        <w:t xml:space="preserve">   Color coded rows: green = files found, grey = empty interval</w:t>
+      </w:r>
+    </w:p>
+    <w:p>
+      <w:pPr>
+        <w:pStyle w:val="ListParagraph"/>
+        <w:numPr>
+          <w:ilvl w:val="0"/>
+          <w:numId w:val="2"/>
+        </w:numPr>
+        <w:spacing w:after="40" w:before="40"/>
+      </w:pPr>
+      <w:r>
+        <w:rPr>
+          <w:rFonts w:ascii="Arial" w:cs="Arial" w:eastAsia="Arial" w:hAnsi="Arial"/>
+          <w:sz w:val="20"/>
+          <w:szCs w:val="20"/>
+        </w:rPr>
+        <w:t xml:space="preserve">✅  </w:t>
+      </w:r>
+      <w:r>
+        <w:rPr>
+          <w:rFonts w:ascii="Arial" w:cs="Arial" w:eastAsia="Arial" w:hAnsi="Arial"/>
+          <w:sz w:val="20"/>
+          <w:szCs w:val="20"/>
+        </w:rPr>
+        <w:t xml:space="preserve">   Side-by-side XML viewer modal: Request XML (sent) vs Response XML (received)</w:t>
+      </w:r>
+    </w:p>
+    <w:p>
+      <w:pPr>
+        <w:pStyle w:val="ListParagraph"/>
+        <w:numPr>
+          <w:ilvl w:val="0"/>
+          <w:numId w:val="2"/>
+        </w:numPr>
+        <w:spacing w:after="40" w:before="40"/>
+      </w:pPr>
+      <w:r>
+        <w:rPr>
+          <w:rFonts w:ascii="Arial" w:cs="Arial" w:eastAsia="Arial" w:hAnsi="Arial"/>
+          <w:sz w:val="20"/>
+          <w:szCs w:val="20"/>
+        </w:rPr>
+        <w:t xml:space="preserve">✅  </w:t>
+      </w:r>
+      <w:r>
+        <w:rPr>
+          <w:rFonts w:ascii="Arial" w:cs="Arial" w:eastAsia="Arial" w:hAnsi="Arial"/>
+          <w:sz w:val="20"/>
+          <w:szCs w:val="20"/>
+        </w:rPr>
+        <w:t xml:space="preserve">   Key fields extracted above XML: from/to date, result code, file list + record counts</w:t>
+      </w:r>
+    </w:p>
+    <w:p>
+      <w:pPr>
+        <w:pStyle w:val="ListParagraph"/>
+        <w:numPr>
+          <w:ilvl w:val="0"/>
+          <w:numId w:val="2"/>
+        </w:numPr>
+        <w:spacing w:after="40" w:before="40"/>
+      </w:pPr>
+      <w:r>
+        <w:rPr>
+          <w:rFonts w:ascii="Arial" w:cs="Arial" w:eastAsia="Arial" w:hAnsi="Arial"/>
+          <w:sz w:val="20"/>
+          <w:szCs w:val="20"/>
+        </w:rPr>
+        <w:t xml:space="preserve">✅  </w:t>
+      </w:r>
+      <w:r>
+        <w:rPr>
+          <w:rFonts w:ascii="Arial" w:cs="Arial" w:eastAsia="Arial" w:hAnsi="Arial"/>
+          <w:sz w:val="20"/>
+          <w:szCs w:val="20"/>
+        </w:rPr>
+        <w:t xml:space="preserve">   Graceful fallback for runs before engine :3.8</w:t>
+      </w:r>
+    </w:p>
+    <w:p>
+      <w:pPr>
+        <w:spacing w:after="60" w:before="160"/>
+      </w:pPr>
+      <w:r>
+        <w:rPr>
+          <w:rFonts w:ascii="Arial" w:cs="Arial" w:eastAsia="Arial" w:hAnsi="Arial"/>
+          <w:b/>
+          <w:bCs/>
+          <w:color w:val="0A6E6E"/>
+          <w:sz w:val="20"/>
+          <w:szCs w:val="20"/>
+        </w:rPr>
+        <w:t xml:space="preserve">Client Onboarding</w:t>
+      </w:r>
+    </w:p>
+    <w:p>
+      <w:pPr>
+        <w:pStyle w:val="ListParagraph"/>
+        <w:numPr>
+          <w:ilvl w:val="0"/>
+          <w:numId w:val="2"/>
+        </w:numPr>
+        <w:spacing w:after="40" w:before="40"/>
+      </w:pPr>
+      <w:r>
+        <w:rPr>
+          <w:rFonts w:ascii="Arial" w:cs="Arial" w:eastAsia="Arial" w:hAnsi="Arial"/>
+          <w:sz w:val="20"/>
+          <w:szCs w:val="20"/>
+        </w:rPr>
+        <w:t xml:space="preserve">✅  </w:t>
+      </w:r>
+      <w:r>
+        <w:rPr>
+          <w:rFonts w:ascii="Arial" w:cs="Arial" w:eastAsia="Arial" w:hAnsi="Arial"/>
+          <w:sz w:val="20"/>
+          <w:szCs w:val="20"/>
+        </w:rPr>
+        <w:t xml:space="preserve">/onboard/credentials/[token] — secure credential setup (status normalization fix)</w:t>
+      </w:r>
+    </w:p>
+    <w:p>
+      <w:pPr>
+        <w:spacing w:after="60" w:before="160"/>
+      </w:pPr>
+      <w:r>
+        <w:rPr>
+          <w:rFonts w:ascii="Arial" w:cs="Arial" w:eastAsia="Arial" w:hAnsi="Arial"/>
+          <w:b/>
+          <w:bCs/>
+          <w:color w:val="0A6E6E"/>
+          <w:sz w:val="20"/>
+          <w:szCs w:val="20"/>
+        </w:rPr>
+        <w:t xml:space="preserve">DB Schema</w:t>
+      </w:r>
+    </w:p>
+    <w:p>
+      <w:pPr>
+        <w:pStyle w:val="ListParagraph"/>
+        <w:numPr>
+          <w:ilvl w:val="0"/>
+          <w:numId w:val="2"/>
+        </w:numPr>
+        <w:spacing w:after="40" w:before="40"/>
+      </w:pPr>
+      <w:r>
+        <w:rPr>
+          <w:rFonts w:ascii="Arial" w:cs="Arial" w:eastAsia="Arial" w:hAnsi="Arial"/>
+          <w:sz w:val="20"/>
+          <w:szCs w:val="20"/>
+        </w:rPr>
+        <w:t xml:space="preserve">✅  </w:t>
+      </w:r>
+      <w:r>
+        <w:rPr>
+          <w:rFonts w:ascii="Arial" w:cs="Arial" w:eastAsia="Arial" w:hAnsi="Arial"/>
+          <w:sz w:val="20"/>
+          <w:szCs w:val="20"/>
+        </w:rPr>
+        <w:t xml:space="preserve">Schema v2 + migration_v3 — 4-state tokens, 7-day expiry, resend tracking</w:t>
+      </w:r>
+    </w:p>
+    <w:p>
+      <w:pPr>
+        <w:pStyle w:val="ListParagraph"/>
+        <w:numPr>
+          <w:ilvl w:val="0"/>
+          <w:numId w:val="2"/>
+        </w:numPr>
+        <w:spacing w:after="40" w:before="40"/>
+      </w:pPr>
+      <w:r>
+        <w:rPr>
+          <w:rFonts w:ascii="Arial" w:cs="Arial" w:eastAsia="Arial" w:hAnsi="Arial"/>
+          <w:sz w:val="20"/>
+          <w:szCs w:val="20"/>
+        </w:rPr>
+        <w:t xml:space="preserve">✅  </w:t>
+      </w:r>
+      <w:r>
+        <w:rPr>
+          <w:rFonts w:ascii="Arial" w:cs="Arial" w:eastAsia="Arial" w:hAnsi="Arial"/>
+          <w:sz w:val="20"/>
+          <w:szCs w:val="20"/>
+        </w:rPr>
+        <w:t xml:space="preserve">Auto-migration for file_manifest enriched columns on API startup</w:t>
+      </w:r>
+    </w:p>
+    <w:p>
+      <w:pPr>
+        <w:spacing w:after="0" w:before="80"/>
+      </w:pPr>
+    </w:p>
+    <w:p>
+      <w:pPr>
+        <w:pStyle w:val="Heading2"/>
+        <w:spacing w:after="80" w:before="240"/>
+      </w:pPr>
+      <w:r>
+        <w:rPr>
+          <w:rFonts w:ascii="Arial" w:cs="Arial" w:eastAsia="Arial" w:hAnsi="Arial"/>
+          <w:b/>
+          <w:bCs/>
+          <w:color w:val="1A1A2E"/>
+          <w:sz w:val="22"/>
+          <w:szCs w:val="22"/>
+        </w:rPr>
+        <w:t xml:space="preserve">4.5 ClaimSyncPull.py v2.0 (Saleem PC — not deployed)</w:t>
+      </w:r>
+    </w:p>
+    <w:p>
+      <w:pPr>
+        <w:pStyle w:val="ListParagraph"/>
+        <w:numPr>
+          <w:ilvl w:val="0"/>
+          <w:numId w:val="2"/>
+        </w:numPr>
+        <w:spacing w:after="40" w:before="40"/>
+      </w:pPr>
+      <w:r>
+        <w:rPr>
+          <w:rFonts w:ascii="Arial" w:cs="Arial" w:eastAsia="Arial" w:hAnsi="Arial"/>
+          <w:sz w:val="20"/>
+          <w:szCs w:val="20"/>
+        </w:rPr>
+        <w:t xml:space="preserve">✅  </w:t>
+      </w:r>
+      <w:r>
+        <w:rPr>
+          <w:rFonts w:ascii="Arial" w:cs="Arial" w:eastAsia="Arial" w:hAnsi="Arial"/>
+          <w:sz w:val="20"/>
+          <w:szCs w:val="20"/>
+        </w:rPr>
+        <w:t xml:space="preserve">Multi-facility: MF2618 + MF5360</w:t>
+      </w:r>
+    </w:p>
+    <w:p>
+      <w:pPr>
+        <w:pStyle w:val="ListParagraph"/>
+        <w:numPr>
+          <w:ilvl w:val="0"/>
+          <w:numId w:val="2"/>
+        </w:numPr>
+        <w:spacing w:after="40" w:before="40"/>
+      </w:pPr>
+      <w:r>
+        <w:rPr>
+          <w:rFonts w:ascii="Arial" w:cs="Arial" w:eastAsia="Arial" w:hAnsi="Arial"/>
+          <w:sz w:val="20"/>
+          <w:szCs w:val="20"/>
+        </w:rPr>
+        <w:t xml:space="preserve">✅  </w:t>
+      </w:r>
+      <w:r>
+        <w:rPr>
+          <w:rFonts w:ascii="Arial" w:cs="Arial" w:eastAsia="Arial" w:hAnsi="Arial"/>
+          <w:sz w:val="20"/>
+          <w:szCs w:val="20"/>
+        </w:rPr>
+        <w:t xml:space="preserve">Blob prefix routing: claims/ → claims\, remittance/ → remittance\, resubmission/ → resubmission\</w:t>
+      </w:r>
+    </w:p>
+    <w:p>
+      <w:pPr>
+        <w:pStyle w:val="ListParagraph"/>
+        <w:numPr>
+          <w:ilvl w:val="0"/>
+          <w:numId w:val="2"/>
+        </w:numPr>
+        <w:spacing w:after="40" w:before="40"/>
+      </w:pPr>
+      <w:r>
+        <w:rPr>
+          <w:rFonts w:ascii="Arial" w:cs="Arial" w:eastAsia="Arial" w:hAnsi="Arial"/>
+          <w:sz w:val="20"/>
+          <w:szCs w:val="20"/>
+        </w:rPr>
+        <w:t xml:space="preserve">✅  </w:t>
+      </w:r>
+      <w:r>
+        <w:rPr>
+          <w:rFonts w:ascii="Arial" w:cs="Arial" w:eastAsia="Arial" w:hAnsi="Arial"/>
+          <w:sz w:val="20"/>
+          <w:szCs w:val="20"/>
+        </w:rPr>
+        <w:t xml:space="preserve">search_history/ prefix stripped — files land at facility root (Raggr\{fac}\)</w:t>
+      </w:r>
+    </w:p>
+    <w:p>
+      <w:pPr>
+        <w:pStyle w:val="ListParagraph"/>
+        <w:numPr>
+          <w:ilvl w:val="0"/>
+          <w:numId w:val="2"/>
+        </w:numPr>
+        <w:spacing w:after="40" w:before="40"/>
+      </w:pPr>
+      <w:r>
+        <w:rPr>
+          <w:rFonts w:ascii="Arial" w:cs="Arial" w:eastAsia="Arial" w:hAnsi="Arial"/>
+          <w:sz w:val="20"/>
+          <w:szCs w:val="20"/>
+        </w:rPr>
+        <w:t xml:space="preserve">✅  </w:t>
+      </w:r>
+      <w:r>
+        <w:rPr>
+          <w:rFonts w:ascii="Arial" w:cs="Arial" w:eastAsia="Arial" w:hAnsi="Arial"/>
+          <w:sz w:val="20"/>
+          <w:szCs w:val="20"/>
+        </w:rPr>
+        <w:t xml:space="preserve">logs/ → Raggr\{fac}\logs\ — downloadlog .log and .csv per run</w:t>
+      </w:r>
+    </w:p>
+    <w:p>
+      <w:pPr>
+        <w:pStyle w:val="ListParagraph"/>
+        <w:numPr>
+          <w:ilvl w:val="0"/>
+          <w:numId w:val="2"/>
+        </w:numPr>
+        <w:spacing w:after="40" w:before="40"/>
+      </w:pPr>
+      <w:r>
+        <w:rPr>
+          <w:rFonts w:ascii="Arial" w:cs="Arial" w:eastAsia="Arial" w:hAnsi="Arial"/>
+          <w:sz w:val="20"/>
+          <w:szCs w:val="20"/>
+        </w:rPr>
+        <w:t xml:space="preserve">✅  </w:t>
+      </w:r>
+      <w:r>
+        <w:rPr>
+          <w:rFonts w:ascii="Arial" w:cs="Arial" w:eastAsia="Arial" w:hAnsi="Arial"/>
+          <w:sz w:val="20"/>
+          <w:szCs w:val="20"/>
+        </w:rPr>
+        <w:t xml:space="preserve">archive\ subfolders auto-created inside claims, remittance, resubmission</w:t>
+      </w:r>
+    </w:p>
+    <w:p>
+      <w:pPr>
+        <w:pStyle w:val="ListParagraph"/>
+        <w:numPr>
+          <w:ilvl w:val="0"/>
+          <w:numId w:val="2"/>
+        </w:numPr>
+        <w:spacing w:after="40" w:before="40"/>
+      </w:pPr>
+      <w:r>
+        <w:rPr>
+          <w:rFonts w:ascii="Arial" w:cs="Arial" w:eastAsia="Arial" w:hAnsi="Arial"/>
+          <w:sz w:val="20"/>
+          <w:szCs w:val="20"/>
+        </w:rPr>
+        <w:t xml:space="preserve">✅  </w:t>
+      </w:r>
+      <w:r>
+        <w:rPr>
+          <w:rFonts w:ascii="Arial" w:cs="Arial" w:eastAsia="Arial" w:hAnsi="Arial"/>
+          <w:sz w:val="20"/>
+          <w:szCs w:val="20"/>
+        </w:rPr>
+        <w:t xml:space="preserve">Central log: Raggr\claimsync_pull_YYYY-MM-DD.log — all facilities + summary line</w:t>
+      </w:r>
+    </w:p>
+    <w:p>
+      <w:pPr>
+        <w:pStyle w:val="ListParagraph"/>
+        <w:numPr>
+          <w:ilvl w:val="0"/>
+          <w:numId w:val="2"/>
+        </w:numPr>
+        <w:spacing w:after="40" w:before="40"/>
+      </w:pPr>
+      <w:r>
+        <w:rPr>
+          <w:rFonts w:ascii="Arial" w:cs="Arial" w:eastAsia="Arial" w:hAnsi="Arial"/>
+          <w:sz w:val="20"/>
+          <w:szCs w:val="20"/>
+        </w:rPr>
+        <w:t xml:space="preserve">✅  </w:t>
+      </w:r>
+      <w:r>
+        <w:rPr>
+          <w:rFonts w:ascii="Arial" w:cs="Arial" w:eastAsia="Arial" w:hAnsi="Arial"/>
+          <w:sz w:val="20"/>
+          <w:szCs w:val="20"/>
+        </w:rPr>
+        <w:t xml:space="preserve">Skip-if-exists — no re-download, Task Scheduler 07:00 UAE daily</w:t>
+      </w:r>
+    </w:p>
+    <w:p>
+      <w:pPr>
+        <w:spacing w:after="0" w:before="80"/>
+      </w:pPr>
+    </w:p>
+    <w:p>
+      <w:pPr>
+        <w:pStyle w:val="Heading2"/>
+        <w:spacing w:after="80" w:before="240"/>
+      </w:pPr>
+      <w:r>
+        <w:rPr>
+          <w:rFonts w:ascii="Arial" w:cs="Arial" w:eastAsia="Arial" w:hAnsi="Arial"/>
+          <w:b/>
+          <w:bCs/>
+          <w:color w:val="1A1A2E"/>
+          <w:sz w:val="22"/>
+          <w:szCs w:val="22"/>
+        </w:rPr>
+        <w:t xml:space="preserve">4.6 Bug Fix Log — 25-26 Mar 2026</w:t>
+      </w:r>
+    </w:p>
+    <w:tbl>
+      <w:tblPr>
+        <w:tblW w:type="dxa" w:w="9360"/>
+        <w:tblBorders>
+          <w:top w:val="single" w:color="auto" w:sz="4"/>
+          <w:left w:val="single" w:color="auto" w:sz="4"/>
+          <w:bottom w:val="single" w:color="auto" w:sz="4"/>
+          <w:right w:val="single" w:color="auto" w:sz="4"/>
+          <w:insideH w:val="single" w:color="auto" w:sz="4"/>
+          <w:insideV w:val="single" w:color="auto" w:sz="4"/>
+        </w:tblBorders>
+      </w:tblPr>
+      <w:tblGrid>
+        <w:gridCol w:w="1200"/>
+        <w:gridCol w:w="2600"/>
+        <w:gridCol w:w="2800"/>
         <w:gridCol w:w="2760"/>
       </w:tblGrid>
       <w:tr>
@@ -5502,7 +6371,7 @@
         </w:trPr>
         <w:tc>
           <w:tcPr>
-            <w:tcW w:type="dxa" w:w="1400"/>
+            <w:tcW w:type="dxa" w:w="1200"/>
             <w:tcBorders>
               <w:top w:val="single" w:color="CCCCCC" w:sz="1"/>
               <w:left w:val="single" w:color="CCCCCC" w:sz="1"/>
@@ -5533,7 +6402,7 @@
         </w:tc>
         <w:tc>
           <w:tcPr>
-            <w:tcW w:type="dxa" w:w="2200"/>
+            <w:tcW w:type="dxa" w:w="2600"/>
             <w:tcBorders>
               <w:top w:val="single" w:color="CCCCCC" w:sz="1"/>
               <w:left w:val="single" w:color="CCCCCC" w:sz="1"/>
@@ -5564,7 +6433,7 @@
         </w:tc>
         <w:tc>
           <w:tcPr>
-            <w:tcW w:type="dxa" w:w="3000"/>
+            <w:tcW w:type="dxa" w:w="2800"/>
             <w:tcBorders>
               <w:top w:val="single" w:color="CCCCCC" w:sz="1"/>
               <w:left w:val="single" w:color="CCCCCC" w:sz="1"/>
@@ -5620,7 +6489,7 @@
                 <w:sz w:val="18"/>
                 <w:szCs w:val="18"/>
               </w:rPr>
-              <w:t xml:space="preserve">Fix</w:t>
+              <w:t xml:space="preserve">Fix + Version</w:t>
             </w:r>
           </w:p>
         </w:tc>
@@ -5628,7 +6497,7 @@
       <w:tr>
         <w:tc>
           <w:tcPr>
-            <w:tcW w:type="dxa" w:w="1400"/>
+            <w:tcW w:type="dxa" w:w="1200"/>
             <w:tcBorders>
               <w:top w:val="single" w:color="CCCCCC" w:sz="1"/>
               <w:left w:val="single" w:color="CCCCCC" w:sz="1"/>
@@ -5659,7 +6528,7 @@
         </w:tc>
         <w:tc>
           <w:tcPr>
-            <w:tcW w:type="dxa" w:w="2200"/>
+            <w:tcW w:type="dxa" w:w="2600"/>
             <w:tcBorders>
               <w:top w:val="single" w:color="CCCCCC" w:sz="1"/>
               <w:left w:val="single" w:color="CCCCCC" w:sz="1"/>
@@ -5690,7 +6559,7 @@
         </w:tc>
         <w:tc>
           <w:tcPr>
-            <w:tcW w:type="dxa" w:w="3000"/>
+            <w:tcW w:type="dxa" w:w="2800"/>
             <w:tcBorders>
               <w:top w:val="single" w:color="CCCCCC" w:sz="1"/>
               <w:left w:val="single" w:color="CCCCCC" w:sz="1"/>
@@ -5746,7 +6615,7 @@
                 <w:sz w:val="18"/>
                 <w:szCs w:val="18"/>
               </w:rPr>
-              <w:t xml:space="preserve">Normalized in page.tsx</w:t>
+              <w:t xml:space="preserve">Normalized in page.tsx — :2.15</w:t>
             </w:r>
           </w:p>
         </w:tc>
@@ -5754,7 +6623,7 @@
       <w:tr>
         <w:tc>
           <w:tcPr>
-            <w:tcW w:type="dxa" w:w="1400"/>
+            <w:tcW w:type="dxa" w:w="1200"/>
             <w:tcBorders>
               <w:top w:val="single" w:color="CCCCCC" w:sz="1"/>
               <w:left w:val="single" w:color="CCCCCC" w:sz="1"/>
@@ -5785,7 +6654,7 @@
         </w:tc>
         <w:tc>
           <w:tcPr>
-            <w:tcW w:type="dxa" w:w="2200"/>
+            <w:tcW w:type="dxa" w:w="2600"/>
             <w:tcBorders>
               <w:top w:val="single" w:color="CCCCCC" w:sz="1"/>
               <w:left w:val="single" w:color="CCCCCC" w:sz="1"/>
@@ -5816,7 +6685,7 @@
         </w:tc>
         <w:tc>
           <w:tcPr>
-            <w:tcW w:type="dxa" w:w="3000"/>
+            <w:tcW w:type="dxa" w:w="2800"/>
             <w:tcBorders>
               <w:top w:val="single" w:color="CCCCCC" w:sz="1"/>
               <w:left w:val="single" w:color="CCCCCC" w:sz="1"/>
@@ -5872,7 +6741,7 @@
                 <w:sz w:val="18"/>
                 <w:szCs w:val="18"/>
               </w:rPr>
-              <w:t xml:space="preserve">force=True in basicConfig</w:t>
+              <w:t xml:space="preserve">force=True — :2.5</w:t>
             </w:r>
           </w:p>
         </w:tc>
@@ -5880,7 +6749,7 @@
       <w:tr>
         <w:tc>
           <w:tcPr>
-            <w:tcW w:type="dxa" w:w="1400"/>
+            <w:tcW w:type="dxa" w:w="1200"/>
             <w:tcBorders>
               <w:top w:val="single" w:color="CCCCCC" w:sz="1"/>
               <w:left w:val="single" w:color="CCCCCC" w:sz="1"/>
@@ -5911,7 +6780,7 @@
         </w:tc>
         <w:tc>
           <w:tcPr>
-            <w:tcW w:type="dxa" w:w="2200"/>
+            <w:tcW w:type="dxa" w:w="2600"/>
             <w:tcBorders>
               <w:top w:val="single" w:color="CCCCCC" w:sz="1"/>
               <w:left w:val="single" w:color="CCCCCC" w:sz="1"/>
@@ -5942,7 +6811,7 @@
         </w:tc>
         <w:tc>
           <w:tcPr>
-            <w:tcW w:type="dxa" w:w="3000"/>
+            <w:tcW w:type="dxa" w:w="2800"/>
             <w:tcBorders>
               <w:top w:val="single" w:color="CCCCCC" w:sz="1"/>
               <w:left w:val="single" w:color="CCCCCC" w:sz="1"/>
@@ -5998,7 +6867,7 @@
                 <w:sz w:val="18"/>
                 <w:szCs w:val="18"/>
               </w:rPr>
-              <w:t xml:space="preserve">getattr(result,'message_id',None)</w:t>
+              <w:t xml:space="preserve">getattr fix — :2.5</w:t>
             </w:r>
           </w:p>
         </w:tc>
@@ -6006,7 +6875,7 @@
       <w:tr>
         <w:tc>
           <w:tcPr>
-            <w:tcW w:type="dxa" w:w="1400"/>
+            <w:tcW w:type="dxa" w:w="1200"/>
             <w:tcBorders>
               <w:top w:val="single" w:color="CCCCCC" w:sz="1"/>
               <w:left w:val="single" w:color="CCCCCC" w:sz="1"/>
@@ -6037,7 +6906,7 @@
         </w:tc>
         <w:tc>
           <w:tcPr>
-            <w:tcW w:type="dxa" w:w="2200"/>
+            <w:tcW w:type="dxa" w:w="2600"/>
             <w:tcBorders>
               <w:top w:val="single" w:color="CCCCCC" w:sz="1"/>
               <w:left w:val="single" w:color="CCCCCC" w:sz="1"/>
@@ -6068,32 +6937,32 @@
         </w:tc>
         <w:tc>
           <w:tcPr>
-            <w:tcW w:type="dxa" w:w="3000"/>
-            <w:tcBorders>
-              <w:top w:val="single" w:color="CCCCCC" w:sz="1"/>
-              <w:left w:val="single" w:color="CCCCCC" w:sz="1"/>
-              <w:bottom w:val="single" w:color="CCCCCC" w:sz="1"/>
-              <w:right w:val="single" w:color="CCCCCC" w:sz="1"/>
-            </w:tcBorders>
-            <w:shd w:fill="FFFFFF" w:val="clear"/>
-            <w:tcMar>
-              <w:top w:type="dxa" w:w="80"/>
-              <w:left w:type="dxa" w:w="120"/>
-              <w:bottom w:type="dxa" w:w="80"/>
-              <w:right w:type="dxa" w:w="120"/>
-            </w:tcMar>
-          </w:tcPr>
-          <w:p>
-            <w:r>
-              <w:rPr>
-                <w:rFonts w:ascii="Arial" w:cs="Arial" w:eastAsia="Arial" w:hAnsi="Arial"/>
-                <w:b w:val="false"/>
-                <w:bCs w:val="false"/>
-                <w:color w:val="1A1A2E"/>
-                <w:sz w:val="18"/>
-                <w:szCs w:val="18"/>
-              </w:rPr>
-              <w:t xml:space="preserve">DB password reset but Job secret not updated</w:t>
+            <w:tcW w:type="dxa" w:w="2800"/>
+            <w:tcBorders>
+              <w:top w:val="single" w:color="CCCCCC" w:sz="1"/>
+              <w:left w:val="single" w:color="CCCCCC" w:sz="1"/>
+              <w:bottom w:val="single" w:color="CCCCCC" w:sz="1"/>
+              <w:right w:val="single" w:color="CCCCCC" w:sz="1"/>
+            </w:tcBorders>
+            <w:shd w:fill="FFFFFF" w:val="clear"/>
+            <w:tcMar>
+              <w:top w:type="dxa" w:w="80"/>
+              <w:left w:type="dxa" w:w="120"/>
+              <w:bottom w:type="dxa" w:w="80"/>
+              <w:right w:type="dxa" w:w="120"/>
+            </w:tcMar>
+          </w:tcPr>
+          <w:p>
+            <w:r>
+              <w:rPr>
+                <w:rFonts w:ascii="Arial" w:cs="Arial" w:eastAsia="Arial" w:hAnsi="Arial"/>
+                <w:b w:val="false"/>
+                <w:bCs w:val="false"/>
+                <w:color w:val="1A1A2E"/>
+                <w:sz w:val="18"/>
+                <w:szCs w:val="18"/>
+              </w:rPr>
+              <w:t xml:space="preserve">DB password reset but Job secret stale</w:t>
             </w:r>
           </w:p>
         </w:tc>
@@ -6124,7 +6993,7 @@
                 <w:sz w:val="18"/>
                 <w:szCs w:val="18"/>
               </w:rPr>
-              <w:t xml:space="preserve">Updated Container App Job secret directly</w:t>
+              <w:t xml:space="preserve">Updated Container App Job secret directly — :3.7</w:t>
             </w:r>
           </w:p>
         </w:tc>
@@ -6132,7 +7001,7 @@
       <w:tr>
         <w:tc>
           <w:tcPr>
-            <w:tcW w:type="dxa" w:w="1400"/>
+            <w:tcW w:type="dxa" w:w="1200"/>
             <w:tcBorders>
               <w:top w:val="single" w:color="CCCCCC" w:sz="1"/>
               <w:left w:val="single" w:color="CCCCCC" w:sz="1"/>
@@ -6163,7 +7032,7 @@
         </w:tc>
         <w:tc>
           <w:tcPr>
-            <w:tcW w:type="dxa" w:w="2200"/>
+            <w:tcW w:type="dxa" w:w="2600"/>
             <w:tcBorders>
               <w:top w:val="single" w:color="CCCCCC" w:sz="1"/>
               <w:left w:val="single" w:color="CCCCCC" w:sz="1"/>
@@ -6194,7 +7063,7 @@
         </w:tc>
         <w:tc>
           <w:tcPr>
-            <w:tcW w:type="dxa" w:w="3000"/>
+            <w:tcW w:type="dxa" w:w="2800"/>
             <w:tcBorders>
               <w:top w:val="single" w:color="CCCCCC" w:sz="1"/>
               <w:left w:val="single" w:color="CCCCCC" w:sz="1"/>
@@ -6219,7 +7088,7 @@
                 <w:sz w:val="18"/>
                 <w:szCs w:val="18"/>
               </w:rPr>
-              <w:t xml:space="preserve">MF2618/MF5360 under wrong tenant codes</w:t>
+              <w:t xml:space="preserve">MF2618/MF5360 under wrong tenants</w:t>
             </w:r>
           </w:p>
         </w:tc>
@@ -6250,7 +7119,7 @@
                 <w:sz w:val="18"/>
                 <w:szCs w:val="18"/>
               </w:rPr>
-              <w:t xml:space="preserve">Reassigned to KAARYAA-T1 via API endpoint</w:t>
+              <w:t xml:space="preserve">Reassigned to KAARYAA-T1 via new API endpoint — :2.7</w:t>
             </w:r>
           </w:p>
         </w:tc>
@@ -6258,7 +7127,7 @@
       <w:tr>
         <w:tc>
           <w:tcPr>
-            <w:tcW w:type="dxa" w:w="1400"/>
+            <w:tcW w:type="dxa" w:w="1200"/>
             <w:tcBorders>
               <w:top w:val="single" w:color="CCCCCC" w:sz="1"/>
               <w:left w:val="single" w:color="CCCCCC" w:sz="1"/>
@@ -6289,7 +7158,7 @@
         </w:tc>
         <w:tc>
           <w:tcPr>
-            <w:tcW w:type="dxa" w:w="2200"/>
+            <w:tcW w:type="dxa" w:w="2600"/>
             <w:tcBorders>
               <w:top w:val="single" w:color="CCCCCC" w:sz="1"/>
               <w:left w:val="single" w:color="CCCCCC" w:sz="1"/>
@@ -6320,7 +7189,7 @@
         </w:tc>
         <w:tc>
           <w:tcPr>
-            <w:tcW w:type="dxa" w:w="3000"/>
+            <w:tcW w:type="dxa" w:w="2800"/>
             <w:tcBorders>
               <w:top w:val="single" w:color="CCCCCC" w:sz="1"/>
               <w:left w:val="single" w:color="CCCCCC" w:sz="1"/>
@@ -6376,7 +7245,7 @@
                 <w:sz w:val="18"/>
                 <w:szCs w:val="18"/>
               </w:rPr>
-              <w:t xml:space="preserve">Changed to 'manual' for adhoc runs</w:t>
+              <w:t xml:space="preserve">Changed to 'manual' — :3.7</w:t>
             </w:r>
           </w:p>
         </w:tc>
@@ -6384,7 +7253,7 @@
       <w:tr>
         <w:tc>
           <w:tcPr>
-            <w:tcW w:type="dxa" w:w="1400"/>
+            <w:tcW w:type="dxa" w:w="1200"/>
             <w:tcBorders>
               <w:top w:val="single" w:color="CCCCCC" w:sz="1"/>
               <w:left w:val="single" w:color="CCCCCC" w:sz="1"/>
@@ -6415,7 +7284,7 @@
         </w:tc>
         <w:tc>
           <w:tcPr>
-            <w:tcW w:type="dxa" w:w="2200"/>
+            <w:tcW w:type="dxa" w:w="2600"/>
             <w:tcBorders>
               <w:top w:val="single" w:color="CCCCCC" w:sz="1"/>
               <w:left w:val="single" w:color="CCCCCC" w:sz="1"/>
@@ -6446,7 +7315,7 @@
         </w:tc>
         <w:tc>
           <w:tcPr>
-            <w:tcW w:type="dxa" w:w="3000"/>
+            <w:tcW w:type="dxa" w:w="2800"/>
             <w:tcBorders>
               <w:top w:val="single" w:color="CCCCCC" w:sz="1"/>
               <w:left w:val="single" w:color="CCCCCC" w:sz="1"/>
@@ -6510,7 +7379,7 @@
       <w:tr>
         <w:tc>
           <w:tcPr>
-            <w:tcW w:type="dxa" w:w="1400"/>
+            <w:tcW w:type="dxa" w:w="1200"/>
             <w:tcBorders>
               <w:top w:val="single" w:color="CCCCCC" w:sz="1"/>
               <w:left w:val="single" w:color="CCCCCC" w:sz="1"/>
@@ -6541,7 +7410,7 @@
         </w:tc>
         <w:tc>
           <w:tcPr>
-            <w:tcW w:type="dxa" w:w="2200"/>
+            <w:tcW w:type="dxa" w:w="2600"/>
             <w:tcBorders>
               <w:top w:val="single" w:color="CCCCCC" w:sz="1"/>
               <w:left w:val="single" w:color="CCCCCC" w:sz="1"/>
@@ -6572,7 +7441,7 @@
         </w:tc>
         <w:tc>
           <w:tcPr>
-            <w:tcW w:type="dxa" w:w="3000"/>
+            <w:tcW w:type="dxa" w:w="2800"/>
             <w:tcBorders>
               <w:top w:val="single" w:color="CCCCCC" w:sz="1"/>
               <w:left w:val="single" w:color="CCCCCC" w:sz="1"/>
@@ -6628,7 +7497,7 @@
                 <w:sz w:val="18"/>
                 <w:szCs w:val="18"/>
               </w:rPr>
-              <w:t xml:space="preserve">Parsed from request XML blobs in API :2.9</w:t>
+              <w:t xml:space="preserve">Parsed from request XML blobs — :2.9</w:t>
             </w:r>
           </w:p>
         </w:tc>
@@ -6636,7 +7505,7 @@
       <w:tr>
         <w:tc>
           <w:tcPr>
-            <w:tcW w:type="dxa" w:w="1400"/>
+            <w:tcW w:type="dxa" w:w="1200"/>
             <w:tcBorders>
               <w:top w:val="single" w:color="CCCCCC" w:sz="1"/>
               <w:left w:val="single" w:color="CCCCCC" w:sz="1"/>
@@ -6667,7 +7536,7 @@
         </w:tc>
         <w:tc>
           <w:tcPr>
-            <w:tcW w:type="dxa" w:w="2200"/>
+            <w:tcW w:type="dxa" w:w="2600"/>
             <w:tcBorders>
               <w:top w:val="single" w:color="CCCCCC" w:sz="1"/>
               <w:left w:val="single" w:color="CCCCCC" w:sz="1"/>
@@ -6692,13 +7561,13 @@
                 <w:sz w:val="18"/>
                 <w:szCs w:val="18"/>
               </w:rPr>
-              <w:t xml:space="preserve">Resubmission files missing from blob</w:t>
-            </w:r>
-          </w:p>
-        </w:tc>
-        <w:tc>
-          <w:tcPr>
-            <w:tcW w:type="dxa" w:w="3000"/>
+              <w:t xml:space="preserve">Resub files not in blob (root cause 1)</w:t>
+            </w:r>
+          </w:p>
+        </w:tc>
+        <w:tc>
+          <w:tcPr>
+            <w:tcW w:type="dxa" w:w="2800"/>
             <w:tcBorders>
               <w:top w:val="single" w:color="CCCCCC" w:sz="1"/>
               <w:left w:val="single" w:color="CCCCCC" w:sz="1"/>
@@ -6723,7 +7592,7 @@
                 <w:sz w:val="18"/>
                 <w:szCs w:val="18"/>
               </w:rPr>
-              <w:t xml:space="preserve">Blob upload runs before FindnMoveResubmission()</w:t>
+              <w:t xml:space="preserve">Upload inside GetHistoryTxnFileDownload per-batch</w:t>
             </w:r>
           </w:p>
         </w:tc>
@@ -6754,7 +7623,133 @@
                 <w:sz w:val="18"/>
                 <w:szCs w:val="18"/>
               </w:rPr>
-              <w:t xml:space="preserve">Post-move upload scan added in Engine :3.9</w:t>
+              <w:t xml:space="preserve">Moved to main() after all mainsub() calls — :3.9</w:t>
+            </w:r>
+          </w:p>
+        </w:tc>
+      </w:tr>
+      <w:tr>
+        <w:tc>
+          <w:tcPr>
+            <w:tcW w:type="dxa" w:w="1200"/>
+            <w:tcBorders>
+              <w:top w:val="single" w:color="CCCCCC" w:sz="1"/>
+              <w:left w:val="single" w:color="CCCCCC" w:sz="1"/>
+              <w:bottom w:val="single" w:color="CCCCCC" w:sz="1"/>
+              <w:right w:val="single" w:color="CCCCCC" w:sz="1"/>
+            </w:tcBorders>
+            <w:shd w:fill="FFFFFF" w:val="clear"/>
+            <w:tcMar>
+              <w:top w:type="dxa" w:w="80"/>
+              <w:left w:type="dxa" w:w="120"/>
+              <w:bottom w:type="dxa" w:w="80"/>
+              <w:right w:type="dxa" w:w="120"/>
+            </w:tcMar>
+          </w:tcPr>
+          <w:p>
+            <w:r>
+              <w:rPr>
+                <w:rFonts w:ascii="Arial" w:cs="Arial" w:eastAsia="Arial" w:hAnsi="Arial"/>
+                <w:b w:val="false"/>
+                <w:bCs w:val="false"/>
+                <w:color w:val="1A1A2E"/>
+                <w:sz w:val="18"/>
+                <w:szCs w:val="18"/>
+              </w:rPr>
+              <w:t xml:space="preserve">26 Mar</w:t>
+            </w:r>
+          </w:p>
+        </w:tc>
+        <w:tc>
+          <w:tcPr>
+            <w:tcW w:type="dxa" w:w="2600"/>
+            <w:tcBorders>
+              <w:top w:val="single" w:color="CCCCCC" w:sz="1"/>
+              <w:left w:val="single" w:color="CCCCCC" w:sz="1"/>
+              <w:bottom w:val="single" w:color="CCCCCC" w:sz="1"/>
+              <w:right w:val="single" w:color="CCCCCC" w:sz="1"/>
+            </w:tcBorders>
+            <w:shd w:fill="FFFFFF" w:val="clear"/>
+            <w:tcMar>
+              <w:top w:type="dxa" w:w="80"/>
+              <w:left w:type="dxa" w:w="120"/>
+              <w:bottom w:type="dxa" w:w="80"/>
+              <w:right w:type="dxa" w:w="120"/>
+            </w:tcMar>
+          </w:tcPr>
+          <w:p>
+            <w:r>
+              <w:rPr>
+                <w:rFonts w:ascii="Arial" w:cs="Arial" w:eastAsia="Arial" w:hAnsi="Arial"/>
+                <w:b w:val="false"/>
+                <w:bCs w:val="false"/>
+                <w:color w:val="1A1A2E"/>
+                <w:sz w:val="18"/>
+                <w:szCs w:val="18"/>
+              </w:rPr>
+              <w:t xml:space="preserve">Resub files not in blob (root cause 2)</w:t>
+            </w:r>
+          </w:p>
+        </w:tc>
+        <w:tc>
+          <w:tcPr>
+            <w:tcW w:type="dxa" w:w="2800"/>
+            <w:tcBorders>
+              <w:top w:val="single" w:color="CCCCCC" w:sz="1"/>
+              <w:left w:val="single" w:color="CCCCCC" w:sz="1"/>
+              <w:bottom w:val="single" w:color="CCCCCC" w:sz="1"/>
+              <w:right w:val="single" w:color="CCCCCC" w:sz="1"/>
+            </w:tcBorders>
+            <w:shd w:fill="FFFFFF" w:val="clear"/>
+            <w:tcMar>
+              <w:top w:type="dxa" w:w="80"/>
+              <w:left w:type="dxa" w:w="120"/>
+              <w:bottom w:type="dxa" w:w="80"/>
+              <w:right w:type="dxa" w:w="120"/>
+            </w:tcMar>
+          </w:tcPr>
+          <w:p>
+            <w:r>
+              <w:rPr>
+                <w:rFonts w:ascii="Arial" w:cs="Arial" w:eastAsia="Arial" w:hAnsi="Arial"/>
+                <w:b w:val="false"/>
+                <w:bCs w:val="false"/>
+                <w:color w:val="1A1A2E"/>
+                <w:sz w:val="18"/>
+                <w:szCs w:val="18"/>
+              </w:rPr>
+              <w:t xml:space="preserve">Missing global declarations — local vars shadowed globals</w:t>
+            </w:r>
+          </w:p>
+        </w:tc>
+        <w:tc>
+          <w:tcPr>
+            <w:tcW w:type="dxa" w:w="2760"/>
+            <w:tcBorders>
+              <w:top w:val="single" w:color="CCCCCC" w:sz="1"/>
+              <w:left w:val="single" w:color="CCCCCC" w:sz="1"/>
+              <w:bottom w:val="single" w:color="CCCCCC" w:sz="1"/>
+              <w:right w:val="single" w:color="CCCCCC" w:sz="1"/>
+            </w:tcBorders>
+            <w:shd w:fill="FFFFFF" w:val="clear"/>
+            <w:tcMar>
+              <w:top w:type="dxa" w:w="80"/>
+              <w:left w:type="dxa" w:w="120"/>
+              <w:bottom w:type="dxa" w:w="80"/>
+              <w:right w:type="dxa" w:w="120"/>
+            </w:tcMar>
+          </w:tcPr>
+          <w:p>
+            <w:r>
+              <w:rPr>
+                <w:rFonts w:ascii="Arial" w:cs="Arial" w:eastAsia="Arial" w:hAnsi="Arial"/>
+                <w:b w:val="false"/>
+                <w:bCs w:val="false"/>
+                <w:color w:val="1A1A2E"/>
+                <w:sz w:val="18"/>
+                <w:szCs w:val="18"/>
+              </w:rPr>
+              <w:t xml:space="preserve">Added global declarations at line 1612 — :3.9</w:t>
             </w:r>
           </w:p>
         </w:tc>
@@ -6782,7 +7777,7 @@
           <w:sz w:val="30"/>
           <w:szCs w:val="30"/>
         </w:rPr>
-        <w:t xml:space="preserve">5. Dashboard Routes — Full Reference</w:t>
+        <w:t xml:space="preserve">5. Dashboard Routes</w:t>
       </w:r>
     </w:p>
     <w:tbl>
@@ -8826,24 +9821,6 @@
         <w:t xml:space="preserve">6. Blob Storage Layout</w:t>
       </w:r>
     </w:p>
-    <w:p>
-      <w:pPr>
-        <w:spacing w:after="60" w:before="60"/>
-      </w:pPr>
-      <w:r>
-        <w:rPr>
-          <w:rFonts w:ascii="Arial" w:cs="Arial" w:eastAsia="Arial" w:hAnsi="Arial"/>
-          <w:sz w:val="20"/>
-          <w:szCs w:val="20"/>
-        </w:rPr>
-        <w:t xml:space="preserve">Each facility has its own container: claimssync-{facility}</w:t>
-      </w:r>
-    </w:p>
-    <w:p>
-      <w:pPr>
-        <w:spacing w:after="0" w:before="60"/>
-      </w:pPr>
-    </w:p>
     <w:tbl>
       <w:tblPr>
         <w:tblW w:type="dxa" w:w="9360"/>
@@ -8857,9 +9834,9 @@
         </w:tblBorders>
       </w:tblPr>
       <w:tblGrid>
+        <w:gridCol w:w="3200"/>
         <w:gridCol w:w="3000"/>
-        <w:gridCol w:w="3360"/>
-        <w:gridCol w:w="3000"/>
+        <w:gridCol w:w="3160"/>
       </w:tblGrid>
       <w:tr>
         <w:trPr>
@@ -8867,7 +9844,7 @@
         </w:trPr>
         <w:tc>
           <w:tcPr>
-            <w:tcW w:type="dxa" w:w="3000"/>
+            <w:tcW w:type="dxa" w:w="3200"/>
             <w:tcBorders>
               <w:top w:val="single" w:color="CCCCCC" w:sz="1"/>
               <w:left w:val="single" w:color="CCCCCC" w:sz="1"/>
@@ -8898,7 +9875,7 @@
         </w:tc>
         <w:tc>
           <w:tcPr>
-            <w:tcW w:type="dxa" w:w="3360"/>
+            <w:tcW w:type="dxa" w:w="3000"/>
             <w:tcBorders>
               <w:top w:val="single" w:color="CCCCCC" w:sz="1"/>
               <w:left w:val="single" w:color="CCCCCC" w:sz="1"/>
@@ -8929,7 +9906,7 @@
         </w:tc>
         <w:tc>
           <w:tcPr>
-            <w:tcW w:type="dxa" w:w="3000"/>
+            <w:tcW w:type="dxa" w:w="3160"/>
             <w:tcBorders>
               <w:top w:val="single" w:color="CCCCCC" w:sz="1"/>
               <w:left w:val="single" w:color="CCCCCC" w:sz="1"/>
@@ -8954,7 +9931,7 @@
                 <w:sz w:val="18"/>
                 <w:szCs w:val="18"/>
               </w:rPr>
-              <w:t xml:space="preserve">Local Destination (Saleem PC)</w:t>
+              <w:t xml:space="preserve">Saleem PC Destination (Raggr\)</w:t>
             </w:r>
           </w:p>
         </w:tc>
@@ -8962,6 +9939,37 @@
       <w:tr>
         <w:tc>
           <w:tcPr>
+            <w:tcW w:type="dxa" w:w="3200"/>
+            <w:tcBorders>
+              <w:top w:val="single" w:color="CCCCCC" w:sz="1"/>
+              <w:left w:val="single" w:color="CCCCCC" w:sz="1"/>
+              <w:bottom w:val="single" w:color="CCCCCC" w:sz="1"/>
+              <w:right w:val="single" w:color="CCCCCC" w:sz="1"/>
+            </w:tcBorders>
+            <w:shd w:fill="E4F4F4" w:val="clear"/>
+            <w:tcMar>
+              <w:top w:type="dxa" w:w="80"/>
+              <w:left w:type="dxa" w:w="120"/>
+              <w:bottom w:type="dxa" w:w="80"/>
+              <w:right w:type="dxa" w:w="120"/>
+            </w:tcMar>
+          </w:tcPr>
+          <w:p>
+            <w:r>
+              <w:rPr>
+                <w:rFonts w:ascii="Arial" w:cs="Arial" w:eastAsia="Arial" w:hAnsi="Arial"/>
+                <w:b w:val="false"/>
+                <w:bCs w:val="false"/>
+                <w:color w:val="1A1A2E"/>
+                <w:sz w:val="18"/>
+                <w:szCs w:val="18"/>
+              </w:rPr>
+              <w:t xml:space="preserve">claims/</w:t>
+            </w:r>
+          </w:p>
+        </w:tc>
+        <w:tc>
+          <w:tcPr>
             <w:tcW w:type="dxa" w:w="3000"/>
             <w:tcBorders>
               <w:top w:val="single" w:color="CCCCCC" w:sz="1"/>
@@ -8987,13 +9995,13 @@
                 <w:sz w:val="18"/>
                 <w:szCs w:val="18"/>
               </w:rPr>
-              <w:t xml:space="preserve">claims/</w:t>
-            </w:r>
-          </w:p>
-        </w:tc>
-        <w:tc>
-          <w:tcPr>
-            <w:tcW w:type="dxa" w:w="3360"/>
+              <w:t xml:space="preserve">H* claim XML files</w:t>
+            </w:r>
+          </w:p>
+        </w:tc>
+        <w:tc>
+          <w:tcPr>
+            <w:tcW w:type="dxa" w:w="3160"/>
             <w:tcBorders>
               <w:top w:val="single" w:color="CCCCCC" w:sz="1"/>
               <w:left w:val="single" w:color="CCCCCC" w:sz="1"/>
@@ -9018,38 +10026,7 @@
                 <w:sz w:val="18"/>
                 <w:szCs w:val="18"/>
               </w:rPr>
-              <w:t xml:space="preserve">H* claim XML files</w:t>
-            </w:r>
-          </w:p>
-        </w:tc>
-        <w:tc>
-          <w:tcPr>
-            <w:tcW w:type="dxa" w:w="3000"/>
-            <w:tcBorders>
-              <w:top w:val="single" w:color="CCCCCC" w:sz="1"/>
-              <w:left w:val="single" w:color="CCCCCC" w:sz="1"/>
-              <w:bottom w:val="single" w:color="CCCCCC" w:sz="1"/>
-              <w:right w:val="single" w:color="CCCCCC" w:sz="1"/>
-            </w:tcBorders>
-            <w:shd w:fill="E4F4F4" w:val="clear"/>
-            <w:tcMar>
-              <w:top w:type="dxa" w:w="80"/>
-              <w:left w:type="dxa" w:w="120"/>
-              <w:bottom w:type="dxa" w:w="80"/>
-              <w:right w:type="dxa" w:w="120"/>
-            </w:tcMar>
-          </w:tcPr>
-          <w:p>
-            <w:r>
-              <w:rPr>
-                <w:rFonts w:ascii="Arial" w:cs="Arial" w:eastAsia="Arial" w:hAnsi="Arial"/>
-                <w:b w:val="false"/>
-                <w:bCs w:val="false"/>
-                <w:color w:val="1A1A2E"/>
-                <w:sz w:val="18"/>
-                <w:szCs w:val="18"/>
-              </w:rPr>
-              <w:t xml:space="preserve">Raggr\{fac}\claims\</w:t>
+              <w:t xml:space="preserve">\{fac}\claims\</w:t>
             </w:r>
           </w:p>
         </w:tc>
@@ -9057,6 +10034,37 @@
       <w:tr>
         <w:tc>
           <w:tcPr>
+            <w:tcW w:type="dxa" w:w="3200"/>
+            <w:tcBorders>
+              <w:top w:val="single" w:color="CCCCCC" w:sz="1"/>
+              <w:left w:val="single" w:color="CCCCCC" w:sz="1"/>
+              <w:bottom w:val="single" w:color="CCCCCC" w:sz="1"/>
+              <w:right w:val="single" w:color="CCCCCC" w:sz="1"/>
+            </w:tcBorders>
+            <w:shd w:fill="FFFFFF" w:val="clear"/>
+            <w:tcMar>
+              <w:top w:type="dxa" w:w="80"/>
+              <w:left w:type="dxa" w:w="120"/>
+              <w:bottom w:type="dxa" w:w="80"/>
+              <w:right w:type="dxa" w:w="120"/>
+            </w:tcMar>
+          </w:tcPr>
+          <w:p>
+            <w:r>
+              <w:rPr>
+                <w:rFonts w:ascii="Arial" w:cs="Arial" w:eastAsia="Arial" w:hAnsi="Arial"/>
+                <w:b w:val="false"/>
+                <w:bCs w:val="false"/>
+                <w:color w:val="1A1A2E"/>
+                <w:sz w:val="18"/>
+                <w:szCs w:val="18"/>
+              </w:rPr>
+              <w:t xml:space="preserve">remittance/</w:t>
+            </w:r>
+          </w:p>
+        </w:tc>
+        <w:tc>
+          <w:tcPr>
             <w:tcW w:type="dxa" w:w="3000"/>
             <w:tcBorders>
               <w:top w:val="single" w:color="CCCCCC" w:sz="1"/>
@@ -9082,69 +10090,38 @@
                 <w:sz w:val="18"/>
                 <w:szCs w:val="18"/>
               </w:rPr>
-              <w:t xml:space="preserve">remittance/</w:t>
-            </w:r>
-          </w:p>
-        </w:tc>
-        <w:tc>
-          <w:tcPr>
-            <w:tcW w:type="dxa" w:w="3360"/>
-            <w:tcBorders>
-              <w:top w:val="single" w:color="CCCCCC" w:sz="1"/>
-              <w:left w:val="single" w:color="CCCCCC" w:sz="1"/>
-              <w:bottom w:val="single" w:color="CCCCCC" w:sz="1"/>
-              <w:right w:val="single" w:color="CCCCCC" w:sz="1"/>
-            </w:tcBorders>
-            <w:shd w:fill="FFFFFF" w:val="clear"/>
-            <w:tcMar>
-              <w:top w:type="dxa" w:w="80"/>
-              <w:left w:type="dxa" w:w="120"/>
-              <w:bottom w:type="dxa" w:w="80"/>
-              <w:right w:type="dxa" w:w="120"/>
-            </w:tcMar>
-          </w:tcPr>
-          <w:p>
-            <w:r>
-              <w:rPr>
-                <w:rFonts w:ascii="Arial" w:cs="Arial" w:eastAsia="Arial" w:hAnsi="Arial"/>
-                <w:b w:val="false"/>
-                <w:bCs w:val="false"/>
-                <w:color w:val="1A1A2E"/>
-                <w:sz w:val="18"/>
-                <w:szCs w:val="18"/>
-              </w:rPr>
               <w:t xml:space="preserve">RA_* extracted remittance XMLs</w:t>
             </w:r>
           </w:p>
         </w:tc>
         <w:tc>
           <w:tcPr>
-            <w:tcW w:type="dxa" w:w="3000"/>
-            <w:tcBorders>
-              <w:top w:val="single" w:color="CCCCCC" w:sz="1"/>
-              <w:left w:val="single" w:color="CCCCCC" w:sz="1"/>
-              <w:bottom w:val="single" w:color="CCCCCC" w:sz="1"/>
-              <w:right w:val="single" w:color="CCCCCC" w:sz="1"/>
-            </w:tcBorders>
-            <w:shd w:fill="FFFFFF" w:val="clear"/>
-            <w:tcMar>
-              <w:top w:type="dxa" w:w="80"/>
-              <w:left w:type="dxa" w:w="120"/>
-              <w:bottom w:type="dxa" w:w="80"/>
-              <w:right w:type="dxa" w:w="120"/>
-            </w:tcMar>
-          </w:tcPr>
-          <w:p>
-            <w:r>
-              <w:rPr>
-                <w:rFonts w:ascii="Arial" w:cs="Arial" w:eastAsia="Arial" w:hAnsi="Arial"/>
-                <w:b w:val="false"/>
-                <w:bCs w:val="false"/>
-                <w:color w:val="1A1A2E"/>
-                <w:sz w:val="18"/>
-                <w:szCs w:val="18"/>
-              </w:rPr>
-              <w:t xml:space="preserve">Raggr\{fac}\remittance\</w:t>
+            <w:tcW w:type="dxa" w:w="3160"/>
+            <w:tcBorders>
+              <w:top w:val="single" w:color="CCCCCC" w:sz="1"/>
+              <w:left w:val="single" w:color="CCCCCC" w:sz="1"/>
+              <w:bottom w:val="single" w:color="CCCCCC" w:sz="1"/>
+              <w:right w:val="single" w:color="CCCCCC" w:sz="1"/>
+            </w:tcBorders>
+            <w:shd w:fill="FFFFFF" w:val="clear"/>
+            <w:tcMar>
+              <w:top w:type="dxa" w:w="80"/>
+              <w:left w:type="dxa" w:w="120"/>
+              <w:bottom w:type="dxa" w:w="80"/>
+              <w:right w:type="dxa" w:w="120"/>
+            </w:tcMar>
+          </w:tcPr>
+          <w:p>
+            <w:r>
+              <w:rPr>
+                <w:rFonts w:ascii="Arial" w:cs="Arial" w:eastAsia="Arial" w:hAnsi="Arial"/>
+                <w:b w:val="false"/>
+                <w:bCs w:val="false"/>
+                <w:color w:val="1A1A2E"/>
+                <w:sz w:val="18"/>
+                <w:szCs w:val="18"/>
+              </w:rPr>
+              <w:t xml:space="preserve">\{fac}\remittance\</w:t>
             </w:r>
           </w:p>
         </w:tc>
@@ -9152,6 +10129,37 @@
       <w:tr>
         <w:tc>
           <w:tcPr>
+            <w:tcW w:type="dxa" w:w="3200"/>
+            <w:tcBorders>
+              <w:top w:val="single" w:color="CCCCCC" w:sz="1"/>
+              <w:left w:val="single" w:color="CCCCCC" w:sz="1"/>
+              <w:bottom w:val="single" w:color="CCCCCC" w:sz="1"/>
+              <w:right w:val="single" w:color="CCCCCC" w:sz="1"/>
+            </w:tcBorders>
+            <w:shd w:fill="E4F4F4" w:val="clear"/>
+            <w:tcMar>
+              <w:top w:type="dxa" w:w="80"/>
+              <w:left w:type="dxa" w:w="120"/>
+              <w:bottom w:type="dxa" w:w="80"/>
+              <w:right w:type="dxa" w:w="120"/>
+            </w:tcMar>
+          </w:tcPr>
+          <w:p>
+            <w:r>
+              <w:rPr>
+                <w:rFonts w:ascii="Arial" w:cs="Arial" w:eastAsia="Arial" w:hAnsi="Arial"/>
+                <w:b w:val="false"/>
+                <w:bCs w:val="false"/>
+                <w:color w:val="1A1A2E"/>
+                <w:sz w:val="18"/>
+                <w:szCs w:val="18"/>
+              </w:rPr>
+              <w:t xml:space="preserve">resubmission/</w:t>
+            </w:r>
+          </w:p>
+        </w:tc>
+        <w:tc>
+          <w:tcPr>
             <w:tcW w:type="dxa" w:w="3000"/>
             <w:tcBorders>
               <w:top w:val="single" w:color="CCCCCC" w:sz="1"/>
@@ -9177,13 +10185,13 @@
                 <w:sz w:val="18"/>
                 <w:szCs w:val="18"/>
               </w:rPr>
-              <w:t xml:space="preserve">resubmission/</w:t>
-            </w:r>
-          </w:p>
-        </w:tc>
-        <w:tc>
-          <w:tcPr>
-            <w:tcW w:type="dxa" w:w="3360"/>
+              <w:t xml:space="preserve">RSB*/RESUB* resubmission XMLs</w:t>
+            </w:r>
+          </w:p>
+        </w:tc>
+        <w:tc>
+          <w:tcPr>
+            <w:tcW w:type="dxa" w:w="3160"/>
             <w:tcBorders>
               <w:top w:val="single" w:color="CCCCCC" w:sz="1"/>
               <w:left w:val="single" w:color="CCCCCC" w:sz="1"/>
@@ -9208,38 +10216,7 @@
                 <w:sz w:val="18"/>
                 <w:szCs w:val="18"/>
               </w:rPr>
-              <w:t xml:space="preserve">RSB*/RESUB* resubmission XMLs</w:t>
-            </w:r>
-          </w:p>
-        </w:tc>
-        <w:tc>
-          <w:tcPr>
-            <w:tcW w:type="dxa" w:w="3000"/>
-            <w:tcBorders>
-              <w:top w:val="single" w:color="CCCCCC" w:sz="1"/>
-              <w:left w:val="single" w:color="CCCCCC" w:sz="1"/>
-              <w:bottom w:val="single" w:color="CCCCCC" w:sz="1"/>
-              <w:right w:val="single" w:color="CCCCCC" w:sz="1"/>
-            </w:tcBorders>
-            <w:shd w:fill="E4F4F4" w:val="clear"/>
-            <w:tcMar>
-              <w:top w:type="dxa" w:w="80"/>
-              <w:left w:type="dxa" w:w="120"/>
-              <w:bottom w:type="dxa" w:w="80"/>
-              <w:right w:type="dxa" w:w="120"/>
-            </w:tcMar>
-          </w:tcPr>
-          <w:p>
-            <w:r>
-              <w:rPr>
-                <w:rFonts w:ascii="Arial" w:cs="Arial" w:eastAsia="Arial" w:hAnsi="Arial"/>
-                <w:b w:val="false"/>
-                <w:bCs w:val="false"/>
-                <w:color w:val="1A1A2E"/>
-                <w:sz w:val="18"/>
-                <w:szCs w:val="18"/>
-              </w:rPr>
-              <w:t xml:space="preserve">Raggr\{fac}\resubmission\</w:t>
+              <w:t xml:space="preserve">\{fac}\resubmission\</w:t>
             </w:r>
           </w:p>
         </w:tc>
@@ -9247,6 +10224,37 @@
       <w:tr>
         <w:tc>
           <w:tcPr>
+            <w:tcW w:type="dxa" w:w="3200"/>
+            <w:tcBorders>
+              <w:top w:val="single" w:color="CCCCCC" w:sz="1"/>
+              <w:left w:val="single" w:color="CCCCCC" w:sz="1"/>
+              <w:bottom w:val="single" w:color="CCCCCC" w:sz="1"/>
+              <w:right w:val="single" w:color="CCCCCC" w:sz="1"/>
+            </w:tcBorders>
+            <w:shd w:fill="FFFFFF" w:val="clear"/>
+            <w:tcMar>
+              <w:top w:type="dxa" w:w="80"/>
+              <w:left w:type="dxa" w:w="120"/>
+              <w:bottom w:type="dxa" w:w="80"/>
+              <w:right w:type="dxa" w:w="120"/>
+            </w:tcMar>
+          </w:tcPr>
+          <w:p>
+            <w:r>
+              <w:rPr>
+                <w:rFonts w:ascii="Arial" w:cs="Arial" w:eastAsia="Arial" w:hAnsi="Arial"/>
+                <w:b w:val="false"/>
+                <w:bCs w:val="false"/>
+                <w:color w:val="1A1A2E"/>
+                <w:sz w:val="18"/>
+                <w:szCs w:val="18"/>
+              </w:rPr>
+              <w:t xml:space="preserve">search_history/</w:t>
+            </w:r>
+          </w:p>
+        </w:tc>
+        <w:tc>
+          <w:tcPr>
             <w:tcW w:type="dxa" w:w="3000"/>
             <w:tcBorders>
               <w:top w:val="single" w:color="CCCCCC" w:sz="1"/>
@@ -9272,69 +10280,38 @@
                 <w:sz w:val="18"/>
                 <w:szCs w:val="18"/>
               </w:rPr>
-              <w:t xml:space="preserve">search_history/</w:t>
-            </w:r>
-          </w:p>
-        </w:tc>
-        <w:tc>
-          <w:tcPr>
-            <w:tcW w:type="dxa" w:w="3360"/>
-            <w:tcBorders>
-              <w:top w:val="single" w:color="CCCCCC" w:sz="1"/>
-              <w:left w:val="single" w:color="CCCCCC" w:sz="1"/>
-              <w:bottom w:val="single" w:color="CCCCCC" w:sz="1"/>
-              <w:right w:val="single" w:color="CCCCCC" w:sz="1"/>
-            </w:tcBorders>
-            <w:shd w:fill="FFFFFF" w:val="clear"/>
-            <w:tcMar>
-              <w:top w:type="dxa" w:w="80"/>
-              <w:left w:type="dxa" w:w="120"/>
-              <w:bottom w:type="dxa" w:w="80"/>
-              <w:right w:type="dxa" w:w="120"/>
-            </w:tcMar>
-          </w:tcPr>
-          <w:p>
-            <w:r>
-              <w:rPr>
-                <w:rFonts w:ascii="Arial" w:cs="Arial" w:eastAsia="Arial" w:hAnsi="Arial"/>
-                <w:b w:val="false"/>
-                <w:bCs w:val="false"/>
-                <w:color w:val="1A1A2E"/>
-                <w:sz w:val="18"/>
-                <w:szCs w:val="18"/>
-              </w:rPr>
-              <w:t xml:space="preserve">Per-interval request + response SOAP XMLs</w:t>
-            </w:r>
-          </w:p>
-        </w:tc>
-        <w:tc>
-          <w:tcPr>
-            <w:tcW w:type="dxa" w:w="3000"/>
-            <w:tcBorders>
-              <w:top w:val="single" w:color="CCCCCC" w:sz="1"/>
-              <w:left w:val="single" w:color="CCCCCC" w:sz="1"/>
-              <w:bottom w:val="single" w:color="CCCCCC" w:sz="1"/>
-              <w:right w:val="single" w:color="CCCCCC" w:sz="1"/>
-            </w:tcBorders>
-            <w:shd w:fill="FFFFFF" w:val="clear"/>
-            <w:tcMar>
-              <w:top w:type="dxa" w:w="80"/>
-              <w:left w:type="dxa" w:w="120"/>
-              <w:bottom w:type="dxa" w:w="80"/>
-              <w:right w:type="dxa" w:w="120"/>
-            </w:tcMar>
-          </w:tcPr>
-          <w:p>
-            <w:r>
-              <w:rPr>
-                <w:rFonts w:ascii="Arial" w:cs="Arial" w:eastAsia="Arial" w:hAnsi="Arial"/>
-                <w:b w:val="false"/>
-                <w:bCs w:val="false"/>
-                <w:color w:val="1A1A2E"/>
-                <w:sz w:val="18"/>
-                <w:szCs w:val="18"/>
-              </w:rPr>
-              <w:t xml:space="preserve">Raggr\{fac}\ (root — strip prefix)</w:t>
+              <w:t xml:space="preserve">Per-interval SOAP request + response XMLs</w:t>
+            </w:r>
+          </w:p>
+        </w:tc>
+        <w:tc>
+          <w:tcPr>
+            <w:tcW w:type="dxa" w:w="3160"/>
+            <w:tcBorders>
+              <w:top w:val="single" w:color="CCCCCC" w:sz="1"/>
+              <w:left w:val="single" w:color="CCCCCC" w:sz="1"/>
+              <w:bottom w:val="single" w:color="CCCCCC" w:sz="1"/>
+              <w:right w:val="single" w:color="CCCCCC" w:sz="1"/>
+            </w:tcBorders>
+            <w:shd w:fill="FFFFFF" w:val="clear"/>
+            <w:tcMar>
+              <w:top w:type="dxa" w:w="80"/>
+              <w:left w:type="dxa" w:w="120"/>
+              <w:bottom w:type="dxa" w:w="80"/>
+              <w:right w:type="dxa" w:w="120"/>
+            </w:tcMar>
+          </w:tcPr>
+          <w:p>
+            <w:r>
+              <w:rPr>
+                <w:rFonts w:ascii="Arial" w:cs="Arial" w:eastAsia="Arial" w:hAnsi="Arial"/>
+                <w:b w:val="false"/>
+                <w:bCs w:val="false"/>
+                <w:color w:val="1A1A2E"/>
+                <w:sz w:val="18"/>
+                <w:szCs w:val="18"/>
+              </w:rPr>
+              <w:t xml:space="preserve">\{fac}\ (root — prefix stripped)</w:t>
             </w:r>
           </w:p>
         </w:tc>
@@ -9342,6 +10319,37 @@
       <w:tr>
         <w:tc>
           <w:tcPr>
+            <w:tcW w:type="dxa" w:w="3200"/>
+            <w:tcBorders>
+              <w:top w:val="single" w:color="CCCCCC" w:sz="1"/>
+              <w:left w:val="single" w:color="CCCCCC" w:sz="1"/>
+              <w:bottom w:val="single" w:color="CCCCCC" w:sz="1"/>
+              <w:right w:val="single" w:color="CCCCCC" w:sz="1"/>
+            </w:tcBorders>
+            <w:shd w:fill="E4F4F4" w:val="clear"/>
+            <w:tcMar>
+              <w:top w:type="dxa" w:w="80"/>
+              <w:left w:type="dxa" w:w="120"/>
+              <w:bottom w:type="dxa" w:w="80"/>
+              <w:right w:type="dxa" w:w="120"/>
+            </w:tcMar>
+          </w:tcPr>
+          <w:p>
+            <w:r>
+              <w:rPr>
+                <w:rFonts w:ascii="Arial" w:cs="Arial" w:eastAsia="Arial" w:hAnsi="Arial"/>
+                <w:b w:val="false"/>
+                <w:bCs w:val="false"/>
+                <w:color w:val="1A1A2E"/>
+                <w:sz w:val="18"/>
+                <w:szCs w:val="18"/>
+              </w:rPr>
+              <w:t xml:space="preserve">logs/</w:t>
+            </w:r>
+          </w:p>
+        </w:tc>
+        <w:tc>
+          <w:tcPr>
             <w:tcW w:type="dxa" w:w="3000"/>
             <w:tcBorders>
               <w:top w:val="single" w:color="CCCCCC" w:sz="1"/>
@@ -9367,13 +10375,13 @@
                 <w:sz w:val="18"/>
                 <w:szCs w:val="18"/>
               </w:rPr>
-              <w:t xml:space="preserve">logs/</w:t>
-            </w:r>
-          </w:p>
-        </w:tc>
-        <w:tc>
-          <w:tcPr>
-            <w:tcW w:type="dxa" w:w="3360"/>
+              <w:t xml:space="preserve">downloadlog-{FAC}-{ts}.log + .csv per run</w:t>
+            </w:r>
+          </w:p>
+        </w:tc>
+        <w:tc>
+          <w:tcPr>
+            <w:tcW w:type="dxa" w:w="3160"/>
             <w:tcBorders>
               <w:top w:val="single" w:color="CCCCCC" w:sz="1"/>
               <w:left w:val="single" w:color="CCCCCC" w:sz="1"/>
@@ -9398,38 +10406,7 @@
                 <w:sz w:val="18"/>
                 <w:szCs w:val="18"/>
               </w:rPr>
-              <w:t xml:space="preserve">downloadlog-{FAC}-{ts}.log + .csv per run</w:t>
-            </w:r>
-          </w:p>
-        </w:tc>
-        <w:tc>
-          <w:tcPr>
-            <w:tcW w:type="dxa" w:w="3000"/>
-            <w:tcBorders>
-              <w:top w:val="single" w:color="CCCCCC" w:sz="1"/>
-              <w:left w:val="single" w:color="CCCCCC" w:sz="1"/>
-              <w:bottom w:val="single" w:color="CCCCCC" w:sz="1"/>
-              <w:right w:val="single" w:color="CCCCCC" w:sz="1"/>
-            </w:tcBorders>
-            <w:shd w:fill="E4F4F4" w:val="clear"/>
-            <w:tcMar>
-              <w:top w:type="dxa" w:w="80"/>
-              <w:left w:type="dxa" w:w="120"/>
-              <w:bottom w:type="dxa" w:w="80"/>
-              <w:right w:type="dxa" w:w="120"/>
-            </w:tcMar>
-          </w:tcPr>
-          <w:p>
-            <w:r>
-              <w:rPr>
-                <w:rFonts w:ascii="Arial" w:cs="Arial" w:eastAsia="Arial" w:hAnsi="Arial"/>
-                <w:b w:val="false"/>
-                <w:bCs w:val="false"/>
-                <w:color w:val="1A1A2E"/>
-                <w:sz w:val="18"/>
-                <w:szCs w:val="18"/>
-              </w:rPr>
-              <w:t xml:space="preserve">Raggr\{fac}\logs\</w:t>
+              <w:t xml:space="preserve">\{fac}\logs\</w:t>
             </w:r>
           </w:p>
         </w:tc>
@@ -9457,7 +10434,7 @@
           <w:sz w:val="30"/>
           <w:szCs w:val="30"/>
         </w:rPr>
-        <w:t xml:space="preserve">7. Active Facilities</w:t>
+        <w:t xml:space="preserve">7. Facilities</w:t>
       </w:r>
     </w:p>
     <w:tbl>
@@ -9948,7 +10925,7 @@
                 <w:sz w:val="18"/>
                 <w:szCs w:val="18"/>
               </w:rPr>
-              <w:t xml:space="preserve">Onboarded 25 Mar 2026, verified 26 Mar</w:t>
+              <w:t xml:space="preserve">Onboarded 25 Mar, verified 26 Mar</w:t>
             </w:r>
           </w:p>
         </w:tc>
@@ -10120,10 +11097,11 @@
           <w:rFonts w:ascii="Arial" w:cs="Arial" w:eastAsia="Arial" w:hAnsi="Arial"/>
           <w:b/>
           <w:bCs/>
-          <w:sz w:val="20"/>
-          <w:szCs w:val="20"/>
-        </w:rPr>
-        <w:t xml:space="preserve">CRITICAL: All facilities must be under KAARYAA-T1. Engine uses CLAIMSSYNC_TENANT=KAARYAA-T1.</w:t>
+          <w:color w:val="CC0000"/>
+          <w:sz w:val="20"/>
+          <w:szCs w:val="20"/>
+        </w:rPr>
+        <w:t xml:space="preserve">CRITICAL: All facilities must be under KAARYAA-T1 — engine uses CLAIMSSYNC_TENANT=KAARYAA-T1.</w:t>
       </w:r>
     </w:p>
     <w:p>
@@ -12394,7 +13372,7 @@
           <w:sz w:val="30"/>
           <w:szCs w:val="30"/>
         </w:rPr>
-        <w:t xml:space="preserve">9. Roadmap — What's Next</w:t>
+        <w:t xml:space="preserve">9. Roadmap</w:t>
       </w:r>
     </w:p>
     <w:p>
@@ -12411,7 +13389,7 @@
           <w:sz w:val="22"/>
           <w:szCs w:val="22"/>
         </w:rPr>
-        <w:t xml:space="preserve">9.1 Immediate (27 Mar 2026)</w:t>
+        <w:t xml:space="preserve">9.1 Completed Today (26 Mar 2026)</w:t>
       </w:r>
     </w:p>
     <w:p>
@@ -12429,15 +13407,15 @@
           <w:sz w:val="20"/>
           <w:szCs w:val="20"/>
         </w:rPr>
-        <w:t xml:space="preserve">⬜  </w:t>
-      </w:r>
-      <w:r>
-        <w:rPr>
-          <w:rFonts w:ascii="Arial" w:cs="Arial" w:eastAsia="Arial" w:hAnsi="Arial"/>
-          <w:sz w:val="20"/>
-          <w:szCs w:val="20"/>
-        </w:rPr>
-        <w:t xml:space="preserve">Verify 06:00 UAE cron resumes for MF2618 + MF5360 (post tenant fix)</w:t>
+        <w:t xml:space="preserve">✅  </w:t>
+      </w:r>
+      <w:r>
+        <w:rPr>
+          <w:rFonts w:ascii="Arial" w:cs="Arial" w:eastAsia="Arial" w:hAnsi="Arial"/>
+          <w:sz w:val="20"/>
+          <w:szCs w:val="20"/>
+        </w:rPr>
+        <w:t xml:space="preserve">Resubmission blob upload bug fixed — Engine :3.9 — verified 18 files</w:t>
       </w:r>
     </w:p>
     <w:p>
@@ -12455,15 +13433,15 @@
           <w:sz w:val="20"/>
           <w:szCs w:val="20"/>
         </w:rPr>
-        <w:t xml:space="preserve">⬜  </w:t>
-      </w:r>
-      <w:r>
-        <w:rPr>
-          <w:rFonts w:ascii="Arial" w:cs="Arial" w:eastAsia="Arial" w:hAnsi="Arial"/>
-          <w:sz w:val="20"/>
-          <w:szCs w:val="20"/>
-        </w:rPr>
-        <w:t xml:space="preserve">Verify resubmission files appear in blob for MF5360 16 Mar run (Engine :3.9)</w:t>
+        <w:t xml:space="preserve">✅  </w:t>
+      </w:r>
+      <w:r>
+        <w:rPr>
+          <w:rFonts w:ascii="Arial" w:cs="Arial" w:eastAsia="Arial" w:hAnsi="Arial"/>
+          <w:sz w:val="20"/>
+          <w:szCs w:val="20"/>
+        </w:rPr>
+        <w:t xml:space="preserve">Interval FROM/TO columns fixed — API :2.9</w:t>
       </w:r>
     </w:p>
     <w:p>
@@ -12481,37 +13459,15 @@
           <w:sz w:val="20"/>
           <w:szCs w:val="20"/>
         </w:rPr>
-        <w:t xml:space="preserve">⬜  </w:t>
-      </w:r>
-      <w:r>
-        <w:rPr>
-          <w:rFonts w:ascii="Arial" w:cs="Arial" w:eastAsia="Arial" w:hAnsi="Arial"/>
-          <w:sz w:val="20"/>
-          <w:szCs w:val="20"/>
-        </w:rPr>
-        <w:t xml:space="preserve">Investigate Azure cost — PostgreSQL ₹3,578 — check DB SKU</w:t>
-      </w:r>
-    </w:p>
-    <w:p>
-      <w:pPr>
-        <w:spacing w:after="0" w:before="80"/>
-      </w:pPr>
-    </w:p>
-    <w:p>
-      <w:pPr>
-        <w:pStyle w:val="Heading2"/>
-        <w:spacing w:after="80" w:before="240"/>
-      </w:pPr>
-      <w:r>
-        <w:rPr>
-          <w:rFonts w:ascii="Arial" w:cs="Arial" w:eastAsia="Arial" w:hAnsi="Arial"/>
-          <w:b/>
-          <w:bCs/>
-          <w:color w:val="1A1A2E"/>
-          <w:sz w:val="22"/>
-          <w:szCs w:val="22"/>
-        </w:rPr>
-        <w:t xml:space="preserve">9.2 Next Sprint</w:t>
+        <w:t xml:space="preserve">✅  </w:t>
+      </w:r>
+      <w:r>
+        <w:rPr>
+          <w:rFonts w:ascii="Arial" w:cs="Arial" w:eastAsia="Arial" w:hAnsi="Arial"/>
+          <w:sz w:val="20"/>
+          <w:szCs w:val="20"/>
+        </w:rPr>
+        <w:t xml:space="preserve">PostgreSQL cost investigated — already at floor (Standard_B1ms). No further reduction possible.</w:t>
       </w:r>
     </w:p>
     <w:p>
@@ -12529,15 +13485,37 @@
           <w:sz w:val="20"/>
           <w:szCs w:val="20"/>
         </w:rPr>
-        <w:t xml:space="preserve">⬜  </w:t>
-      </w:r>
-      <w:r>
-        <w:rPr>
-          <w:rFonts w:ascii="Arial" w:cs="Arial" w:eastAsia="Arial" w:hAnsi="Arial"/>
-          <w:sz w:val="20"/>
-          <w:szCs w:val="20"/>
-        </w:rPr>
-        <w:t xml:space="preserve">Reporting module — per-facility, date range, CSV export</w:t>
+        <w:t xml:space="preserve">✅  </w:t>
+      </w:r>
+      <w:r>
+        <w:rPr>
+          <w:rFonts w:ascii="Arial" w:cs="Arial" w:eastAsia="Arial" w:hAnsi="Arial"/>
+          <w:sz w:val="20"/>
+          <w:szCs w:val="20"/>
+        </w:rPr>
+        <w:t xml:space="preserve">All three repos synced to GitHub with detailed commit messages</w:t>
+      </w:r>
+    </w:p>
+    <w:p>
+      <w:pPr>
+        <w:spacing w:after="0" w:before="80"/>
+      </w:pPr>
+    </w:p>
+    <w:p>
+      <w:pPr>
+        <w:pStyle w:val="Heading2"/>
+        <w:spacing w:after="80" w:before="240"/>
+      </w:pPr>
+      <w:r>
+        <w:rPr>
+          <w:rFonts w:ascii="Arial" w:cs="Arial" w:eastAsia="Arial" w:hAnsi="Arial"/>
+          <w:b/>
+          <w:bCs/>
+          <w:color w:val="1A1A2E"/>
+          <w:sz w:val="22"/>
+          <w:szCs w:val="22"/>
+        </w:rPr>
+        <w:t xml:space="preserve">9.2 Tomorrow (27 Mar 2026)</w:t>
       </w:r>
     </w:p>
     <w:p>
@@ -12563,7 +13541,29 @@
           <w:sz w:val="20"/>
           <w:szCs w:val="20"/>
         </w:rPr>
-        <w:t xml:space="preserve">Facility self-service portal /facility/* — update credentials, view sync history</w:t>
+        <w:t xml:space="preserve">Verify 06:00 UAE cron resumes for MF2618 + MF5360 (post tenant fix)</w:t>
+      </w:r>
+    </w:p>
+    <w:p>
+      <w:pPr>
+        <w:spacing w:after="0" w:before="80"/>
+      </w:pPr>
+    </w:p>
+    <w:p>
+      <w:pPr>
+        <w:pStyle w:val="Heading2"/>
+        <w:spacing w:after="80" w:before="240"/>
+      </w:pPr>
+      <w:r>
+        <w:rPr>
+          <w:rFonts w:ascii="Arial" w:cs="Arial" w:eastAsia="Arial" w:hAnsi="Arial"/>
+          <w:b/>
+          <w:bCs/>
+          <w:color w:val="1A1A2E"/>
+          <w:sz w:val="22"/>
+          <w:szCs w:val="22"/>
+        </w:rPr>
+        <w:t xml:space="preserve">9.3 Next Sprint</w:t>
       </w:r>
     </w:p>
     <w:p>
@@ -12589,7 +13589,7 @@
           <w:sz w:val="20"/>
           <w:szCs w:val="20"/>
         </w:rPr>
-        <w:t xml:space="preserve">PF2576 activation — 3 KV secrets + DB status + blob container</w:t>
+        <w:t xml:space="preserve">Reporting module — per-facility, date range, CSV export</w:t>
       </w:r>
     </w:p>
     <w:p>
@@ -12615,7 +13615,7 @@
           <w:sz w:val="20"/>
           <w:szCs w:val="20"/>
         </w:rPr>
-        <w:t xml:space="preserve">Per-interval audit logging in DB (sync_run_intervals table)</w:t>
+        <w:t xml:space="preserve">Facility self-service portal /facility/* — only unbuilt route</w:t>
       </w:r>
     </w:p>
     <w:p>
@@ -12641,7 +13641,7 @@
           <w:sz w:val="20"/>
           <w:szCs w:val="20"/>
         </w:rPr>
-        <w:t xml:space="preserve">Multi-tenant access control ADR-002 — JWT-scoped DB filters</w:t>
+        <w:t xml:space="preserve">PF2576 activation — 3 KV secrets + DB status + blob container</w:t>
       </w:r>
     </w:p>
     <w:p>
@@ -12667,7 +13667,7 @@
           <w:sz w:val="20"/>
           <w:szCs w:val="20"/>
         </w:rPr>
-        <w:t xml:space="preserve">XML beautification in interval viewer — syntax highlighting</w:t>
+        <w:t xml:space="preserve">Per-interval audit logging in DB (sync_run_intervals table)</w:t>
       </w:r>
     </w:p>
     <w:p>
@@ -12693,29 +13693,7 @@
           <w:sz w:val="20"/>
           <w:szCs w:val="20"/>
         </w:rPr>
-        <w:t xml:space="preserve">ClaimSync.Cloud custom domain — DNS pointed to Azure</w:t>
-      </w:r>
-    </w:p>
-    <w:p>
-      <w:pPr>
-        <w:spacing w:after="0" w:before="80"/>
-      </w:pPr>
-    </w:p>
-    <w:p>
-      <w:pPr>
-        <w:pStyle w:val="Heading2"/>
-        <w:spacing w:after="80" w:before="240"/>
-      </w:pPr>
-      <w:r>
-        <w:rPr>
-          <w:rFonts w:ascii="Arial" w:cs="Arial" w:eastAsia="Arial" w:hAnsi="Arial"/>
-          <w:b/>
-          <w:bCs/>
-          <w:color w:val="1A1A2E"/>
-          <w:sz w:val="22"/>
-          <w:szCs w:val="22"/>
-        </w:rPr>
-        <w:t xml:space="preserve">9.3 Phase 4 — VNet + Private Endpoints + HA</w:t>
+        <w:t xml:space="preserve">Multi-tenant access control ADR-002 — JWT-scoped DB filters</w:t>
       </w:r>
     </w:p>
     <w:p>
@@ -12741,7 +13719,7 @@
           <w:sz w:val="20"/>
           <w:szCs w:val="20"/>
         </w:rPr>
-        <w:t xml:space="preserve">cae-claimssync-uae-v2 — Dedicated plan, VNet-injected</w:t>
+        <w:t xml:space="preserve">XML beautification in interval viewer — syntax highlighting</w:t>
       </w:r>
     </w:p>
     <w:p>
@@ -12767,7 +13745,29 @@
           <w:sz w:val="20"/>
           <w:szCs w:val="20"/>
         </w:rPr>
-        <w:t xml:space="preserve">Private Endpoints for DB + Blob + KV</w:t>
+        <w:t xml:space="preserve">ClaimSync.Cloud custom domain — DNS pointed to Azure</w:t>
+      </w:r>
+    </w:p>
+    <w:p>
+      <w:pPr>
+        <w:spacing w:after="0" w:before="80"/>
+      </w:pPr>
+    </w:p>
+    <w:p>
+      <w:pPr>
+        <w:pStyle w:val="Heading2"/>
+        <w:spacing w:after="80" w:before="240"/>
+      </w:pPr>
+      <w:r>
+        <w:rPr>
+          <w:rFonts w:ascii="Arial" w:cs="Arial" w:eastAsia="Arial" w:hAnsi="Arial"/>
+          <w:b/>
+          <w:bCs/>
+          <w:color w:val="1A1A2E"/>
+          <w:sz w:val="22"/>
+          <w:szCs w:val="22"/>
+        </w:rPr>
+        <w:t xml:space="preserve">9.4 Phase 4 — VNet + Private Endpoints</w:t>
       </w:r>
     </w:p>
     <w:p>
@@ -12793,7 +13793,7 @@
           <w:sz w:val="20"/>
           <w:szCs w:val="20"/>
         </w:rPr>
-        <w:t xml:space="preserve">DB public access disabled; firewall rules removed</w:t>
+        <w:t xml:space="preserve">cae-claimssync-uae-v2 — Dedicated plan, VNet-injected</w:t>
       </w:r>
     </w:p>
     <w:p>
@@ -12819,29 +13819,7 @@
           <w:sz w:val="20"/>
           <w:szCs w:val="20"/>
         </w:rPr>
-        <w:t xml:space="preserve">Pre-condition: CAE upgrade to Dedicated plan</w:t>
-      </w:r>
-    </w:p>
-    <w:p>
-      <w:pPr>
-        <w:spacing w:after="0" w:before="80"/>
-      </w:pPr>
-    </w:p>
-    <w:p>
-      <w:pPr>
-        <w:pStyle w:val="Heading2"/>
-        <w:spacing w:after="80" w:before="240"/>
-      </w:pPr>
-      <w:r>
-        <w:rPr>
-          <w:rFonts w:ascii="Arial" w:cs="Arial" w:eastAsia="Arial" w:hAnsi="Arial"/>
-          <w:b/>
-          <w:bCs/>
-          <w:color w:val="1A1A2E"/>
-          <w:sz w:val="22"/>
-          <w:szCs w:val="22"/>
-        </w:rPr>
-        <w:t xml:space="preserve">9.4 Phase 5 — Multi-tenant Beta Launch</w:t>
+        <w:t xml:space="preserve">Private Endpoints for DB + Blob + KV — DB public access disabled</w:t>
       </w:r>
     </w:p>
     <w:p>
@@ -12867,7 +13845,29 @@
           <w:sz w:val="20"/>
           <w:szCs w:val="20"/>
         </w:rPr>
-        <w:t xml:space="preserve">Reseller self-service onboarding, billing hooks, SLA monitoring</w:t>
+        <w:t xml:space="preserve">VNet consolidation — will also reduce Virtual Network cost (currently ₹862/mo)</w:t>
+      </w:r>
+    </w:p>
+    <w:p>
+      <w:pPr>
+        <w:spacing w:after="0" w:before="80"/>
+      </w:pPr>
+    </w:p>
+    <w:p>
+      <w:pPr>
+        <w:pStyle w:val="Heading2"/>
+        <w:spacing w:after="80" w:before="240"/>
+      </w:pPr>
+      <w:r>
+        <w:rPr>
+          <w:rFonts w:ascii="Arial" w:cs="Arial" w:eastAsia="Arial" w:hAnsi="Arial"/>
+          <w:b/>
+          <w:bCs/>
+          <w:color w:val="1A1A2E"/>
+          <w:sz w:val="22"/>
+          <w:szCs w:val="22"/>
+        </w:rPr>
+        <w:t xml:space="preserve">9.5 Phase 5 — Beta Launch</w:t>
       </w:r>
     </w:p>
     <w:p>
@@ -12893,7 +13893,7 @@
           <w:sz w:val="20"/>
           <w:szCs w:val="20"/>
         </w:rPr>
-        <w:t xml:space="preserve">Custom domain + SSL</w:t>
+        <w:t xml:space="preserve">Reseller self-service, billing hooks, SLA monitoring, custom domain + SSL</w:t>
       </w:r>
     </w:p>
     <w:p>
@@ -12941,7 +13941,7 @@
           <w:sz w:val="22"/>
           <w:szCs w:val="22"/>
         </w:rPr>
-        <w:t xml:space="preserve">9.5 Phase 6 — GenAI Intelligence Layer</w:t>
+        <w:t xml:space="preserve">9.6 Phase 6 — GenAI Intelligence Layer</w:t>
       </w:r>
     </w:p>
     <w:tbl>
@@ -13149,7 +14149,7 @@
                 <w:sz w:val="18"/>
                 <w:szCs w:val="18"/>
               </w:rPr>
-              <w:t xml:space="preserve">Top rejection reasons per payer per month</w:t>
+              <w:t xml:space="preserve">Top rejection reasons per payer/month</w:t>
             </w:r>
           </w:p>
         </w:tc>
@@ -13403,7 +14403,7 @@
                 <w:sz w:val="18"/>
                 <w:szCs w:val="18"/>
               </w:rPr>
-              <w:t xml:space="preserve">LLM over SQL/API</w:t>
+              <w:t xml:space="preserve">LLM over SQL</w:t>
             </w:r>
           </w:p>
         </w:tc>
@@ -13498,7 +14498,7 @@
                 <w:sz w:val="18"/>
                 <w:szCs w:val="18"/>
               </w:rPr>
-              <w:t xml:space="preserve">ML + Azure Monitor alerts</w:t>
+              <w:t xml:space="preserve">ML + Azure Monitor</w:t>
             </w:r>
           </w:p>
         </w:tc>
@@ -13529,7 +14529,7 @@
                 <w:sz w:val="18"/>
                 <w:szCs w:val="18"/>
               </w:rPr>
-              <w:t xml:space="preserve">Volume drop = facility issue; spike = payer batch</w:t>
+              <w:t xml:space="preserve">Volume drop = facility issue</w:t>
             </w:r>
           </w:p>
         </w:tc>
@@ -13624,7 +14624,7 @@
                 <w:sz w:val="18"/>
                 <w:szCs w:val="18"/>
               </w:rPr>
-              <w:t xml:space="preserve">Zero-touch monitoring for Saleem &amp; facilities</w:t>
+              <w:t xml:space="preserve">Zero-touch monitoring for Saleem</w:t>
             </w:r>
           </w:p>
         </w:tc>
@@ -13742,7 +14742,7 @@
           <w:sz w:val="20"/>
           <w:szCs w:val="20"/>
         </w:rPr>
-        <w:t xml:space="preserve">Container App Job secret — db-dsn is a manual secret in the Job, not a KV reference. Update via az containerapp job secret set</w:t>
+        <w:t xml:space="preserve">Container App Job secret — db-dsn is a manual secret in the Job, NOT a KV reference</w:t>
       </w:r>
     </w:p>
     <w:p>
@@ -13778,7 +14778,7 @@
           <w:sz w:val="20"/>
           <w:szCs w:val="20"/>
         </w:rPr>
-        <w:t xml:space="preserve">trigger_type constraint — sync_run_log allows scheduled|manual|api only, not adhoc</w:t>
+        <w:t xml:space="preserve">trigger_type constraint — sync_run_log allows scheduled|manual|api only</w:t>
       </w:r>
     </w:p>
     <w:p>
@@ -13814,7 +14814,7 @@
           <w:sz w:val="20"/>
           <w:szCs w:val="20"/>
         </w:rPr>
-        <w:t xml:space="preserve">Resubmission order — FindnMoveResubmission() → strip attachments → blob upload</w:t>
+        <w:t xml:space="preserve">Resubmission order — FindnMoveResubmission() → strip attachments → blob upload in main()</w:t>
       </w:r>
     </w:p>
     <w:p>
@@ -13832,7 +14832,7 @@
           <w:sz w:val="20"/>
           <w:szCs w:val="20"/>
         </w:rPr>
-        <w:t xml:space="preserve">Code protection — .py source never on Saleem PC; PyInstaller exe only</w:t>
+        <w:t xml:space="preserve">PostgreSQL cost floor — Standard_B1ms is the cheapest managed SKU in UAE North</w:t>
       </w:r>
     </w:p>
     <w:p>
@@ -13850,7 +14850,7 @@
           <w:sz w:val="20"/>
           <w:szCs w:val="20"/>
         </w:rPr>
-        <w:t xml:space="preserve">Deployment discipline — Saleem production sign-off before every push</w:t>
+        <w:t xml:space="preserve">Code protection — .py source never on Saleem PC; PyInstaller exe only</w:t>
       </w:r>
     </w:p>
     <w:p>
@@ -13868,7 +14868,7 @@
           <w:sz w:val="20"/>
           <w:szCs w:val="20"/>
         </w:rPr>
-        <w:t xml:space="preserve">PGPASSWORD for psql — never inline ! passwords in bash</w:t>
+        <w:t xml:space="preserve">Deployment discipline — Saleem sign-off before every production push</w:t>
       </w:r>
     </w:p>
     <w:p>
@@ -14630,7 +15630,7 @@
         <w:sz w:val="16"/>
         <w:szCs w:val="16"/>
       </w:rPr>
-      <w:t xml:space="preserve">Confidential — Kaaryaa GenAI Solutions   |   26 March 2026 (EOD)   |   Page </w:t>
+      <w:t xml:space="preserve">Confidential — Kaaryaa GenAI Solutions   |   26 March 2026 (Final EOD)   |   Page </w:t>
     </w:r>
     <w:r>
       <w:rPr>
